--- a/08-传感器电路/12-其他传感器电路/接近开关电路/接近开关电路.docx
+++ b/08-传感器电路/12-其他传感器电路/接近开关电路/接近开关电路.docx
@@ -2390,6 +2390,20 @@
     </w:p>
     <w:bookmarkEnd w:id="26"/>
     <w:bookmarkEnd w:id="27"/>
+    <w:p>
+      <w:pPr>
+        <w:spacing w:before="360"/>
+        <w:jc w:val="center"/>
+      </w:pPr>
+      <w:r>
+        <w:rPr>
+          <w:rFonts w:ascii="Times New Roman" w:hAnsi="Times New Roman"/>
+          <w:color w:val="555555"/>
+          <w:sz w:val="21"/>
+        </w:rPr>
+        <w:t>材料收集者：杜文杰</w:t>
+      </w:r>
+    </w:p>
     <w:sectPr>
       <w:headerReference r:id="rId9" w:type="default"/>
       <w:footerReference r:id="rId10" w:type="default"/>

--- a/08-传感器电路/12-其他传感器电路/接近开关电路/接近开关电路.docx
+++ b/08-传感器电路/12-其他传感器电路/接近开关电路/接近开关电路.docx
@@ -1,6 +1,6 @@
 
 <file path=word/document.xml><?xml version="1.0" encoding="utf-8"?>
-<w:document xmlns:w="http://schemas.openxmlformats.org/wordprocessingml/2006/main" xmlns:m="http://schemas.openxmlformats.org/officeDocument/2006/math" xmlns:r="http://schemas.openxmlformats.org/officeDocument/2006/relationships" xmlns:o="urn:schemas-microsoft-com:office:office" xmlns:v="urn:schemas-microsoft-com:vml" xmlns:w10="urn:schemas-microsoft-com:office:word" xmlns:a="http://schemas.openxmlformats.org/drawingml/2006/main" xmlns:pic="http://schemas.openxmlformats.org/drawingml/2006/picture" xmlns:wp="http://schemas.openxmlformats.org/drawingml/2006/wordprocessingDrawing">
+<w:document xmlns:m="http://schemas.openxmlformats.org/officeDocument/2006/math" xmlns:r="http://schemas.openxmlformats.org/officeDocument/2006/relationships" xmlns:w="http://schemas.openxmlformats.org/wordprocessingml/2006/main" xmlns:o="urn:schemas-microsoft-com:office:office" xmlns:v="urn:schemas-microsoft-com:vml" xmlns:w10="urn:schemas-microsoft-com:office:word" xmlns:a="http://schemas.openxmlformats.org/drawingml/2006/main" xmlns:pic="http://schemas.openxmlformats.org/drawingml/2006/picture" xmlns:wp="http://schemas.openxmlformats.org/drawingml/2006/wordprocessingDrawing">
   <w:body>
     <w:bookmarkStart w:id="27" w:name="接近开关电路"/>
     <w:p>
@@ -9,7 +9,7 @@
       </w:pPr>
       <w:r>
         <w:rPr>
-          <w:rFonts w:hint="eastAsia"/>
+          <w:rFonts w:hint="eastAsia" w:eastAsia="黑体"/>
         </w:rPr>
         <w:t xml:space="preserve">接近开关电路</w:t>
       </w:r>
@@ -21,7 +21,7 @@
       </w:pPr>
       <w:r>
         <w:rPr>
-          <w:rFonts w:hint="eastAsia"/>
+          <w:rFonts w:hint="eastAsia" w:eastAsia="黑体"/>
         </w:rPr>
         <w:t xml:space="preserve">拓扑描述</w:t>
       </w:r>
@@ -32,16 +32,19 @@
       </w:pPr>
       <w:r>
         <w:rPr>
-          <w:rFonts w:hint="eastAsia"/>
+          <w:rFonts w:hint="eastAsia" w:eastAsia="黑体"/>
         </w:rPr>
         <w:t xml:space="preserve">由</w:t>
       </w:r>
       <w:r>
+        <w:rPr>
+          <w:rFonts w:eastAsia="黑体"/>
+        </w:rPr>
         <w:t xml:space="preserve"> </w:t>
       </w:r>
       <w:r>
         <w:rPr>
-          <w:rFonts w:hint="eastAsia"/>
+          <w:rFonts w:hint="eastAsia" w:eastAsia="黑体"/>
           <w:b/>
           <w:bCs/>
         </w:rPr>
@@ -49,6 +52,7 @@
       </w:r>
       <w:r>
         <w:rPr>
+          <w:rFonts w:eastAsia="黑体"/>
           <w:b/>
           <w:bCs/>
         </w:rPr>
@@ -61,6 +65,7 @@
       </m:oMath>
       <w:r>
         <w:rPr>
+          <w:rFonts w:eastAsia="黑体"/>
           <w:b/>
           <w:bCs/>
         </w:rPr>
@@ -68,7 +73,7 @@
       </w:r>
       <w:r>
         <w:rPr>
-          <w:rFonts w:hint="eastAsia"/>
+          <w:rFonts w:hint="eastAsia" w:eastAsia="黑体"/>
           <w:b/>
           <w:bCs/>
         </w:rPr>
@@ -76,6 +81,7 @@
       </w:r>
       <w:r>
         <w:rPr>
+          <w:rFonts w:eastAsia="黑体"/>
           <w:b/>
           <w:bCs/>
         </w:rPr>
@@ -88,18 +94,21 @@
       </m:oMath>
       <w:r>
         <w:rPr>
-          <w:rFonts w:hint="eastAsia"/>
+          <w:rFonts w:hint="eastAsia" w:eastAsia="黑体"/>
           <w:b/>
           <w:bCs/>
         </w:rPr>
         <w:t xml:space="preserve">，或电容式电极、光电对管、霍尔元件）</w:t>
       </w:r>
       <w:r>
+        <w:rPr>
+          <w:rFonts w:eastAsia="黑体"/>
+        </w:rPr>
         <w:t xml:space="preserve">、</w:t>
       </w:r>
       <w:r>
         <w:rPr>
-          <w:rFonts w:hint="eastAsia"/>
+          <w:rFonts w:hint="eastAsia" w:eastAsia="黑体"/>
           <w:b/>
           <w:bCs/>
         </w:rPr>
@@ -107,6 +116,7 @@
       </w:r>
       <w:r>
         <w:rPr>
+          <w:rFonts w:eastAsia="黑体"/>
           <w:b/>
           <w:bCs/>
         </w:rPr>
@@ -134,18 +144,21 @@
       </m:oMath>
       <w:r>
         <w:rPr>
-          <w:rFonts w:hint="eastAsia"/>
+          <w:rFonts w:hint="eastAsia" w:eastAsia="黑体"/>
           <w:b/>
           <w:bCs/>
         </w:rPr>
         <w:t xml:space="preserve">）</w:t>
       </w:r>
       <w:r>
+        <w:rPr>
+          <w:rFonts w:eastAsia="黑体"/>
+        </w:rPr>
         <w:t xml:space="preserve">、</w:t>
       </w:r>
       <w:r>
         <w:rPr>
-          <w:rFonts w:hint="eastAsia"/>
+          <w:rFonts w:hint="eastAsia" w:eastAsia="黑体"/>
           <w:b/>
           <w:bCs/>
         </w:rPr>
@@ -153,6 +166,7 @@
       </w:r>
       <w:r>
         <w:rPr>
+          <w:rFonts w:eastAsia="黑体"/>
           <w:b/>
           <w:bCs/>
         </w:rPr>
@@ -165,7 +179,7 @@
       </m:oMath>
       <w:r>
         <w:rPr>
-          <w:rFonts w:hint="eastAsia"/>
+          <w:rFonts w:hint="eastAsia" w:eastAsia="黑体"/>
           <w:b/>
           <w:bCs/>
         </w:rPr>
@@ -173,6 +187,7 @@
       </w:r>
       <w:r>
         <w:rPr>
+          <w:rFonts w:eastAsia="黑体"/>
           <w:b/>
           <w:bCs/>
         </w:rPr>
@@ -194,7 +209,7 @@
       </m:oMath>
       <w:r>
         <w:rPr>
-          <w:rFonts w:hint="eastAsia"/>
+          <w:rFonts w:hint="eastAsia" w:eastAsia="黑体"/>
           <w:b/>
           <w:bCs/>
         </w:rPr>
@@ -202,6 +217,7 @@
       </w:r>
       <w:r>
         <w:rPr>
+          <w:rFonts w:eastAsia="黑体"/>
           <w:b/>
           <w:bCs/>
         </w:rPr>
@@ -209,7 +225,7 @@
       </w:r>
       <w:r>
         <w:rPr>
-          <w:rFonts w:hint="eastAsia"/>
+          <w:rFonts w:hint="eastAsia" w:eastAsia="黑体"/>
           <w:b/>
           <w:bCs/>
         </w:rPr>
@@ -217,6 +233,7 @@
       </w:r>
       <w:r>
         <w:rPr>
+          <w:rFonts w:eastAsia="黑体"/>
           <w:b/>
           <w:bCs/>
         </w:rPr>
@@ -256,27 +273,33 @@
       </m:oMath>
       <w:r>
         <w:rPr>
-          <w:rFonts w:hint="eastAsia"/>
+          <w:rFonts w:hint="eastAsia" w:eastAsia="黑体"/>
           <w:b/>
           <w:bCs/>
         </w:rPr>
         <w:t xml:space="preserve">）</w:t>
       </w:r>
       <w:r>
+        <w:rPr>
+          <w:rFonts w:eastAsia="黑体"/>
+        </w:rPr>
         <w:t xml:space="preserve"> </w:t>
       </w:r>
       <w:r>
         <w:rPr>
-          <w:rFonts w:hint="eastAsia"/>
+          <w:rFonts w:hint="eastAsia" w:eastAsia="黑体"/>
         </w:rPr>
         <w:t xml:space="preserve">与</w:t>
       </w:r>
       <w:r>
+        <w:rPr>
+          <w:rFonts w:eastAsia="黑体"/>
+        </w:rPr>
         <w:t xml:space="preserve"> </w:t>
       </w:r>
       <w:r>
         <w:rPr>
-          <w:rFonts w:hint="eastAsia"/>
+          <w:rFonts w:hint="eastAsia" w:eastAsia="黑体"/>
           <w:b/>
           <w:bCs/>
         </w:rPr>
@@ -284,6 +307,7 @@
       </w:r>
       <w:r>
         <w:rPr>
+          <w:rFonts w:eastAsia="黑体"/>
           <w:b/>
           <w:bCs/>
         </w:rPr>
@@ -291,7 +315,7 @@
       </w:r>
       <w:r>
         <w:rPr>
-          <w:rFonts w:hint="eastAsia"/>
+          <w:rFonts w:hint="eastAsia" w:eastAsia="黑体"/>
           <w:b/>
           <w:bCs/>
         </w:rPr>
@@ -299,6 +323,7 @@
       </w:r>
       <w:r>
         <w:rPr>
+          <w:rFonts w:eastAsia="黑体"/>
           <w:b/>
           <w:bCs/>
         </w:rPr>
@@ -320,7 +345,7 @@
       </m:oMath>
       <w:r>
         <w:rPr>
-          <w:rFonts w:hint="eastAsia"/>
+          <w:rFonts w:hint="eastAsia" w:eastAsia="黑体"/>
           <w:b/>
           <w:bCs/>
         </w:rPr>
@@ -328,6 +353,7 @@
       </w:r>
       <w:r>
         <w:rPr>
+          <w:rFonts w:eastAsia="黑体"/>
           <w:b/>
           <w:bCs/>
         </w:rPr>
@@ -349,33 +375,39 @@
       </m:oMath>
       <w:r>
         <w:rPr>
-          <w:rFonts w:hint="eastAsia"/>
+          <w:rFonts w:hint="eastAsia" w:eastAsia="黑体"/>
           <w:b/>
           <w:bCs/>
         </w:rPr>
         <w:t xml:space="preserve">）</w:t>
       </w:r>
       <w:r>
+        <w:rPr>
+          <w:rFonts w:eastAsia="黑体"/>
+        </w:rPr>
         <w:t xml:space="preserve"> </w:t>
       </w:r>
       <w:r>
         <w:rPr>
-          <w:rFonts w:hint="eastAsia"/>
+          <w:rFonts w:hint="eastAsia" w:eastAsia="黑体"/>
         </w:rPr>
         <w:t xml:space="preserve">组成。电路共有</w:t>
       </w:r>
       <w:r>
+        <w:rPr>
+          <w:rFonts w:eastAsia="黑体"/>
+        </w:rPr>
         <w:t xml:space="preserve"> 5 </w:t>
       </w:r>
       <w:r>
         <w:rPr>
-          <w:rFonts w:hint="eastAsia"/>
+          <w:rFonts w:hint="eastAsia" w:eastAsia="黑体"/>
         </w:rPr>
         <w:t xml:space="preserve">个关键节点：</w:t>
       </w:r>
       <w:r>
         <w:rPr>
-          <w:rFonts w:hint="eastAsia"/>
+          <w:rFonts w:hint="eastAsia" w:eastAsia="黑体"/>
           <w:b/>
           <w:bCs/>
         </w:rPr>
@@ -383,6 +415,7 @@
       </w:r>
       <w:r>
         <w:rPr>
+          <w:rFonts w:eastAsia="黑体"/>
           <w:b/>
           <w:bCs/>
         </w:rPr>
@@ -390,7 +423,7 @@
       </w:r>
       <w:r>
         <w:rPr>
-          <w:rFonts w:hint="eastAsia"/>
+          <w:rFonts w:hint="eastAsia" w:eastAsia="黑体"/>
           <w:b/>
           <w:bCs/>
         </w:rPr>
@@ -398,7 +431,7 @@
       </w:r>
       <w:r>
         <w:rPr>
-          <w:rFonts w:hint="eastAsia"/>
+          <w:rFonts w:hint="eastAsia" w:eastAsia="黑体"/>
         </w:rPr>
         <w:t xml:space="preserve">（</w:t>
       </w:r>
@@ -408,15 +441,21 @@
         </m:r>
       </m:oMath>
       <w:r>
+        <w:rPr>
+          <w:rFonts w:eastAsia="黑体"/>
+        </w:rPr>
         <w:t xml:space="preserve"> </w:t>
       </w:r>
       <w:r>
         <w:rPr>
-          <w:rFonts w:hint="eastAsia"/>
+          <w:rFonts w:hint="eastAsia" w:eastAsia="黑体"/>
         </w:rPr>
         <w:t xml:space="preserve">与</w:t>
       </w:r>
       <w:r>
+        <w:rPr>
+          <w:rFonts w:eastAsia="黑体"/>
+        </w:rPr>
         <w:t xml:space="preserve"> </w:t>
       </w:r>
       <m:oMath>
@@ -425,17 +464,20 @@
         </m:r>
       </m:oMath>
       <w:r>
+        <w:rPr>
+          <w:rFonts w:eastAsia="黑体"/>
+        </w:rPr>
         <w:t xml:space="preserve"> </w:t>
       </w:r>
       <w:r>
         <w:rPr>
-          <w:rFonts w:hint="eastAsia"/>
+          <w:rFonts w:hint="eastAsia" w:eastAsia="黑体"/>
         </w:rPr>
         <w:t xml:space="preserve">并联的谐振回路，为振荡与检测核心）；</w:t>
       </w:r>
       <w:r>
         <w:rPr>
-          <w:rFonts w:hint="eastAsia"/>
+          <w:rFonts w:hint="eastAsia" w:eastAsia="黑体"/>
           <w:b/>
           <w:bCs/>
         </w:rPr>
@@ -443,6 +485,7 @@
       </w:r>
       <w:r>
         <w:rPr>
+          <w:rFonts w:eastAsia="黑体"/>
           <w:b/>
           <w:bCs/>
         </w:rPr>
@@ -450,7 +493,7 @@
       </w:r>
       <w:r>
         <w:rPr>
-          <w:rFonts w:hint="eastAsia"/>
+          <w:rFonts w:hint="eastAsia" w:eastAsia="黑体"/>
           <w:b/>
           <w:bCs/>
         </w:rPr>
@@ -458,11 +501,14 @@
       </w:r>
       <w:r>
         <w:rPr>
-          <w:rFonts w:hint="eastAsia"/>
+          <w:rFonts w:hint="eastAsia" w:eastAsia="黑体"/>
         </w:rPr>
         <w:t xml:space="preserve">（振荡经</w:t>
       </w:r>
       <w:r>
+        <w:rPr>
+          <w:rFonts w:eastAsia="黑体"/>
+        </w:rPr>
         <w:t xml:space="preserve"> </w:t>
       </w:r>
       <m:oMath>
@@ -471,11 +517,14 @@
         </m:r>
       </m:oMath>
       <w:r>
+        <w:rPr>
+          <w:rFonts w:eastAsia="黑体"/>
+        </w:rPr>
         <w:t xml:space="preserve"> </w:t>
       </w:r>
       <w:r>
         <w:rPr>
-          <w:rFonts w:hint="eastAsia"/>
+          <w:rFonts w:hint="eastAsia" w:eastAsia="黑体"/>
         </w:rPr>
         <w:t xml:space="preserve">检波、</w:t>
       </w:r>
@@ -494,17 +543,20 @@
         </m:sSub>
       </m:oMath>
       <w:r>
+        <w:rPr>
+          <w:rFonts w:eastAsia="黑体"/>
+        </w:rPr>
         <w:t xml:space="preserve"> </w:t>
       </w:r>
       <w:r>
         <w:rPr>
-          <w:rFonts w:hint="eastAsia"/>
+          <w:rFonts w:hint="eastAsia" w:eastAsia="黑体"/>
         </w:rPr>
         <w:t xml:space="preserve">滤波后的幅度检测点）；</w:t>
       </w:r>
       <w:r>
         <w:rPr>
-          <w:rFonts w:hint="eastAsia"/>
+          <w:rFonts w:hint="eastAsia" w:eastAsia="黑体"/>
           <w:b/>
           <w:bCs/>
         </w:rPr>
@@ -512,6 +564,7 @@
       </w:r>
       <w:r>
         <w:rPr>
+          <w:rFonts w:eastAsia="黑体"/>
           <w:b/>
           <w:bCs/>
         </w:rPr>
@@ -519,7 +572,7 @@
       </w:r>
       <w:r>
         <w:rPr>
-          <w:rFonts w:hint="eastAsia"/>
+          <w:rFonts w:hint="eastAsia" w:eastAsia="黑体"/>
           <w:b/>
           <w:bCs/>
         </w:rPr>
@@ -527,7 +580,7 @@
       </w:r>
       <w:r>
         <w:rPr>
-          <w:rFonts w:hint="eastAsia"/>
+          <w:rFonts w:hint="eastAsia" w:eastAsia="黑体"/>
         </w:rPr>
         <w:t xml:space="preserve">（</w:t>
       </w:r>
@@ -546,15 +599,21 @@
         </m:sSub>
       </m:oMath>
       <w:r>
+        <w:rPr>
+          <w:rFonts w:eastAsia="黑体"/>
+        </w:rPr>
         <w:t xml:space="preserve"> </w:t>
       </w:r>
       <w:r>
         <w:rPr>
-          <w:rFonts w:hint="eastAsia"/>
+          <w:rFonts w:hint="eastAsia" w:eastAsia="黑体"/>
         </w:rPr>
         <w:t xml:space="preserve">与</w:t>
       </w:r>
       <w:r>
+        <w:rPr>
+          <w:rFonts w:eastAsia="黑体"/>
+        </w:rPr>
         <w:t xml:space="preserve"> </w:t>
       </w:r>
       <m:oMath>
@@ -572,17 +631,20 @@
         </m:sSub>
       </m:oMath>
       <w:r>
+        <w:rPr>
+          <w:rFonts w:eastAsia="黑体"/>
+        </w:rPr>
         <w:t xml:space="preserve"> </w:t>
       </w:r>
       <w:r>
         <w:rPr>
-          <w:rFonts w:hint="eastAsia"/>
+          <w:rFonts w:hint="eastAsia" w:eastAsia="黑体"/>
         </w:rPr>
         <w:t xml:space="preserve">分压给出的比较阈值）；</w:t>
       </w:r>
       <w:r>
         <w:rPr>
-          <w:rFonts w:hint="eastAsia"/>
+          <w:rFonts w:hint="eastAsia" w:eastAsia="黑体"/>
           <w:b/>
           <w:bCs/>
         </w:rPr>
@@ -590,6 +652,7 @@
       </w:r>
       <w:r>
         <w:rPr>
+          <w:rFonts w:eastAsia="黑体"/>
           <w:b/>
           <w:bCs/>
         </w:rPr>
@@ -597,7 +660,7 @@
       </w:r>
       <w:r>
         <w:rPr>
-          <w:rFonts w:hint="eastAsia"/>
+          <w:rFonts w:hint="eastAsia" w:eastAsia="黑体"/>
           <w:b/>
           <w:bCs/>
         </w:rPr>
@@ -605,31 +668,37 @@
       </w:r>
       <w:r>
         <w:rPr>
-          <w:rFonts w:hint="eastAsia"/>
+          <w:rFonts w:hint="eastAsia" w:eastAsia="黑体"/>
         </w:rPr>
         <w:t xml:space="preserve">（A1</w:t>
       </w:r>
       <w:r>
+        <w:rPr>
+          <w:rFonts w:eastAsia="黑体"/>
+        </w:rPr>
         <w:t xml:space="preserve"> </w:t>
       </w:r>
       <w:r>
         <w:rPr>
-          <w:rFonts w:hint="eastAsia"/>
+          <w:rFonts w:hint="eastAsia" w:eastAsia="黑体"/>
         </w:rPr>
         <w:t xml:space="preserve">的输出端</w:t>
       </w:r>
       <w:r>
+        <w:rPr>
+          <w:rFonts w:eastAsia="黑体"/>
+        </w:rPr>
         <w:t xml:space="preserve"> </w:t>
       </w:r>
       <w:r>
         <w:rPr>
-          <w:rFonts w:hint="eastAsia"/>
+          <w:rFonts w:hint="eastAsia" w:eastAsia="黑体"/>
         </w:rPr>
         <w:t xml:space="preserve">OUT，驱动输出开关管）；</w:t>
       </w:r>
       <w:r>
         <w:rPr>
-          <w:rFonts w:hint="eastAsia"/>
+          <w:rFonts w:hint="eastAsia" w:eastAsia="黑体"/>
           <w:b/>
           <w:bCs/>
         </w:rPr>
@@ -637,6 +706,7 @@
       </w:r>
       <w:r>
         <w:rPr>
+          <w:rFonts w:eastAsia="黑体"/>
           <w:b/>
           <w:bCs/>
         </w:rPr>
@@ -644,7 +714,7 @@
       </w:r>
       <w:r>
         <w:rPr>
-          <w:rFonts w:hint="eastAsia"/>
+          <w:rFonts w:hint="eastAsia" w:eastAsia="黑体"/>
           <w:b/>
           <w:bCs/>
         </w:rPr>
@@ -652,11 +722,14 @@
       </w:r>
       <w:r>
         <w:rPr>
-          <w:rFonts w:hint="eastAsia"/>
+          <w:rFonts w:hint="eastAsia" w:eastAsia="黑体"/>
         </w:rPr>
         <w:t xml:space="preserve">（开关管的集电极/漏极经</w:t>
       </w:r>
       <w:r>
+        <w:rPr>
+          <w:rFonts w:eastAsia="黑体"/>
+        </w:rPr>
         <w:t xml:space="preserve"> </w:t>
       </w:r>
       <m:oMath>
@@ -674,11 +747,14 @@
         </m:sSub>
       </m:oMath>
       <w:r>
+        <w:rPr>
+          <w:rFonts w:eastAsia="黑体"/>
+        </w:rPr>
         <w:t xml:space="preserve"> </w:t>
       </w:r>
       <w:r>
         <w:rPr>
-          <w:rFonts w:hint="eastAsia"/>
+          <w:rFonts w:hint="eastAsia" w:eastAsia="黑体"/>
         </w:rPr>
         <w:t xml:space="preserve">上拉，作为开集电极或推挽输出）。</w:t>
       </w:r>
@@ -687,7 +763,7 @@
       <w:pPr/>
       <w:r>
         <w:rPr>
-          <w:rFonts w:hint="eastAsia"/>
+          <w:rFonts w:hint="eastAsia" w:eastAsia="黑体"/>
         </w:rPr>
         <w:t xml:space="preserve">各元件管脚连接：</w:t>
       </w:r>
@@ -698,6 +774,7 @@
       </m:oMath>
       <w:r>
         <w:rPr>
+          <w:rFonts w:eastAsia="黑体"/>
           <w:b/>
           <w:bCs/>
         </w:rPr>
@@ -709,15 +786,21 @@
         </m:r>
       </m:oMath>
       <w:r>
+        <w:rPr>
+          <w:rFonts w:eastAsia="黑体"/>
+        </w:rPr>
         <w:t xml:space="preserve"> </w:t>
       </w:r>
       <w:r>
         <w:rPr>
-          <w:rFonts w:hint="eastAsia"/>
+          <w:rFonts w:hint="eastAsia" w:eastAsia="黑体"/>
         </w:rPr>
         <w:t xml:space="preserve">并联接于节点①，并接</w:t>
       </w:r>
       <w:r>
+        <w:rPr>
+          <w:rFonts w:eastAsia="黑体"/>
+        </w:rPr>
         <w:t xml:space="preserve"> </w:t>
       </w:r>
       <m:oMath>
@@ -741,11 +824,14 @@
         </m:sSub>
       </m:oMath>
       <w:r>
+        <w:rPr>
+          <w:rFonts w:eastAsia="黑体"/>
+        </w:rPr>
         <w:t xml:space="preserve"> </w:t>
       </w:r>
       <w:r>
         <w:rPr>
-          <w:rFonts w:hint="eastAsia"/>
+          <w:rFonts w:hint="eastAsia" w:eastAsia="黑体"/>
         </w:rPr>
         <w:t xml:space="preserve">的调谐端构成振荡；</w:t>
       </w:r>
@@ -770,15 +856,21 @@
         </m:sSub>
       </m:oMath>
       <w:r>
+        <w:rPr>
+          <w:rFonts w:eastAsia="黑体"/>
+        </w:rPr>
         <w:t xml:space="preserve"> </w:t>
       </w:r>
       <w:r>
         <w:rPr>
-          <w:rFonts w:hint="eastAsia"/>
+          <w:rFonts w:hint="eastAsia" w:eastAsia="黑体"/>
         </w:rPr>
         <w:t xml:space="preserve">完成振荡，其输出经</w:t>
       </w:r>
       <w:r>
+        <w:rPr>
+          <w:rFonts w:eastAsia="黑体"/>
+        </w:rPr>
         <w:t xml:space="preserve"> </w:t>
       </w:r>
       <m:oMath>
@@ -787,11 +879,14 @@
         </m:r>
       </m:oMath>
       <w:r>
+        <w:rPr>
+          <w:rFonts w:eastAsia="黑体"/>
+        </w:rPr>
         <w:t xml:space="preserve"> </w:t>
       </w:r>
       <w:r>
         <w:rPr>
-          <w:rFonts w:hint="eastAsia"/>
+          <w:rFonts w:hint="eastAsia" w:eastAsia="黑体"/>
         </w:rPr>
         <w:t xml:space="preserve">整流到检波滤波节点；</w:t>
       </w:r>
@@ -801,11 +896,14 @@
         </m:r>
       </m:oMath>
       <w:r>
+        <w:rPr>
+          <w:rFonts w:eastAsia="黑体"/>
+        </w:rPr>
         <w:t xml:space="preserve"> </w:t>
       </w:r>
       <w:r>
         <w:rPr>
-          <w:rFonts w:hint="eastAsia"/>
+          <w:rFonts w:hint="eastAsia" w:eastAsia="黑体"/>
         </w:rPr>
         <w:t xml:space="preserve">阳极接振荡信号、阴极接节点②；</w:t>
       </w:r>
@@ -824,11 +922,14 @@
         </m:sSub>
       </m:oMath>
       <w:r>
+        <w:rPr>
+          <w:rFonts w:eastAsia="黑体"/>
+        </w:rPr>
         <w:t xml:space="preserve"> </w:t>
       </w:r>
       <w:r>
         <w:rPr>
-          <w:rFonts w:hint="eastAsia"/>
+          <w:rFonts w:hint="eastAsia" w:eastAsia="黑体"/>
         </w:rPr>
         <w:t xml:space="preserve">一端接节点②、另一端接地；</w:t>
       </w:r>
@@ -847,11 +948,14 @@
         </m:sSub>
       </m:oMath>
       <w:r>
+        <w:rPr>
+          <w:rFonts w:eastAsia="黑体"/>
+        </w:rPr>
         <w:t xml:space="preserve"> </w:t>
       </w:r>
       <w:r>
         <w:rPr>
-          <w:rFonts w:hint="eastAsia"/>
+          <w:rFonts w:hint="eastAsia" w:eastAsia="黑体"/>
         </w:rPr>
         <w:t xml:space="preserve">一端接节点③、另一端接地；</w:t>
       </w:r>
@@ -870,96 +974,124 @@
         </m:sSub>
       </m:oMath>
       <w:r>
+        <w:rPr>
+          <w:rFonts w:eastAsia="黑体"/>
+        </w:rPr>
         <w:t xml:space="preserve"> </w:t>
       </w:r>
       <w:r>
         <w:rPr>
-          <w:rFonts w:hint="eastAsia"/>
+          <w:rFonts w:hint="eastAsia" w:eastAsia="黑体"/>
         </w:rPr>
         <w:t xml:space="preserve">一端接节点③、另一端接</w:t>
       </w:r>
       <w:r>
+        <w:rPr>
+          <w:rFonts w:eastAsia="黑体"/>
+        </w:rPr>
         <w:t xml:space="preserve"> </w:t>
       </w:r>
       <w:r>
         <w:rPr>
-          <w:rFonts w:hint="eastAsia"/>
+          <w:rFonts w:hint="eastAsia" w:eastAsia="黑体"/>
         </w:rPr>
         <w:t xml:space="preserve">+VCC；</w:t>
       </w:r>
       <w:r>
         <w:rPr>
+          <w:rFonts w:eastAsia="黑体"/>
           <w:b/>
           <w:bCs/>
         </w:rPr>
         <w:t xml:space="preserve">A1</w:t>
       </w:r>
       <w:r>
+        <w:rPr>
+          <w:rFonts w:eastAsia="黑体"/>
+        </w:rPr>
         <w:t xml:space="preserve"> </w:t>
       </w:r>
       <w:r>
         <w:rPr>
-          <w:rFonts w:hint="eastAsia"/>
+          <w:rFonts w:hint="eastAsia" w:eastAsia="黑体"/>
         </w:rPr>
         <w:t xml:space="preserve">的</w:t>
       </w:r>
       <w:r>
+        <w:rPr>
+          <w:rFonts w:eastAsia="黑体"/>
+        </w:rPr>
         <w:t xml:space="preserve"> IN+ </w:t>
       </w:r>
       <w:r>
         <w:rPr>
-          <w:rFonts w:hint="eastAsia"/>
+          <w:rFonts w:hint="eastAsia" w:eastAsia="黑体"/>
         </w:rPr>
         <w:t xml:space="preserve">接节点②（或节点③，视比较极性）、IN−</w:t>
       </w:r>
       <w:r>
+        <w:rPr>
+          <w:rFonts w:eastAsia="黑体"/>
+        </w:rPr>
         <w:t xml:space="preserve"> </w:t>
       </w:r>
       <w:r>
         <w:rPr>
-          <w:rFonts w:hint="eastAsia"/>
+          <w:rFonts w:hint="eastAsia" w:eastAsia="黑体"/>
         </w:rPr>
         <w:t xml:space="preserve">接节点③（或节点②）、OUT</w:t>
       </w:r>
       <w:r>
+        <w:rPr>
+          <w:rFonts w:eastAsia="黑体"/>
+        </w:rPr>
         <w:t xml:space="preserve"> </w:t>
       </w:r>
       <w:r>
         <w:rPr>
-          <w:rFonts w:hint="eastAsia"/>
+          <w:rFonts w:hint="eastAsia" w:eastAsia="黑体"/>
         </w:rPr>
         <w:t xml:space="preserve">接节点④、正电源脚</w:t>
       </w:r>
       <w:r>
+        <w:rPr>
+          <w:rFonts w:eastAsia="黑体"/>
+        </w:rPr>
         <w:t xml:space="preserve"> V+ </w:t>
       </w:r>
       <w:r>
         <w:rPr>
-          <w:rFonts w:hint="eastAsia"/>
+          <w:rFonts w:hint="eastAsia" w:eastAsia="黑体"/>
         </w:rPr>
         <w:t xml:space="preserve">接</w:t>
       </w:r>
       <w:r>
+        <w:rPr>
+          <w:rFonts w:eastAsia="黑体"/>
+        </w:rPr>
         <w:t xml:space="preserve"> </w:t>
       </w:r>
       <w:r>
         <w:rPr>
-          <w:rFonts w:hint="eastAsia"/>
+          <w:rFonts w:hint="eastAsia" w:eastAsia="黑体"/>
         </w:rPr>
         <w:t xml:space="preserve">+VCC、负电源脚</w:t>
       </w:r>
       <w:r>
+        <w:rPr>
+          <w:rFonts w:eastAsia="黑体"/>
+        </w:rPr>
         <w:t xml:space="preserve"> V− </w:t>
       </w:r>
       <w:r>
         <w:rPr>
-          <w:rFonts w:hint="eastAsia"/>
+          <w:rFonts w:hint="eastAsia" w:eastAsia="黑体"/>
         </w:rPr>
         <w:t xml:space="preserve">接地；</w:t>
       </w:r>
       <w:r>
         <w:rPr>
-          <w:rFonts w:hint="eastAsia"/>
+          <w:rFonts w:hint="eastAsia" w:eastAsia="黑体"/>
           <w:b/>
           <w:bCs/>
         </w:rPr>
@@ -967,6 +1099,7 @@
       </w:r>
       <w:r>
         <w:rPr>
+          <w:rFonts w:eastAsia="黑体"/>
           <w:b/>
           <w:bCs/>
         </w:rPr>
@@ -988,34 +1121,43 @@
       </m:oMath>
       <w:r>
         <w:rPr>
-          <w:rFonts w:hint="eastAsia"/>
+          <w:rFonts w:hint="eastAsia" w:eastAsia="黑体"/>
         </w:rPr>
         <w:t xml:space="preserve">（NPN）的</w:t>
       </w:r>
       <w:r>
+        <w:rPr>
+          <w:rFonts w:eastAsia="黑体"/>
+        </w:rPr>
         <w:t xml:space="preserve"> B </w:t>
       </w:r>
       <w:r>
         <w:rPr>
-          <w:rFonts w:hint="eastAsia"/>
+          <w:rFonts w:hint="eastAsia" w:eastAsia="黑体"/>
         </w:rPr>
         <w:t xml:space="preserve">接节点④、C</w:t>
       </w:r>
       <w:r>
+        <w:rPr>
+          <w:rFonts w:eastAsia="黑体"/>
+        </w:rPr>
         <w:t xml:space="preserve"> </w:t>
       </w:r>
       <w:r>
         <w:rPr>
-          <w:rFonts w:hint="eastAsia"/>
+          <w:rFonts w:hint="eastAsia" w:eastAsia="黑体"/>
         </w:rPr>
         <w:t xml:space="preserve">接节点⑤、E</w:t>
       </w:r>
       <w:r>
+        <w:rPr>
+          <w:rFonts w:eastAsia="黑体"/>
+        </w:rPr>
         <w:t xml:space="preserve"> </w:t>
       </w:r>
       <w:r>
         <w:rPr>
-          <w:rFonts w:hint="eastAsia"/>
+          <w:rFonts w:hint="eastAsia" w:eastAsia="黑体"/>
         </w:rPr>
         <w:t xml:space="preserve">接地；</w:t>
       </w:r>
@@ -1034,20 +1176,26 @@
         </m:sSub>
       </m:oMath>
       <w:r>
+        <w:rPr>
+          <w:rFonts w:eastAsia="黑体"/>
+        </w:rPr>
         <w:t xml:space="preserve"> </w:t>
       </w:r>
       <w:r>
         <w:rPr>
-          <w:rFonts w:hint="eastAsia"/>
+          <w:rFonts w:hint="eastAsia" w:eastAsia="黑体"/>
         </w:rPr>
         <w:t xml:space="preserve">一端接节点⑤、另一端接</w:t>
       </w:r>
       <w:r>
+        <w:rPr>
+          <w:rFonts w:eastAsia="黑体"/>
+        </w:rPr>
         <w:t xml:space="preserve"> </w:t>
       </w:r>
       <w:r>
         <w:rPr>
-          <w:rFonts w:hint="eastAsia"/>
+          <w:rFonts w:hint="eastAsia" w:eastAsia="黑体"/>
         </w:rPr>
         <w:t xml:space="preserve">+VCC，为开集电极输出提供上拉。</w:t>
       </w:r>
@@ -1056,16 +1204,19 @@
       <w:pPr/>
       <w:r>
         <w:rPr>
-          <w:rFonts w:hint="eastAsia"/>
+          <w:rFonts w:hint="eastAsia" w:eastAsia="黑体"/>
         </w:rPr>
         <w:t xml:space="preserve">由此构成”LC</w:t>
       </w:r>
       <w:r>
+        <w:rPr>
+          <w:rFonts w:eastAsia="黑体"/>
+        </w:rPr>
         <w:t xml:space="preserve"> </w:t>
       </w:r>
       <w:r>
         <w:rPr>
-          <w:rFonts w:hint="eastAsia"/>
+          <w:rFonts w:hint="eastAsia" w:eastAsia="黑体"/>
         </w:rPr>
         <w:t xml:space="preserve">振荡器随金属靠近使振荡衰减，检波后与阈值比较，比较器驱动开关管输出”的电感式接近检测组态，输出为开集电极（需上拉）或推挽的开关量；电容式、光电式与磁式只是敏感元件与振荡/检测方式不同，后级比较与输出级一致。</w:t>
       </w:r>
@@ -1078,7 +1229,7 @@
       </w:pPr>
       <w:r>
         <w:rPr>
-          <w:rFonts w:hint="eastAsia"/>
+          <w:rFonts w:hint="eastAsia" w:eastAsia="黑体"/>
         </w:rPr>
         <w:t xml:space="preserve">工作原理</w:t>
       </w:r>
@@ -1089,7 +1240,7 @@
       </w:pPr>
       <w:r>
         <w:rPr>
-          <w:rFonts w:hint="eastAsia"/>
+          <w:rFonts w:hint="eastAsia" w:eastAsia="黑体"/>
         </w:rPr>
         <w:t xml:space="preserve">电感式接近开关靠金属靠近时涡流损耗使振荡衰减甚至停振，据此判接近；电容式靠目标改变电极电容、磁式靠磁体改变霍尔输出、光电式靠反射光。检测到状态变化后通过比较器驱动输出开关管。</w:t>
       </w:r>
@@ -1102,7 +1253,7 @@
       </w:pPr>
       <w:r>
         <w:rPr>
-          <w:rFonts w:hint="eastAsia"/>
+          <w:rFonts w:hint="eastAsia" w:eastAsia="黑体"/>
         </w:rPr>
         <w:t xml:space="preserve">关键计算公式</w:t>
       </w:r>
@@ -1115,11 +1266,14 @@
         </w:numPr>
       </w:pPr>
       <w:r>
+        <w:rPr>
+          <w:rFonts w:eastAsia="黑体"/>
+        </w:rPr>
         <w:t xml:space="preserve">LC </w:t>
       </w:r>
       <w:r>
         <w:rPr>
-          <w:rFonts w:hint="eastAsia"/>
+          <w:rFonts w:hint="eastAsia" w:eastAsia="黑体"/>
         </w:rPr>
         <w:t xml:space="preserve">振荡频率（电感式振荡器）：</w:t>
       </w:r>
@@ -1196,7 +1350,7 @@
       </w:pPr>
       <w:r>
         <w:rPr>
-          <w:rFonts w:hint="eastAsia"/>
+          <w:rFonts w:hint="eastAsia" w:eastAsia="黑体"/>
         </w:rPr>
         <w:t xml:space="preserve">电感变化（金属靠近时）：</w:t>
       </w:r>
@@ -1271,7 +1425,7 @@
       </w:pPr>
       <w:r>
         <w:rPr>
-          <w:rFonts w:hint="eastAsia"/>
+          <w:rFonts w:hint="eastAsia" w:eastAsia="黑体"/>
         </w:rPr>
         <w:t xml:space="preserve">霍尔电压（磁式）：</w:t>
       </w:r>
@@ -1346,7 +1500,7 @@
       </w:pPr>
       <w:r>
         <w:rPr>
-          <w:rFonts w:hint="eastAsia"/>
+          <w:rFonts w:hint="eastAsia" w:eastAsia="黑体"/>
         </w:rPr>
         <w:t xml:space="preserve">开关滞后（滞回阈值差）：</w:t>
       </w:r>
@@ -1446,7 +1600,7 @@
             </w:pPr>
             <w:r>
               <w:rPr>
-                <w:rFonts w:hint="eastAsia"/>
+                <w:rFonts w:hint="eastAsia" w:eastAsia="黑体"/>
               </w:rPr>
               <w:t xml:space="preserve">符号</w:t>
             </w:r>
@@ -1460,7 +1614,7 @@
             </w:pPr>
             <w:r>
               <w:rPr>
-                <w:rFonts w:hint="eastAsia"/>
+                <w:rFonts w:hint="eastAsia" w:eastAsia="黑体"/>
               </w:rPr>
               <w:t xml:space="preserve">含义</w:t>
             </w:r>
@@ -1474,7 +1628,7 @@
             </w:pPr>
             <w:r>
               <w:rPr>
-                <w:rFonts w:hint="eastAsia"/>
+                <w:rFonts w:hint="eastAsia" w:eastAsia="黑体"/>
               </w:rPr>
               <w:t xml:space="preserve">单位</w:t>
             </w:r>
@@ -1503,6 +1657,9 @@
               </m:sSub>
             </m:oMath>
             <w:r>
+              <w:rPr>
+                <w:rFonts w:eastAsia="黑体"/>
+              </w:rPr>
               <w:t xml:space="preserve">​</w:t>
             </w:r>
           </w:p>
@@ -1515,7 +1672,7 @@
             </w:pPr>
             <w:r>
               <w:rPr>
-                <w:rFonts w:hint="eastAsia"/>
+                <w:rFonts w:hint="eastAsia" w:eastAsia="黑体"/>
               </w:rPr>
               <w:t xml:space="preserve">振荡频率</w:t>
             </w:r>
@@ -1528,6 +1685,9 @@
               <w:pStyle w:val="Compact"/>
             </w:pPr>
             <w:r>
+              <w:rPr>
+                <w:rFonts w:eastAsia="黑体"/>
+              </w:rPr>
               <w:t xml:space="preserve">Hz</w:t>
             </w:r>
           </w:p>
@@ -1558,6 +1718,9 @@
               </m:r>
             </m:oMath>
             <w:r>
+              <w:rPr>
+                <w:rFonts w:eastAsia="黑体"/>
+              </w:rPr>
               <w:t xml:space="preserve">​</w:t>
             </w:r>
           </w:p>
@@ -1570,7 +1733,7 @@
             </w:pPr>
             <w:r>
               <w:rPr>
-                <w:rFonts w:hint="eastAsia"/>
+                <w:rFonts w:hint="eastAsia" w:eastAsia="黑体"/>
               </w:rPr>
               <w:t xml:space="preserve">电感、电容</w:t>
             </w:r>
@@ -1583,6 +1746,9 @@
               <w:pStyle w:val="Compact"/>
             </w:pPr>
             <w:r>
+              <w:rPr>
+                <w:rFonts w:eastAsia="黑体"/>
+              </w:rPr>
               <w:t xml:space="preserve">H、F</w:t>
             </w:r>
           </w:p>
@@ -1607,6 +1773,9 @@
               </m:r>
             </m:oMath>
             <w:r>
+              <w:rPr>
+                <w:rFonts w:eastAsia="黑体"/>
+              </w:rPr>
               <w:t xml:space="preserve">​</w:t>
             </w:r>
           </w:p>
@@ -1619,7 +1788,7 @@
             </w:pPr>
             <w:r>
               <w:rPr>
-                <w:rFonts w:hint="eastAsia"/>
+                <w:rFonts w:hint="eastAsia" w:eastAsia="黑体"/>
               </w:rPr>
               <w:t xml:space="preserve">电感变化量</w:t>
             </w:r>
@@ -1632,6 +1801,9 @@
               <w:pStyle w:val="Compact"/>
             </w:pPr>
             <w:r>
+              <w:rPr>
+                <w:rFonts w:eastAsia="黑体"/>
+              </w:rPr>
               <w:t xml:space="preserve">H</w:t>
             </w:r>
           </w:p>
@@ -1659,6 +1831,9 @@
               </m:sSub>
             </m:oMath>
             <w:r>
+              <w:rPr>
+                <w:rFonts w:eastAsia="黑体"/>
+              </w:rPr>
               <w:t xml:space="preserve">​</w:t>
             </w:r>
           </w:p>
@@ -1671,7 +1846,7 @@
             </w:pPr>
             <w:r>
               <w:rPr>
-                <w:rFonts w:hint="eastAsia"/>
+                <w:rFonts w:hint="eastAsia" w:eastAsia="黑体"/>
               </w:rPr>
               <w:t xml:space="preserve">霍尔电压</w:t>
             </w:r>
@@ -1684,6 +1859,9 @@
               <w:pStyle w:val="Compact"/>
             </w:pPr>
             <w:r>
+              <w:rPr>
+                <w:rFonts w:eastAsia="黑体"/>
+              </w:rPr>
               <w:t xml:space="preserve">V</w:t>
             </w:r>
           </w:p>
@@ -1714,6 +1892,9 @@
               </m:sSub>
             </m:oMath>
             <w:r>
+              <w:rPr>
+                <w:rFonts w:eastAsia="黑体"/>
+              </w:rPr>
               <w:t xml:space="preserve">​</w:t>
             </w:r>
           </w:p>
@@ -1726,7 +1907,7 @@
             </w:pPr>
             <w:r>
               <w:rPr>
-                <w:rFonts w:hint="eastAsia"/>
+                <w:rFonts w:hint="eastAsia" w:eastAsia="黑体"/>
               </w:rPr>
               <w:t xml:space="preserve">滞回电压</w:t>
             </w:r>
@@ -1739,6 +1920,9 @@
               <w:pStyle w:val="Compact"/>
             </w:pPr>
             <w:r>
+              <w:rPr>
+                <w:rFonts w:eastAsia="黑体"/>
+              </w:rPr>
               <w:t xml:space="preserve">V</w:t>
             </w:r>
           </w:p>
@@ -1787,6 +1971,9 @@
               </m:sSub>
             </m:oMath>
             <w:r>
+              <w:rPr>
+                <w:rFonts w:eastAsia="黑体"/>
+              </w:rPr>
               <w:t xml:space="preserve">​</w:t>
             </w:r>
           </w:p>
@@ -1799,7 +1986,7 @@
             </w:pPr>
             <w:r>
               <w:rPr>
-                <w:rFonts w:hint="eastAsia"/>
+                <w:rFonts w:hint="eastAsia" w:eastAsia="黑体"/>
               </w:rPr>
               <w:t xml:space="preserve">上、下阈值</w:t>
             </w:r>
@@ -1812,6 +1999,9 @@
               <w:pStyle w:val="Compact"/>
             </w:pPr>
             <w:r>
+              <w:rPr>
+                <w:rFonts w:eastAsia="黑体"/>
+              </w:rPr>
               <w:t xml:space="preserve">V</w:t>
             </w:r>
           </w:p>
@@ -1826,7 +2016,7 @@
       </w:pPr>
       <w:r>
         <w:rPr>
-          <w:rFonts w:hint="eastAsia"/>
+          <w:rFonts w:hint="eastAsia" w:eastAsia="黑体"/>
         </w:rPr>
         <w:t xml:space="preserve">元件调整影响</w:t>
       </w:r>
@@ -1841,21 +2031,27 @@
       </w:pPr>
       <w:r>
         <w:rPr>
-          <w:rFonts w:hint="eastAsia"/>
+          <w:rFonts w:hint="eastAsia" w:eastAsia="黑体"/>
           <w:b/>
           <w:bCs/>
         </w:rPr>
         <w:t xml:space="preserve">振荡线圈电感/品质因数提高</w:t>
       </w:r>
       <w:r>
+        <w:rPr>
+          <w:rFonts w:eastAsia="黑体"/>
+        </w:rPr>
         <w:t xml:space="preserve"> </w:t>
       </w:r>
       <w:r>
+        <w:rPr>
+          <w:rFonts w:eastAsia="黑体"/>
+        </w:rPr>
         <w:t xml:space="preserve">→ </w:t>
       </w:r>
       <w:r>
         <w:rPr>
-          <w:rFonts w:hint="eastAsia"/>
+          <w:rFonts w:hint="eastAsia" w:eastAsia="黑体"/>
         </w:rPr>
         <w:t xml:space="preserve">检测距离增大，但易受环境金属干扰。</w:t>
       </w:r>
@@ -1870,21 +2066,27 @@
       </w:pPr>
       <w:r>
         <w:rPr>
-          <w:rFonts w:hint="eastAsia"/>
+          <w:rFonts w:hint="eastAsia" w:eastAsia="黑体"/>
           <w:b/>
           <w:bCs/>
         </w:rPr>
         <w:t xml:space="preserve">检测阈值调整</w:t>
       </w:r>
       <w:r>
+        <w:rPr>
+          <w:rFonts w:eastAsia="黑体"/>
+        </w:rPr>
         <w:t xml:space="preserve"> </w:t>
       </w:r>
       <w:r>
+        <w:rPr>
+          <w:rFonts w:eastAsia="黑体"/>
+        </w:rPr>
         <w:t xml:space="preserve">→ </w:t>
       </w:r>
       <w:r>
         <w:rPr>
-          <w:rFonts w:hint="eastAsia"/>
+          <w:rFonts w:hint="eastAsia" w:eastAsia="黑体"/>
         </w:rPr>
         <w:t xml:space="preserve">灵敏度与误触发之间的折中。</w:t>
       </w:r>
@@ -1899,7 +2101,7 @@
       </w:pPr>
       <w:r>
         <w:rPr>
-          <w:rFonts w:hint="eastAsia"/>
+          <w:rFonts w:hint="eastAsia" w:eastAsia="黑体"/>
           <w:b/>
           <w:bCs/>
         </w:rPr>
@@ -1907,6 +2109,7 @@
       </w:r>
       <w:r>
         <w:rPr>
+          <w:rFonts w:eastAsia="黑体"/>
           <w:b/>
           <w:bCs/>
         </w:rPr>
@@ -1930,14 +2133,20 @@
         </m:sSub>
       </m:oMath>
       <w:r>
+        <w:rPr>
+          <w:rFonts w:eastAsia="黑体"/>
+        </w:rPr>
         <w:t xml:space="preserve"> </w:t>
       </w:r>
       <w:r>
+        <w:rPr>
+          <w:rFonts w:eastAsia="黑体"/>
+        </w:rPr>
         <w:t xml:space="preserve">→ </w:t>
       </w:r>
       <w:r>
         <w:rPr>
-          <w:rFonts w:hint="eastAsia"/>
+          <w:rFonts w:hint="eastAsia" w:eastAsia="黑体"/>
         </w:rPr>
         <w:t xml:space="preserve">抗抖动增强，但检测回差增大。</w:t>
       </w:r>
@@ -1952,21 +2161,27 @@
       </w:pPr>
       <w:r>
         <w:rPr>
-          <w:rFonts w:hint="eastAsia"/>
+          <w:rFonts w:hint="eastAsia" w:eastAsia="黑体"/>
           <w:b/>
           <w:bCs/>
         </w:rPr>
         <w:t xml:space="preserve">输出管驱动能力提高</w:t>
       </w:r>
       <w:r>
+        <w:rPr>
+          <w:rFonts w:eastAsia="黑体"/>
+        </w:rPr>
         <w:t xml:space="preserve"> </w:t>
       </w:r>
       <w:r>
+        <w:rPr>
+          <w:rFonts w:eastAsia="黑体"/>
+        </w:rPr>
         <w:t xml:space="preserve">→ </w:t>
       </w:r>
       <w:r>
         <w:rPr>
-          <w:rFonts w:hint="eastAsia"/>
+          <w:rFonts w:hint="eastAsia" w:eastAsia="黑体"/>
         </w:rPr>
         <w:t xml:space="preserve">可直接驱动更大负载。</w:t>
       </w:r>
@@ -1979,7 +2194,7 @@
       </w:pPr>
       <w:r>
         <w:rPr>
-          <w:rFonts w:hint="eastAsia"/>
+          <w:rFonts w:hint="eastAsia" w:eastAsia="黑体"/>
         </w:rPr>
         <w:t xml:space="preserve">典型参数示例</w:t>
       </w:r>
@@ -1994,11 +2209,14 @@
       </w:pPr>
       <w:r>
         <w:rPr>
-          <w:rFonts w:hint="eastAsia"/>
+          <w:rFonts w:hint="eastAsia" w:eastAsia="黑体"/>
         </w:rPr>
         <w:t xml:space="preserve">电感式振荡取</w:t>
       </w:r>
       <w:r>
+        <w:rPr>
+          <w:rFonts w:eastAsia="黑体"/>
+        </w:rPr>
         <w:t xml:space="preserve"> </w:t>
       </w:r>
       <m:oMath>
@@ -2029,6 +2247,9 @@
         </m:r>
       </m:oMath>
       <w:r>
+        <w:rPr>
+          <w:rFonts w:eastAsia="黑体"/>
+        </w:rPr>
         <w:t xml:space="preserve">、</w:t>
       </w:r>
       <m:oMath>
@@ -2057,7 +2278,7 @@
       </m:oMath>
       <w:r>
         <w:rPr>
-          <w:rFonts w:hint="eastAsia"/>
+          <w:rFonts w:hint="eastAsia" w:eastAsia="黑体"/>
         </w:rPr>
         <w:t xml:space="preserve">：</w:t>
       </w:r>
@@ -2178,6 +2399,9 @@
         </m:r>
       </m:oMath>
       <w:r>
+        <w:rPr>
+          <w:rFonts w:eastAsia="黑体"/>
+        </w:rPr>
         <w:t xml:space="preserve">。</w:t>
       </w:r>
     </w:p>
@@ -2191,7 +2415,7 @@
       </w:pPr>
       <w:r>
         <w:rPr>
-          <w:rFonts w:hint="eastAsia"/>
+          <w:rFonts w:hint="eastAsia" w:eastAsia="黑体"/>
         </w:rPr>
         <w:t xml:space="preserve">金属靠近使线圈电感下降，振荡幅度减小到阈值以下时输出翻转。</w:t>
       </w:r>
@@ -2204,7 +2428,7 @@
       </w:pPr>
       <w:r>
         <w:rPr>
-          <w:rFonts w:hint="eastAsia"/>
+          <w:rFonts w:hint="eastAsia" w:eastAsia="黑体"/>
         </w:rPr>
         <w:t xml:space="preserve">常见器件型号</w:t>
       </w:r>
@@ -2219,7 +2443,7 @@
       </w:pPr>
       <w:r>
         <w:rPr>
-          <w:rFonts w:hint="eastAsia"/>
+          <w:rFonts w:hint="eastAsia" w:eastAsia="黑体"/>
         </w:rPr>
         <w:t xml:space="preserve">集成接近开关芯片：TCA505、LDC1612（电感数字转换）。</w:t>
       </w:r>
@@ -2234,7 +2458,7 @@
       </w:pPr>
       <w:r>
         <w:rPr>
-          <w:rFonts w:hint="eastAsia"/>
+          <w:rFonts w:hint="eastAsia" w:eastAsia="黑体"/>
         </w:rPr>
         <w:t xml:space="preserve">霍尔：A3144；电位输出比较器：LM393。</w:t>
       </w:r>
@@ -2249,7 +2473,7 @@
       </w:pPr>
       <w:r>
         <w:rPr>
-          <w:rFonts w:hint="eastAsia"/>
+          <w:rFonts w:hint="eastAsia" w:eastAsia="黑体"/>
         </w:rPr>
         <w:t xml:space="preserve">成品电感/电容式接近开关：常用：按需选型。</w:t>
       </w:r>
@@ -2262,7 +2486,7 @@
       </w:pPr>
       <w:r>
         <w:rPr>
-          <w:rFonts w:hint="eastAsia"/>
+          <w:rFonts w:hint="eastAsia" w:eastAsia="黑体"/>
         </w:rPr>
         <w:t xml:space="preserve">注意事项</w:t>
       </w:r>
@@ -2277,7 +2501,7 @@
       </w:pPr>
       <w:r>
         <w:rPr>
-          <w:rFonts w:hint="eastAsia"/>
+          <w:rFonts w:hint="eastAsia" w:eastAsia="黑体"/>
         </w:rPr>
         <w:t xml:space="preserve">电感式只对金属有效，检测距离随金属材质（铁/铝/铜）显著变化。</w:t>
       </w:r>
@@ -2292,7 +2516,7 @@
       </w:pPr>
       <w:r>
         <w:rPr>
-          <w:rFonts w:hint="eastAsia"/>
+          <w:rFonts w:hint="eastAsia" w:eastAsia="黑体"/>
         </w:rPr>
         <w:t xml:space="preserve">需设滞回防止目标停留在检测边界的频繁抖动。</w:t>
       </w:r>
@@ -2307,25 +2531,31 @@
       </w:pPr>
       <w:r>
         <w:rPr>
-          <w:rFonts w:hint="eastAsia"/>
+          <w:rFonts w:hint="eastAsia" w:eastAsia="黑体"/>
         </w:rPr>
         <w:t xml:space="preserve">输出级多为开集电极，需上拉电阻并根据</w:t>
       </w:r>
       <w:r>
+        <w:rPr>
+          <w:rFonts w:eastAsia="黑体"/>
+        </w:rPr>
         <w:t xml:space="preserve"> </w:t>
       </w:r>
       <w:r>
         <w:rPr>
-          <w:rFonts w:hint="eastAsia"/>
+          <w:rFonts w:hint="eastAsia" w:eastAsia="黑体"/>
         </w:rPr>
         <w:t xml:space="preserve">PLC/负载配置</w:t>
       </w:r>
       <w:r>
+        <w:rPr>
+          <w:rFonts w:eastAsia="黑体"/>
+        </w:rPr>
         <w:t xml:space="preserve"> NPN/PNP </w:t>
       </w:r>
       <w:r>
         <w:rPr>
-          <w:rFonts w:hint="eastAsia"/>
+          <w:rFonts w:hint="eastAsia" w:eastAsia="黑体"/>
         </w:rPr>
         <w:t xml:space="preserve">类型。</w:t>
       </w:r>
@@ -2338,7 +2568,7 @@
       </w:pPr>
       <w:r>
         <w:rPr>
-          <w:rFonts w:hint="eastAsia"/>
+          <w:rFonts w:hint="eastAsia" w:eastAsia="黑体"/>
         </w:rPr>
         <w:t xml:space="preserve">参考资料</w:t>
       </w:r>
@@ -2352,6 +2582,9 @@
         </w:numPr>
       </w:pPr>
       <w:r>
+        <w:rPr>
+          <w:rFonts w:eastAsia="黑体"/>
+        </w:rPr>
         <w:t xml:space="preserve">Wikipedia: Proximity sensor / Inductive sensor。</w:t>
       </w:r>
     </w:p>
@@ -2364,11 +2597,14 @@
         </w:numPr>
       </w:pPr>
       <w:r>
+        <w:rPr>
+          <w:rFonts w:eastAsia="黑体"/>
+        </w:rPr>
         <w:t xml:space="preserve">TI LDC1612 </w:t>
       </w:r>
       <w:r>
         <w:rPr>
-          <w:rFonts w:hint="eastAsia"/>
+          <w:rFonts w:hint="eastAsia" w:eastAsia="黑体"/>
         </w:rPr>
         <w:t xml:space="preserve">数据手册。</w:t>
       </w:r>
@@ -2383,7 +2619,7 @@
       </w:pPr>
       <w:r>
         <w:rPr>
-          <w:rFonts w:hint="eastAsia"/>
+          <w:rFonts w:hint="eastAsia" w:eastAsia="黑体"/>
         </w:rPr>
         <w:t xml:space="preserve">《传感器与检测技术》教材。</w:t>
       </w:r>
@@ -2397,11 +2633,11 @@
       </w:pPr>
       <w:r>
         <w:rPr>
-          <w:rFonts w:ascii="Times New Roman" w:hAnsi="Times New Roman"/>
+          <w:rFonts w:ascii="Times New Roman" w:hAnsi="Times New Roman" w:eastAsia="黑体"/>
           <w:color w:val="555555"/>
           <w:sz w:val="21"/>
         </w:rPr>
-        <w:t>材料收集者：杜文杰</w:t>
+        <w:t>材料收集者：杜文杰，WX手机：19519196569，QQ:3478827729</w:t>
       </w:r>
     </w:p>
     <w:sectPr>
@@ -2421,7 +2657,7 @@
 </file>
 
 <file path=word/footer1.xml><?xml version="1.0" encoding="utf-8"?>
-<w:ftr xmlns:m="http://schemas.openxmlformats.org/officeDocument/2006/math" xmlns:mc="http://schemas.openxmlformats.org/markup-compatibility/2006" xmlns:mo="http://schemas.microsoft.com/office/mac/office/2008/main" xmlns:mv="urn:schemas-microsoft-com:mac:vml" xmlns:o="urn:schemas-microsoft-com:office:office" xmlns:r="http://schemas.openxmlformats.org/officeDocument/2006/relationships" xmlns:v="urn:schemas-microsoft-com:vml" xmlns:w10="urn:schemas-microsoft-com:office:word" xmlns:w14="http://schemas.microsoft.com/office/word/2010/wordml" xmlns:w="http://schemas.openxmlformats.org/wordprocessingml/2006/main" xmlns:wne="http://schemas.microsoft.com/office/word/2006/wordml" xmlns:wp14="http://schemas.microsoft.com/office/word/2010/wordprocessingDrawing" xmlns:wp="http://schemas.openxmlformats.org/drawingml/2006/wordprocessingDrawing" xmlns:wpc="http://schemas.microsoft.com/office/word/2010/wordprocessingCanvas" xmlns:wpg="http://schemas.microsoft.com/office/word/2010/wordprocessingGroup" xmlns:wpi="http://schemas.microsoft.com/office/word/2010/wordprocessingInk" xmlns:wps="http://schemas.microsoft.com/office/word/2010/wordprocessingShape" mc:Ignorable="w14 wp14">
+<w:ftr xmlns:mc="http://schemas.openxmlformats.org/markup-compatibility/2006" xmlns:w="http://schemas.openxmlformats.org/wordprocessingml/2006/main" xmlns:m="http://schemas.openxmlformats.org/officeDocument/2006/math" xmlns:mo="http://schemas.microsoft.com/office/mac/office/2008/main" xmlns:mv="urn:schemas-microsoft-com:mac:vml" xmlns:o="urn:schemas-microsoft-com:office:office" xmlns:r="http://schemas.openxmlformats.org/officeDocument/2006/relationships" xmlns:v="urn:schemas-microsoft-com:vml" xmlns:w10="urn:schemas-microsoft-com:office:word" xmlns:w14="http://schemas.microsoft.com/office/word/2010/wordml" xmlns:wne="http://schemas.microsoft.com/office/word/2006/wordml" xmlns:wp14="http://schemas.microsoft.com/office/word/2010/wordprocessingDrawing" xmlns:wp="http://schemas.openxmlformats.org/drawingml/2006/wordprocessingDrawing" xmlns:wpc="http://schemas.microsoft.com/office/word/2010/wordprocessingCanvas" xmlns:wpg="http://schemas.microsoft.com/office/word/2010/wordprocessingGroup" xmlns:wpi="http://schemas.microsoft.com/office/word/2010/wordprocessingInk" xmlns:wps="http://schemas.microsoft.com/office/word/2010/wordprocessingShape" mc:Ignorable="w14 wp14">
   <w:p>
     <w:pPr>
       <w:pStyle w:val="Footer"/>
@@ -2429,12 +2665,14 @@
     </w:pPr>
     <w:r>
       <w:rPr>
+        <w:rFonts w:eastAsia="黑体"/>
         <w:sz w:val="18"/>
       </w:rPr>
       <w:t xml:space="preserve">第 </w:t>
     </w:r>
     <w:r>
       <w:rPr>
+        <w:rFonts w:eastAsia="黑体"/>
         <w:sz w:val="18"/>
       </w:rPr>
       <w:fldChar w:fldCharType="begin"/>
@@ -2443,6 +2681,7 @@
     </w:r>
     <w:r>
       <w:rPr>
+        <w:rFonts w:eastAsia="黑体"/>
         <w:sz w:val="18"/>
       </w:rPr>
       <w:t xml:space="preserve"> 页</w:t>
@@ -2456,6 +2695,9 @@
   <w:footnote w:type="continuationSeparator" w:id="0">
     <w:p>
       <w:r>
+        <w:rPr>
+          <w:rFonts w:eastAsia="黑体"/>
+        </w:rPr>
         <w:continuationSeparator/>
       </w:r>
     </w:p>
@@ -2463,6 +2705,9 @@
   <w:footnote w:type="separator" w:id="-1">
     <w:p>
       <w:r>
+        <w:rPr>
+          <w:rFonts w:eastAsia="黑体"/>
+        </w:rPr>
         <w:separator/>
       </w:r>
     </w:p>
@@ -2471,7 +2716,7 @@
 </file>
 
 <file path=word/header1.xml><?xml version="1.0" encoding="utf-8"?>
-<w:hdr xmlns:m="http://schemas.openxmlformats.org/officeDocument/2006/math" xmlns:mc="http://schemas.openxmlformats.org/markup-compatibility/2006" xmlns:mo="http://schemas.microsoft.com/office/mac/office/2008/main" xmlns:mv="urn:schemas-microsoft-com:mac:vml" xmlns:o="urn:schemas-microsoft-com:office:office" xmlns:r="http://schemas.openxmlformats.org/officeDocument/2006/relationships" xmlns:v="urn:schemas-microsoft-com:vml" xmlns:w10="urn:schemas-microsoft-com:office:word" xmlns:w14="http://schemas.microsoft.com/office/word/2010/wordml" xmlns:w="http://schemas.openxmlformats.org/wordprocessingml/2006/main" xmlns:wne="http://schemas.microsoft.com/office/word/2006/wordml" xmlns:wp14="http://schemas.microsoft.com/office/word/2010/wordprocessingDrawing" xmlns:wp="http://schemas.openxmlformats.org/drawingml/2006/wordprocessingDrawing" xmlns:wpc="http://schemas.microsoft.com/office/word/2010/wordprocessingCanvas" xmlns:wpg="http://schemas.microsoft.com/office/word/2010/wordprocessingGroup" xmlns:wpi="http://schemas.microsoft.com/office/word/2010/wordprocessingInk" xmlns:wps="http://schemas.microsoft.com/office/word/2010/wordprocessingShape" mc:Ignorable="w14 wp14">
+<w:hdr xmlns:mc="http://schemas.openxmlformats.org/markup-compatibility/2006" xmlns:w="http://schemas.openxmlformats.org/wordprocessingml/2006/main" xmlns:m="http://schemas.openxmlformats.org/officeDocument/2006/math" xmlns:mo="http://schemas.microsoft.com/office/mac/office/2008/main" xmlns:mv="urn:schemas-microsoft-com:mac:vml" xmlns:o="urn:schemas-microsoft-com:office:office" xmlns:r="http://schemas.openxmlformats.org/officeDocument/2006/relationships" xmlns:v="urn:schemas-microsoft-com:vml" xmlns:w10="urn:schemas-microsoft-com:office:word" xmlns:w14="http://schemas.microsoft.com/office/word/2010/wordml" xmlns:wne="http://schemas.microsoft.com/office/word/2006/wordml" xmlns:wp14="http://schemas.microsoft.com/office/word/2010/wordprocessingDrawing" xmlns:wp="http://schemas.openxmlformats.org/drawingml/2006/wordprocessingDrawing" xmlns:wpc="http://schemas.microsoft.com/office/word/2010/wordprocessingCanvas" xmlns:wpg="http://schemas.microsoft.com/office/word/2010/wordprocessingGroup" xmlns:wpi="http://schemas.microsoft.com/office/word/2010/wordprocessingInk" xmlns:wps="http://schemas.microsoft.com/office/word/2010/wordprocessingShape" mc:Ignorable="w14 wp14">
   <w:p>
     <w:pPr>
       <w:pStyle w:val="Header"/>
@@ -2479,7 +2724,7 @@
     </w:pPr>
     <w:r>
       <w:rPr>
-        <w:rFonts w:ascii="Times New Roman" w:hAnsi="Times New Roman"/>
+        <w:rFonts w:ascii="Times New Roman" w:hAnsi="Times New Roman" w:eastAsia="黑体"/>
         <w:sz w:val="18"/>
         <w:rFonts w:eastAsia="黑体"/>
         <w:rFonts w:eastAsia="黑体"/>
@@ -2491,7 +2736,7 @@
 </file>
 
 <file path=word/numbering.xml><?xml version="1.0" encoding="utf-8"?>
-<w:numbering xmlns:m="http://schemas.openxmlformats.org/officeDocument/2006/math" xmlns:mc="http://schemas.openxmlformats.org/markup-compatibility/2006" xmlns:mo="http://schemas.microsoft.com/office/mac/office/2008/main" xmlns:mv="urn:schemas-microsoft-com:mac:vml" xmlns:o="urn:schemas-microsoft-com:office:office" xmlns:r="http://schemas.openxmlformats.org/officeDocument/2006/relationships" xmlns:v="urn:schemas-microsoft-com:vml" xmlns:w="http://schemas.openxmlformats.org/wordprocessingml/2006/main" xmlns:w10="urn:schemas-microsoft-com:office:word" xmlns:w14="http://schemas.microsoft.com/office/word/2010/wordml" xmlns:wne="http://schemas.microsoft.com/office/word/2006/wordml" xmlns:wp="http://schemas.openxmlformats.org/drawingml/2006/wordprocessingDrawing" xmlns:wp14="http://schemas.microsoft.com/office/word/2010/wordprocessingDrawing" xmlns:wpc="http://schemas.microsoft.com/office/word/2010/wordprocessingCanvas" xmlns:wpg="http://schemas.microsoft.com/office/word/2010/wordprocessingGroup" xmlns:wpi="http://schemas.microsoft.com/office/word/2010/wordprocessingInk" xmlns:wps="http://schemas.microsoft.com/office/word/2010/wordprocessingShape" mc:Ignorable="w14 wp14">
+<w:numbering xmlns:mc="http://schemas.openxmlformats.org/markup-compatibility/2006" xmlns:w="http://schemas.openxmlformats.org/wordprocessingml/2006/main" xmlns:m="http://schemas.openxmlformats.org/officeDocument/2006/math" xmlns:mo="http://schemas.microsoft.com/office/mac/office/2008/main" xmlns:mv="urn:schemas-microsoft-com:mac:vml" xmlns:o="urn:schemas-microsoft-com:office:office" xmlns:r="http://schemas.openxmlformats.org/officeDocument/2006/relationships" xmlns:v="urn:schemas-microsoft-com:vml" xmlns:w10="urn:schemas-microsoft-com:office:word" xmlns:w14="http://schemas.microsoft.com/office/word/2010/wordml" xmlns:wne="http://schemas.microsoft.com/office/word/2006/wordml" xmlns:wp="http://schemas.openxmlformats.org/drawingml/2006/wordprocessingDrawing" xmlns:wp14="http://schemas.microsoft.com/office/word/2010/wordprocessingDrawing" xmlns:wpc="http://schemas.microsoft.com/office/word/2010/wordprocessingCanvas" xmlns:wpg="http://schemas.microsoft.com/office/word/2010/wordprocessingGroup" xmlns:wpi="http://schemas.microsoft.com/office/word/2010/wordprocessingInk" xmlns:wps="http://schemas.microsoft.com/office/word/2010/wordprocessingShape" mc:Ignorable="w14 wp14">
   <w:abstractNum w:abstractNumId="0">
     <w:nsid w:val="FFFFFF7C"/>
     <w:multiLevelType w:val="singleLevel"/>
@@ -2578,7 +2823,7 @@
         <w:ind w:hanging="360" w:left="1440"/>
       </w:pPr>
       <w:rPr>
-        <w:rFonts w:ascii="Symbol" w:hAnsi="Symbol" w:hint="default"/>
+        <w:rFonts w:ascii="Symbol" w:hAnsi="Symbol" w:hint="default" w:eastAsia="黑体"/>
       </w:rPr>
     </w:lvl>
   </w:abstractNum>
@@ -2599,7 +2844,7 @@
         <w:ind w:hanging="360" w:left="1080"/>
       </w:pPr>
       <w:rPr>
-        <w:rFonts w:ascii="Symbol" w:hAnsi="Symbol" w:hint="default"/>
+        <w:rFonts w:ascii="Symbol" w:hAnsi="Symbol" w:hint="default" w:eastAsia="黑体"/>
       </w:rPr>
     </w:lvl>
   </w:abstractNum>
@@ -2620,7 +2865,7 @@
         <w:ind w:hanging="360" w:left="720"/>
       </w:pPr>
       <w:rPr>
-        <w:rFonts w:ascii="Symbol" w:hAnsi="Symbol" w:hint="default"/>
+        <w:rFonts w:ascii="Symbol" w:hAnsi="Symbol" w:hint="default" w:eastAsia="黑体"/>
       </w:rPr>
     </w:lvl>
   </w:abstractNum>
@@ -2659,7 +2904,7 @@
         <w:ind w:hanging="360" w:left="360"/>
       </w:pPr>
       <w:rPr>
-        <w:rFonts w:ascii="Symbol" w:hAnsi="Symbol" w:hint="default"/>
+        <w:rFonts w:ascii="Symbol" w:hAnsi="Symbol" w:hint="default" w:eastAsia="黑体"/>
       </w:rPr>
     </w:lvl>
   </w:abstractNum>
@@ -2750,7 +2995,7 @@
         <w:ind w:left="720" w:hanging="360"/>
       </w:pPr>
       <w:rPr>
-        <w:rFonts w:ascii="Symbol" w:hAnsi="Symbol" w:cs="Symbol" w:hint="default"/>
+        <w:rFonts w:ascii="Symbol" w:hAnsi="Symbol" w:cs="Symbol" w:hint="default" w:eastAsia="黑体"/>
       </w:rPr>
     </w:lvl>
     <w:lvl w:ilvl="1">
@@ -2761,7 +3006,7 @@
         <w:ind w:left="1440" w:hanging="360"/>
       </w:pPr>
       <w:rPr>
-        <w:rFonts w:ascii="Courier New" w:hAnsi="Courier New" w:cs="Courier New" w:hint="default"/>
+        <w:rFonts w:ascii="Courier New" w:hAnsi="Courier New" w:cs="Courier New" w:hint="default" w:eastAsia="黑体"/>
       </w:rPr>
     </w:lvl>
     <w:lvl w:ilvl="2">
@@ -2772,7 +3017,7 @@
         <w:ind w:left="2160" w:hanging="360"/>
       </w:pPr>
       <w:rPr>
-        <w:rFonts w:ascii="Wingdings" w:hAnsi="Wingdings" w:cs="Wingdings" w:hint="default"/>
+        <w:rFonts w:ascii="Wingdings" w:hAnsi="Wingdings" w:cs="Wingdings" w:hint="default" w:eastAsia="黑体"/>
       </w:rPr>
     </w:lvl>
     <w:lvl w:ilvl="3">
@@ -2783,7 +3028,7 @@
         <w:ind w:left="2880" w:hanging="360"/>
       </w:pPr>
       <w:rPr>
-        <w:rFonts w:ascii="Symbol" w:hAnsi="Symbol" w:cs="Symbol" w:hint="default"/>
+        <w:rFonts w:ascii="Symbol" w:hAnsi="Symbol" w:cs="Symbol" w:hint="default" w:eastAsia="黑体"/>
       </w:rPr>
     </w:lvl>
     <w:lvl w:ilvl="4">
@@ -2794,7 +3039,7 @@
         <w:ind w:left="3600" w:hanging="360"/>
       </w:pPr>
       <w:rPr>
-        <w:rFonts w:ascii="Courier New" w:hAnsi="Courier New" w:cs="Courier New" w:hint="default"/>
+        <w:rFonts w:ascii="Courier New" w:hAnsi="Courier New" w:cs="Courier New" w:hint="default" w:eastAsia="黑体"/>
       </w:rPr>
     </w:lvl>
     <w:lvl w:ilvl="5">
@@ -2805,7 +3050,7 @@
         <w:ind w:left="4320" w:hanging="360"/>
       </w:pPr>
       <w:rPr>
-        <w:rFonts w:ascii="Wingdings" w:hAnsi="Wingdings" w:cs="Wingdings" w:hint="default"/>
+        <w:rFonts w:ascii="Wingdings" w:hAnsi="Wingdings" w:cs="Wingdings" w:hint="default" w:eastAsia="黑体"/>
       </w:rPr>
     </w:lvl>
     <w:lvl w:ilvl="6">
@@ -2816,7 +3061,7 @@
         <w:ind w:left="5040" w:hanging="360"/>
       </w:pPr>
       <w:rPr>
-        <w:rFonts w:ascii="Symbol" w:hAnsi="Symbol" w:cs="Symbol" w:hint="default"/>
+        <w:rFonts w:ascii="Symbol" w:hAnsi="Symbol" w:cs="Symbol" w:hint="default" w:eastAsia="黑体"/>
       </w:rPr>
     </w:lvl>
     <w:lvl w:ilvl="7">
@@ -2827,7 +3072,7 @@
         <w:ind w:left="5760" w:hanging="360"/>
       </w:pPr>
       <w:rPr>
-        <w:rFonts w:ascii="Courier New" w:hAnsi="Courier New" w:cs="Courier New" w:hint="default"/>
+        <w:rFonts w:ascii="Courier New" w:hAnsi="Courier New" w:cs="Courier New" w:hint="default" w:eastAsia="黑体"/>
       </w:rPr>
     </w:lvl>
     <w:lvl w:ilvl="8">
@@ -2838,7 +3083,7 @@
         <w:ind w:left="6480" w:hanging="360"/>
       </w:pPr>
       <w:rPr>
-        <w:rFonts w:ascii="Wingdings" w:hAnsi="Wingdings" w:cs="Wingdings" w:hint="default"/>
+        <w:rFonts w:ascii="Wingdings" w:hAnsi="Wingdings" w:cs="Wingdings" w:hint="default" w:eastAsia="黑体"/>
       </w:rPr>
     </w:lvl>
   </w:abstractNum>
@@ -2894,11 +3139,11 @@
 </file>
 
 <file path=word/styles.xml><?xml version="1.0" encoding="utf-8"?>
-<w:styles xmlns:mc="http://schemas.openxmlformats.org/markup-compatibility/2006" xmlns:r="http://schemas.openxmlformats.org/officeDocument/2006/relationships" xmlns:w="http://schemas.openxmlformats.org/wordprocessingml/2006/main" xmlns:w14="http://schemas.microsoft.com/office/word/2010/wordml" mc:Ignorable="w14">
+<w:styles xmlns:mc="http://schemas.openxmlformats.org/markup-compatibility/2006" xmlns:w="http://schemas.openxmlformats.org/wordprocessingml/2006/main" xmlns:r="http://schemas.openxmlformats.org/officeDocument/2006/relationships" xmlns:w14="http://schemas.microsoft.com/office/word/2010/wordml" mc:Ignorable="w14">
   <w:docDefaults>
     <w:rPrDefault>
       <w:rPr>
-        <w:rFonts w:asciiTheme="minorHAnsi" w:cstheme="minorBidi" w:eastAsiaTheme="minorEastAsia" w:hAnsiTheme="minorHAnsi"/>
+        <w:rFonts w:asciiTheme="minorHAnsi" w:cstheme="minorBidi" w:hAnsiTheme="minorHAnsi" w:eastAsia="黑体"/>
         <w:sz w:val="22"/>
         <w:szCs w:val="22"/>
         <w:lang w:bidi="ar-SA" w:eastAsia="en-US" w:val="en-US"/>
@@ -3120,7 +3365,7 @@
       <w:outlineLvl w:val="0"/>
     </w:pPr>
     <w:rPr>
-      <w:rFonts w:ascii="Times New Roman" w:asciiTheme="majorHAnsi" w:cstheme="majorBidi" w:eastAsia="黑体" w:eastAsiaTheme="majorEastAsia" w:hAnsi="Times New Roman" w:hAnsiTheme="majorHAnsi"/>
+      <w:rFonts w:ascii="Times New Roman" w:asciiTheme="majorHAnsi" w:cstheme="majorBidi" w:eastAsia="黑体" w:hAnsi="Times New Roman" w:hAnsiTheme="majorHAnsi"/>
       <w:b/>
       <w:bCs/>
       <w:color w:val="1F3864"/>
@@ -3144,7 +3389,7 @@
       <w:outlineLvl w:val="1"/>
     </w:pPr>
     <w:rPr>
-      <w:rFonts w:ascii="Times New Roman" w:asciiTheme="majorHAnsi" w:cstheme="majorBidi" w:eastAsia="黑体" w:eastAsiaTheme="majorEastAsia" w:hAnsi="Times New Roman" w:hAnsiTheme="majorHAnsi"/>
+      <w:rFonts w:ascii="Times New Roman" w:asciiTheme="majorHAnsi" w:cstheme="majorBidi" w:eastAsia="黑体" w:hAnsi="Times New Roman" w:hAnsiTheme="majorHAnsi"/>
       <w:b/>
       <w:bCs/>
       <w:color w:val="2E4E7E"/>
@@ -3168,7 +3413,7 @@
       <w:outlineLvl w:val="2"/>
     </w:pPr>
     <w:rPr>
-      <w:rFonts w:ascii="Times New Roman" w:asciiTheme="majorHAnsi" w:cstheme="majorBidi" w:eastAsia="黑体" w:eastAsiaTheme="majorEastAsia" w:hAnsi="Times New Roman" w:hAnsiTheme="majorHAnsi"/>
+      <w:rFonts w:ascii="Times New Roman" w:asciiTheme="majorHAnsi" w:cstheme="majorBidi" w:eastAsia="黑体" w:hAnsi="Times New Roman" w:hAnsiTheme="majorHAnsi"/>
       <w:b/>
       <w:bCs/>
       <w:color w:val="2E4E7E"/>
@@ -3192,7 +3437,7 @@
       <w:outlineLvl w:val="3"/>
     </w:pPr>
     <w:rPr>
-      <w:rFonts w:ascii="Times New Roman" w:asciiTheme="majorHAnsi" w:cstheme="majorBidi" w:eastAsia="黑体" w:eastAsiaTheme="majorEastAsia" w:hAnsi="Times New Roman" w:hAnsiTheme="majorHAnsi"/>
+      <w:rFonts w:ascii="Times New Roman" w:asciiTheme="majorHAnsi" w:cstheme="majorBidi" w:eastAsia="黑体" w:hAnsi="Times New Roman" w:hAnsiTheme="majorHAnsi"/>
       <w:b/>
       <w:bCs/>
       <w:i/>
@@ -3218,7 +3463,7 @@
       <w:outlineLvl w:val="4"/>
     </w:pPr>
     <w:rPr>
-      <w:rFonts w:ascii="Times New Roman" w:asciiTheme="majorHAnsi" w:cstheme="majorBidi" w:eastAsia="黑体" w:eastAsiaTheme="majorEastAsia" w:hAnsi="Times New Roman" w:hAnsiTheme="majorHAnsi"/>
+      <w:rFonts w:ascii="Times New Roman" w:asciiTheme="majorHAnsi" w:cstheme="majorBidi" w:eastAsia="黑体" w:hAnsi="Times New Roman" w:hAnsiTheme="majorHAnsi"/>
       <w:b/>
       <w:color w:val="333333"/>
       <w:sz w:val="22"/>
@@ -3241,7 +3486,7 @@
       <w:outlineLvl w:val="5"/>
     </w:pPr>
     <w:rPr>
-      <w:rFonts w:asciiTheme="majorHAnsi" w:cstheme="majorBidi" w:eastAsiaTheme="majorEastAsia" w:hAnsiTheme="majorHAnsi"/>
+      <w:rFonts w:asciiTheme="majorHAnsi" w:cstheme="majorBidi" w:hAnsiTheme="majorHAnsi" w:eastAsia="黑体"/>
       <w:i/>
       <w:iCs/>
       <w:color w:themeColor="accent1" w:themeShade="7F" w:val="243F60"/>
@@ -3264,7 +3509,7 @@
       <w:outlineLvl w:val="6"/>
     </w:pPr>
     <w:rPr>
-      <w:rFonts w:asciiTheme="majorHAnsi" w:cstheme="majorBidi" w:eastAsiaTheme="majorEastAsia" w:hAnsiTheme="majorHAnsi"/>
+      <w:rFonts w:asciiTheme="majorHAnsi" w:cstheme="majorBidi" w:hAnsiTheme="majorHAnsi" w:eastAsia="黑体"/>
       <w:i/>
       <w:iCs/>
       <w:color w:themeColor="text1" w:themeTint="BF" w:val="404040"/>
@@ -3287,7 +3532,7 @@
       <w:outlineLvl w:val="7"/>
     </w:pPr>
     <w:rPr>
-      <w:rFonts w:asciiTheme="majorHAnsi" w:cstheme="majorBidi" w:eastAsiaTheme="majorEastAsia" w:hAnsiTheme="majorHAnsi"/>
+      <w:rFonts w:asciiTheme="majorHAnsi" w:cstheme="majorBidi" w:hAnsiTheme="majorHAnsi" w:eastAsia="黑体"/>
       <w:color w:themeColor="accent1" w:val="4F81BD"/>
       <w:sz w:val="20"/>
       <w:szCs w:val="20"/>
@@ -3310,7 +3555,7 @@
       <w:outlineLvl w:val="8"/>
     </w:pPr>
     <w:rPr>
-      <w:rFonts w:asciiTheme="majorHAnsi" w:cstheme="majorBidi" w:eastAsiaTheme="majorEastAsia" w:hAnsiTheme="majorHAnsi"/>
+      <w:rFonts w:asciiTheme="majorHAnsi" w:cstheme="majorBidi" w:hAnsiTheme="majorHAnsi" w:eastAsia="黑体"/>
       <w:i/>
       <w:iCs/>
       <w:color w:themeColor="text1" w:themeTint="BF" w:val="404040"/>
@@ -3361,7 +3606,7 @@
     <w:uiPriority w:val="9"/>
     <w:rsid w:val="00FC693F"/>
     <w:rPr>
-      <w:rFonts w:asciiTheme="majorHAnsi" w:cstheme="majorBidi" w:eastAsiaTheme="majorEastAsia" w:hAnsiTheme="majorHAnsi"/>
+      <w:rFonts w:asciiTheme="majorHAnsi" w:cstheme="majorBidi" w:hAnsiTheme="majorHAnsi" w:eastAsia="黑体"/>
       <w:b/>
       <w:bCs/>
       <w:color w:themeColor="accent1" w:themeShade="BF" w:val="365F91"/>
@@ -3376,7 +3621,7 @@
     <w:uiPriority w:val="9"/>
     <w:rsid w:val="00FC693F"/>
     <w:rPr>
-      <w:rFonts w:asciiTheme="majorHAnsi" w:cstheme="majorBidi" w:eastAsiaTheme="majorEastAsia" w:hAnsiTheme="majorHAnsi"/>
+      <w:rFonts w:asciiTheme="majorHAnsi" w:cstheme="majorBidi" w:hAnsiTheme="majorHAnsi" w:eastAsia="黑体"/>
       <w:b/>
       <w:bCs/>
       <w:color w:themeColor="accent1" w:val="4F81BD"/>
@@ -3391,7 +3636,7 @@
     <w:uiPriority w:val="9"/>
     <w:rsid w:val="00FC693F"/>
     <w:rPr>
-      <w:rFonts w:asciiTheme="majorHAnsi" w:cstheme="majorBidi" w:eastAsiaTheme="majorEastAsia" w:hAnsiTheme="majorHAnsi"/>
+      <w:rFonts w:asciiTheme="majorHAnsi" w:cstheme="majorBidi" w:hAnsiTheme="majorHAnsi" w:eastAsia="黑体"/>
       <w:b/>
       <w:bCs/>
       <w:color w:themeColor="accent1" w:val="4F81BD"/>
@@ -3414,7 +3659,7 @@
       <w:contextualSpacing/>
     </w:pPr>
     <w:rPr>
-      <w:rFonts w:ascii="Times New Roman" w:asciiTheme="majorHAnsi" w:cstheme="majorBidi" w:eastAsia="黑体" w:eastAsiaTheme="majorEastAsia" w:hAnsi="Times New Roman" w:hAnsiTheme="majorHAnsi"/>
+      <w:rFonts w:ascii="Times New Roman" w:asciiTheme="majorHAnsi" w:cstheme="majorBidi" w:eastAsia="黑体" w:hAnsi="Times New Roman" w:hAnsiTheme="majorHAnsi"/>
       <w:b/>
       <w:color w:val="1F3864"/>
       <w:spacing w:val="5"/>
@@ -3430,7 +3675,7 @@
     <w:uiPriority w:val="10"/>
     <w:rsid w:val="00FC693F"/>
     <w:rPr>
-      <w:rFonts w:asciiTheme="majorHAnsi" w:cstheme="majorBidi" w:eastAsiaTheme="majorEastAsia" w:hAnsiTheme="majorHAnsi"/>
+      <w:rFonts w:asciiTheme="majorHAnsi" w:cstheme="majorBidi" w:hAnsiTheme="majorHAnsi" w:eastAsia="黑体"/>
       <w:color w:themeColor="text2" w:themeShade="BF" w:val="17365D"/>
       <w:spacing w:val="5"/>
       <w:kern w:val="28"/>
@@ -3452,7 +3697,7 @@
       </w:numPr>
     </w:pPr>
     <w:rPr>
-      <w:rFonts w:asciiTheme="majorHAnsi" w:cstheme="majorBidi" w:eastAsiaTheme="majorEastAsia" w:hAnsiTheme="majorHAnsi"/>
+      <w:rFonts w:asciiTheme="majorHAnsi" w:cstheme="majorBidi" w:hAnsiTheme="majorHAnsi" w:eastAsia="黑体"/>
       <w:i/>
       <w:iCs/>
       <w:color w:themeColor="accent1" w:val="4F81BD"/>
@@ -3468,7 +3713,7 @@
     <w:uiPriority w:val="11"/>
     <w:rsid w:val="00FC693F"/>
     <w:rPr>
-      <w:rFonts w:asciiTheme="majorHAnsi" w:cstheme="majorBidi" w:eastAsiaTheme="majorEastAsia" w:hAnsiTheme="majorHAnsi"/>
+      <w:rFonts w:asciiTheme="majorHAnsi" w:cstheme="majorBidi" w:hAnsiTheme="majorHAnsi" w:eastAsia="黑体"/>
       <w:i/>
       <w:iCs/>
       <w:color w:themeColor="accent1" w:val="4F81BD"/>
@@ -3535,6 +3780,7 @@
       <w:spacing w:after="120"/>
     </w:pPr>
     <w:rPr>
+      <w:rFonts w:eastAsia="黑体"/>
       <w:sz w:val="16"/>
       <w:szCs w:val="16"/>
     </w:rPr>
@@ -3546,6 +3792,7 @@
     <w:uiPriority w:val="99"/>
     <w:rsid w:val="00AA1D8D"/>
     <w:rPr>
+      <w:rFonts w:eastAsia="黑体"/>
       <w:sz w:val="16"/>
       <w:szCs w:val="16"/>
     </w:rPr>
@@ -3715,7 +3962,7 @@
       </w:tabs>
     </w:pPr>
     <w:rPr>
-      <w:rFonts w:ascii="Courier" w:hAnsi="Courier"/>
+      <w:rFonts w:ascii="Courier" w:hAnsi="Courier" w:eastAsia="黑体"/>
       <w:sz w:val="20"/>
       <w:szCs w:val="20"/>
     </w:rPr>
@@ -3727,7 +3974,7 @@
     <w:uiPriority w:val="99"/>
     <w:rsid w:val="0029639D"/>
     <w:rPr>
-      <w:rFonts w:ascii="Courier" w:hAnsi="Courier"/>
+      <w:rFonts w:ascii="Courier" w:hAnsi="Courier" w:eastAsia="黑体"/>
       <w:sz w:val="20"/>
       <w:szCs w:val="20"/>
     </w:rPr>
@@ -3763,6 +4010,7 @@
     <w:uiPriority w:val="29"/>
     <w:rsid w:val="00FC693F"/>
     <w:rPr>
+      <w:rFonts w:eastAsia="黑体"/>
       <w:i/>
       <w:iCs/>
       <w:color w:themeColor="text1" w:val="000000"/>
@@ -3776,7 +4024,7 @@
     <w:semiHidden/>
     <w:rsid w:val="00FC693F"/>
     <w:rPr>
-      <w:rFonts w:asciiTheme="majorHAnsi" w:cstheme="majorBidi" w:eastAsiaTheme="majorEastAsia" w:hAnsiTheme="majorHAnsi"/>
+      <w:rFonts w:asciiTheme="majorHAnsi" w:cstheme="majorBidi" w:hAnsiTheme="majorHAnsi" w:eastAsia="黑体"/>
       <w:b/>
       <w:bCs/>
       <w:i/>
@@ -3792,7 +4040,7 @@
     <w:semiHidden/>
     <w:rsid w:val="00FC693F"/>
     <w:rPr>
-      <w:rFonts w:asciiTheme="majorHAnsi" w:cstheme="majorBidi" w:eastAsiaTheme="majorEastAsia" w:hAnsiTheme="majorHAnsi"/>
+      <w:rFonts w:asciiTheme="majorHAnsi" w:cstheme="majorBidi" w:hAnsiTheme="majorHAnsi" w:eastAsia="黑体"/>
       <w:color w:themeColor="accent1" w:themeShade="7F" w:val="243F60"/>
     </w:rPr>
   </w:style>
@@ -3804,7 +4052,7 @@
     <w:semiHidden/>
     <w:rsid w:val="00FC693F"/>
     <w:rPr>
-      <w:rFonts w:asciiTheme="majorHAnsi" w:cstheme="majorBidi" w:eastAsiaTheme="majorEastAsia" w:hAnsiTheme="majorHAnsi"/>
+      <w:rFonts w:asciiTheme="majorHAnsi" w:cstheme="majorBidi" w:hAnsiTheme="majorHAnsi" w:eastAsia="黑体"/>
       <w:i/>
       <w:iCs/>
       <w:color w:themeColor="accent1" w:themeShade="7F" w:val="243F60"/>
@@ -3818,7 +4066,7 @@
     <w:semiHidden/>
     <w:rsid w:val="00FC693F"/>
     <w:rPr>
-      <w:rFonts w:asciiTheme="majorHAnsi" w:cstheme="majorBidi" w:eastAsiaTheme="majorEastAsia" w:hAnsiTheme="majorHAnsi"/>
+      <w:rFonts w:asciiTheme="majorHAnsi" w:cstheme="majorBidi" w:hAnsiTheme="majorHAnsi" w:eastAsia="黑体"/>
       <w:i/>
       <w:iCs/>
       <w:color w:themeColor="text1" w:themeTint="BF" w:val="404040"/>
@@ -3832,7 +4080,7 @@
     <w:semiHidden/>
     <w:rsid w:val="00FC693F"/>
     <w:rPr>
-      <w:rFonts w:asciiTheme="majorHAnsi" w:cstheme="majorBidi" w:eastAsiaTheme="majorEastAsia" w:hAnsiTheme="majorHAnsi"/>
+      <w:rFonts w:asciiTheme="majorHAnsi" w:cstheme="majorBidi" w:hAnsiTheme="majorHAnsi" w:eastAsia="黑体"/>
       <w:color w:themeColor="accent1" w:val="4F81BD"/>
       <w:sz w:val="20"/>
       <w:szCs w:val="20"/>
@@ -3846,7 +4094,7 @@
     <w:semiHidden/>
     <w:rsid w:val="00FC693F"/>
     <w:rPr>
-      <w:rFonts w:asciiTheme="majorHAnsi" w:cstheme="majorBidi" w:eastAsiaTheme="majorEastAsia" w:hAnsiTheme="majorHAnsi"/>
+      <w:rFonts w:asciiTheme="majorHAnsi" w:cstheme="majorBidi" w:hAnsiTheme="majorHAnsi" w:eastAsia="黑体"/>
       <w:i/>
       <w:iCs/>
       <w:color w:themeColor="text1" w:themeTint="BF" w:val="404040"/>
@@ -3867,6 +4115,7 @@
       <w:spacing w:line="240" w:lineRule="auto"/>
     </w:pPr>
     <w:rPr>
+      <w:rFonts w:eastAsia="黑体"/>
       <w:b/>
       <w:bCs/>
       <w:color w:themeColor="accent1" w:val="4F81BD"/>
@@ -3881,6 +4130,7 @@
     <w:qFormat/>
     <w:rsid w:val="00FC693F"/>
     <w:rPr>
+      <w:rFonts w:eastAsia="黑体"/>
       <w:b/>
       <w:bCs/>
     </w:rPr>
@@ -3892,6 +4142,7 @@
     <w:qFormat/>
     <w:rsid w:val="00FC693F"/>
     <w:rPr>
+      <w:rFonts w:eastAsia="黑体"/>
       <w:i/>
       <w:iCs/>
     </w:rPr>
@@ -3912,6 +4163,7 @@
       <w:ind w:left="936" w:right="936"/>
     </w:pPr>
     <w:rPr>
+      <w:rFonts w:eastAsia="黑体"/>
       <w:b/>
       <w:bCs/>
       <w:i/>
@@ -3926,6 +4178,7 @@
     <w:uiPriority w:val="30"/>
     <w:rsid w:val="00FC693F"/>
     <w:rPr>
+      <w:rFonts w:eastAsia="黑体"/>
       <w:b/>
       <w:bCs/>
       <w:i/>
@@ -3940,6 +4193,7 @@
     <w:qFormat/>
     <w:rsid w:val="00FC693F"/>
     <w:rPr>
+      <w:rFonts w:eastAsia="黑体"/>
       <w:i/>
       <w:iCs/>
       <w:color w:themeColor="text1" w:themeTint="7F" w:val="808080"/>
@@ -3952,6 +4206,7 @@
     <w:qFormat/>
     <w:rsid w:val="00FC693F"/>
     <w:rPr>
+      <w:rFonts w:eastAsia="黑体"/>
       <w:b/>
       <w:bCs/>
       <w:i/>
@@ -3966,6 +4221,7 @@
     <w:qFormat/>
     <w:rsid w:val="00FC693F"/>
     <w:rPr>
+      <w:rFonts w:eastAsia="黑体"/>
       <w:smallCaps/>
       <w:color w:themeColor="accent2" w:val="C0504D"/>
       <w:u w:val="single"/>
@@ -3978,6 +4234,7 @@
     <w:qFormat/>
     <w:rsid w:val="00FC693F"/>
     <w:rPr>
+      <w:rFonts w:eastAsia="黑体"/>
       <w:b/>
       <w:bCs/>
       <w:smallCaps/>
@@ -3993,6 +4250,7 @@
     <w:qFormat/>
     <w:rsid w:val="00FC693F"/>
     <w:rPr>
+      <w:rFonts w:eastAsia="黑体"/>
       <w:b/>
       <w:bCs/>
       <w:smallCaps/>
@@ -4047,6 +4305,7 @@
       <w:spacing w:after="0" w:line="240" w:lineRule="auto"/>
     </w:pPr>
     <w:rPr>
+      <w:rFonts w:eastAsia="黑体"/>
       <w:color w:themeColor="text1" w:themeShade="BF" w:val="000000"/>
     </w:rPr>
     <w:tblPr>
@@ -4069,6 +4328,7 @@
         <w:spacing w:after="0" w:before="0" w:line="240" w:lineRule="auto"/>
       </w:pPr>
       <w:rPr>
+        <w:rFonts w:eastAsia="黑体"/>
         <w:b/>
         <w:bCs/>
       </w:rPr>
@@ -4089,6 +4349,7 @@
         <w:spacing w:after="0" w:before="0" w:line="240" w:lineRule="auto"/>
       </w:pPr>
       <w:rPr>
+        <w:rFonts w:eastAsia="黑体"/>
         <w:b/>
         <w:bCs/>
       </w:rPr>
@@ -4106,12 +4367,14 @@
     </w:tblStylePr>
     <w:tblStylePr w:type="firstCol">
       <w:rPr>
+        <w:rFonts w:eastAsia="黑体"/>
         <w:b/>
         <w:bCs/>
       </w:rPr>
     </w:tblStylePr>
     <w:tblStylePr w:type="lastCol">
       <w:rPr>
+        <w:rFonts w:eastAsia="黑体"/>
         <w:b/>
         <w:bCs/>
       </w:rPr>
@@ -4150,6 +4413,7 @@
       <w:spacing w:after="0" w:line="240" w:lineRule="auto"/>
     </w:pPr>
     <w:rPr>
+      <w:rFonts w:eastAsia="黑体"/>
       <w:color w:themeColor="accent1" w:themeShade="BF" w:val="365F91"/>
     </w:rPr>
     <w:tblPr>
@@ -4172,6 +4436,7 @@
         <w:spacing w:after="0" w:before="0" w:line="240" w:lineRule="auto"/>
       </w:pPr>
       <w:rPr>
+        <w:rFonts w:eastAsia="黑体"/>
         <w:b/>
         <w:bCs/>
       </w:rPr>
@@ -4192,6 +4457,7 @@
         <w:spacing w:after="0" w:before="0" w:line="240" w:lineRule="auto"/>
       </w:pPr>
       <w:rPr>
+        <w:rFonts w:eastAsia="黑体"/>
         <w:b/>
         <w:bCs/>
       </w:rPr>
@@ -4209,12 +4475,14 @@
     </w:tblStylePr>
     <w:tblStylePr w:type="firstCol">
       <w:rPr>
+        <w:rFonts w:eastAsia="黑体"/>
         <w:b/>
         <w:bCs/>
       </w:rPr>
     </w:tblStylePr>
     <w:tblStylePr w:type="lastCol">
       <w:rPr>
+        <w:rFonts w:eastAsia="黑体"/>
         <w:b/>
         <w:bCs/>
       </w:rPr>
@@ -4253,6 +4521,7 @@
       <w:spacing w:after="0" w:line="240" w:lineRule="auto"/>
     </w:pPr>
     <w:rPr>
+      <w:rFonts w:eastAsia="黑体"/>
       <w:color w:themeColor="accent2" w:themeShade="BF" w:val="943634"/>
     </w:rPr>
     <w:tblPr>
@@ -4275,6 +4544,7 @@
         <w:spacing w:after="0" w:before="0" w:line="240" w:lineRule="auto"/>
       </w:pPr>
       <w:rPr>
+        <w:rFonts w:eastAsia="黑体"/>
         <w:b/>
         <w:bCs/>
       </w:rPr>
@@ -4295,6 +4565,7 @@
         <w:spacing w:after="0" w:before="0" w:line="240" w:lineRule="auto"/>
       </w:pPr>
       <w:rPr>
+        <w:rFonts w:eastAsia="黑体"/>
         <w:b/>
         <w:bCs/>
       </w:rPr>
@@ -4312,12 +4583,14 @@
     </w:tblStylePr>
     <w:tblStylePr w:type="firstCol">
       <w:rPr>
+        <w:rFonts w:eastAsia="黑体"/>
         <w:b/>
         <w:bCs/>
       </w:rPr>
     </w:tblStylePr>
     <w:tblStylePr w:type="lastCol">
       <w:rPr>
+        <w:rFonts w:eastAsia="黑体"/>
         <w:b/>
         <w:bCs/>
       </w:rPr>
@@ -4356,6 +4629,7 @@
       <w:spacing w:after="0" w:line="240" w:lineRule="auto"/>
     </w:pPr>
     <w:rPr>
+      <w:rFonts w:eastAsia="黑体"/>
       <w:color w:themeColor="accent3" w:themeShade="BF" w:val="76923C"/>
     </w:rPr>
     <w:tblPr>
@@ -4378,6 +4652,7 @@
         <w:spacing w:after="0" w:before="0" w:line="240" w:lineRule="auto"/>
       </w:pPr>
       <w:rPr>
+        <w:rFonts w:eastAsia="黑体"/>
         <w:b/>
         <w:bCs/>
       </w:rPr>
@@ -4398,6 +4673,7 @@
         <w:spacing w:after="0" w:before="0" w:line="240" w:lineRule="auto"/>
       </w:pPr>
       <w:rPr>
+        <w:rFonts w:eastAsia="黑体"/>
         <w:b/>
         <w:bCs/>
       </w:rPr>
@@ -4415,12 +4691,14 @@
     </w:tblStylePr>
     <w:tblStylePr w:type="firstCol">
       <w:rPr>
+        <w:rFonts w:eastAsia="黑体"/>
         <w:b/>
         <w:bCs/>
       </w:rPr>
     </w:tblStylePr>
     <w:tblStylePr w:type="lastCol">
       <w:rPr>
+        <w:rFonts w:eastAsia="黑体"/>
         <w:b/>
         <w:bCs/>
       </w:rPr>
@@ -4459,6 +4737,7 @@
       <w:spacing w:after="0" w:line="240" w:lineRule="auto"/>
     </w:pPr>
     <w:rPr>
+      <w:rFonts w:eastAsia="黑体"/>
       <w:color w:themeColor="accent4" w:themeShade="BF" w:val="5F497A"/>
     </w:rPr>
     <w:tblPr>
@@ -4481,6 +4760,7 @@
         <w:spacing w:after="0" w:before="0" w:line="240" w:lineRule="auto"/>
       </w:pPr>
       <w:rPr>
+        <w:rFonts w:eastAsia="黑体"/>
         <w:b/>
         <w:bCs/>
       </w:rPr>
@@ -4501,6 +4781,7 @@
         <w:spacing w:after="0" w:before="0" w:line="240" w:lineRule="auto"/>
       </w:pPr>
       <w:rPr>
+        <w:rFonts w:eastAsia="黑体"/>
         <w:b/>
         <w:bCs/>
       </w:rPr>
@@ -4518,12 +4799,14 @@
     </w:tblStylePr>
     <w:tblStylePr w:type="firstCol">
       <w:rPr>
+        <w:rFonts w:eastAsia="黑体"/>
         <w:b/>
         <w:bCs/>
       </w:rPr>
     </w:tblStylePr>
     <w:tblStylePr w:type="lastCol">
       <w:rPr>
+        <w:rFonts w:eastAsia="黑体"/>
         <w:b/>
         <w:bCs/>
       </w:rPr>
@@ -4562,6 +4845,7 @@
       <w:spacing w:after="0" w:line="240" w:lineRule="auto"/>
     </w:pPr>
     <w:rPr>
+      <w:rFonts w:eastAsia="黑体"/>
       <w:color w:themeColor="accent5" w:themeShade="BF" w:val="31849B"/>
     </w:rPr>
     <w:tblPr>
@@ -4584,6 +4868,7 @@
         <w:spacing w:after="0" w:before="0" w:line="240" w:lineRule="auto"/>
       </w:pPr>
       <w:rPr>
+        <w:rFonts w:eastAsia="黑体"/>
         <w:b/>
         <w:bCs/>
       </w:rPr>
@@ -4604,6 +4889,7 @@
         <w:spacing w:after="0" w:before="0" w:line="240" w:lineRule="auto"/>
       </w:pPr>
       <w:rPr>
+        <w:rFonts w:eastAsia="黑体"/>
         <w:b/>
         <w:bCs/>
       </w:rPr>
@@ -4621,12 +4907,14 @@
     </w:tblStylePr>
     <w:tblStylePr w:type="firstCol">
       <w:rPr>
+        <w:rFonts w:eastAsia="黑体"/>
         <w:b/>
         <w:bCs/>
       </w:rPr>
     </w:tblStylePr>
     <w:tblStylePr w:type="lastCol">
       <w:rPr>
+        <w:rFonts w:eastAsia="黑体"/>
         <w:b/>
         <w:bCs/>
       </w:rPr>
@@ -4665,6 +4953,7 @@
       <w:spacing w:after="0" w:line="240" w:lineRule="auto"/>
     </w:pPr>
     <w:rPr>
+      <w:rFonts w:eastAsia="黑体"/>
       <w:color w:themeColor="accent6" w:themeShade="BF" w:val="E36C0A"/>
     </w:rPr>
     <w:tblPr>
@@ -4687,6 +4976,7 @@
         <w:spacing w:after="0" w:before="0" w:line="240" w:lineRule="auto"/>
       </w:pPr>
       <w:rPr>
+        <w:rFonts w:eastAsia="黑体"/>
         <w:b/>
         <w:bCs/>
       </w:rPr>
@@ -4707,6 +4997,7 @@
         <w:spacing w:after="0" w:before="0" w:line="240" w:lineRule="auto"/>
       </w:pPr>
       <w:rPr>
+        <w:rFonts w:eastAsia="黑体"/>
         <w:b/>
         <w:bCs/>
       </w:rPr>
@@ -4724,12 +5015,14 @@
     </w:tblStylePr>
     <w:tblStylePr w:type="firstCol">
       <w:rPr>
+        <w:rFonts w:eastAsia="黑体"/>
         <w:b/>
         <w:bCs/>
       </w:rPr>
     </w:tblStylePr>
     <w:tblStylePr w:type="lastCol">
       <w:rPr>
+        <w:rFonts w:eastAsia="黑体"/>
         <w:b/>
         <w:bCs/>
       </w:rPr>
@@ -4789,6 +5082,7 @@
         <w:spacing w:after="0" w:before="0" w:line="240" w:lineRule="auto"/>
       </w:pPr>
       <w:rPr>
+        <w:rFonts w:eastAsia="黑体"/>
         <w:b/>
         <w:bCs/>
         <w:color w:themeColor="background1" w:val="FFFFFF"/>
@@ -4803,6 +5097,7 @@
         <w:spacing w:after="0" w:before="0" w:line="240" w:lineRule="auto"/>
       </w:pPr>
       <w:rPr>
+        <w:rFonts w:eastAsia="黑体"/>
         <w:b/>
         <w:bCs/>
       </w:rPr>
@@ -4818,12 +5113,14 @@
     </w:tblStylePr>
     <w:tblStylePr w:type="firstCol">
       <w:rPr>
+        <w:rFonts w:eastAsia="黑体"/>
         <w:b/>
         <w:bCs/>
       </w:rPr>
     </w:tblStylePr>
     <w:tblStylePr w:type="lastCol">
       <w:rPr>
+        <w:rFonts w:eastAsia="黑体"/>
         <w:b/>
         <w:bCs/>
       </w:rPr>
@@ -4881,6 +5178,7 @@
         <w:spacing w:after="0" w:before="0" w:line="240" w:lineRule="auto"/>
       </w:pPr>
       <w:rPr>
+        <w:rFonts w:eastAsia="黑体"/>
         <w:b/>
         <w:bCs/>
         <w:color w:themeColor="background1" w:val="FFFFFF"/>
@@ -4895,6 +5193,7 @@
         <w:spacing w:after="0" w:before="0" w:line="240" w:lineRule="auto"/>
       </w:pPr>
       <w:rPr>
+        <w:rFonts w:eastAsia="黑体"/>
         <w:b/>
         <w:bCs/>
       </w:rPr>
@@ -4910,12 +5209,14 @@
     </w:tblStylePr>
     <w:tblStylePr w:type="firstCol">
       <w:rPr>
+        <w:rFonts w:eastAsia="黑体"/>
         <w:b/>
         <w:bCs/>
       </w:rPr>
     </w:tblStylePr>
     <w:tblStylePr w:type="lastCol">
       <w:rPr>
+        <w:rFonts w:eastAsia="黑体"/>
         <w:b/>
         <w:bCs/>
       </w:rPr>
@@ -4973,6 +5274,7 @@
         <w:spacing w:after="0" w:before="0" w:line="240" w:lineRule="auto"/>
       </w:pPr>
       <w:rPr>
+        <w:rFonts w:eastAsia="黑体"/>
         <w:b/>
         <w:bCs/>
         <w:color w:themeColor="background1" w:val="FFFFFF"/>
@@ -4987,6 +5289,7 @@
         <w:spacing w:after="0" w:before="0" w:line="240" w:lineRule="auto"/>
       </w:pPr>
       <w:rPr>
+        <w:rFonts w:eastAsia="黑体"/>
         <w:b/>
         <w:bCs/>
       </w:rPr>
@@ -5002,12 +5305,14 @@
     </w:tblStylePr>
     <w:tblStylePr w:type="firstCol">
       <w:rPr>
+        <w:rFonts w:eastAsia="黑体"/>
         <w:b/>
         <w:bCs/>
       </w:rPr>
     </w:tblStylePr>
     <w:tblStylePr w:type="lastCol">
       <w:rPr>
+        <w:rFonts w:eastAsia="黑体"/>
         <w:b/>
         <w:bCs/>
       </w:rPr>
@@ -5065,6 +5370,7 @@
         <w:spacing w:after="0" w:before="0" w:line="240" w:lineRule="auto"/>
       </w:pPr>
       <w:rPr>
+        <w:rFonts w:eastAsia="黑体"/>
         <w:b/>
         <w:bCs/>
         <w:color w:themeColor="background1" w:val="FFFFFF"/>
@@ -5079,6 +5385,7 @@
         <w:spacing w:after="0" w:before="0" w:line="240" w:lineRule="auto"/>
       </w:pPr>
       <w:rPr>
+        <w:rFonts w:eastAsia="黑体"/>
         <w:b/>
         <w:bCs/>
       </w:rPr>
@@ -5094,12 +5401,14 @@
     </w:tblStylePr>
     <w:tblStylePr w:type="firstCol">
       <w:rPr>
+        <w:rFonts w:eastAsia="黑体"/>
         <w:b/>
         <w:bCs/>
       </w:rPr>
     </w:tblStylePr>
     <w:tblStylePr w:type="lastCol">
       <w:rPr>
+        <w:rFonts w:eastAsia="黑体"/>
         <w:b/>
         <w:bCs/>
       </w:rPr>
@@ -5157,6 +5466,7 @@
         <w:spacing w:after="0" w:before="0" w:line="240" w:lineRule="auto"/>
       </w:pPr>
       <w:rPr>
+        <w:rFonts w:eastAsia="黑体"/>
         <w:b/>
         <w:bCs/>
         <w:color w:themeColor="background1" w:val="FFFFFF"/>
@@ -5171,6 +5481,7 @@
         <w:spacing w:after="0" w:before="0" w:line="240" w:lineRule="auto"/>
       </w:pPr>
       <w:rPr>
+        <w:rFonts w:eastAsia="黑体"/>
         <w:b/>
         <w:bCs/>
       </w:rPr>
@@ -5186,12 +5497,14 @@
     </w:tblStylePr>
     <w:tblStylePr w:type="firstCol">
       <w:rPr>
+        <w:rFonts w:eastAsia="黑体"/>
         <w:b/>
         <w:bCs/>
       </w:rPr>
     </w:tblStylePr>
     <w:tblStylePr w:type="lastCol">
       <w:rPr>
+        <w:rFonts w:eastAsia="黑体"/>
         <w:b/>
         <w:bCs/>
       </w:rPr>
@@ -5249,6 +5562,7 @@
         <w:spacing w:after="0" w:before="0" w:line="240" w:lineRule="auto"/>
       </w:pPr>
       <w:rPr>
+        <w:rFonts w:eastAsia="黑体"/>
         <w:b/>
         <w:bCs/>
         <w:color w:themeColor="background1" w:val="FFFFFF"/>
@@ -5263,6 +5577,7 @@
         <w:spacing w:after="0" w:before="0" w:line="240" w:lineRule="auto"/>
       </w:pPr>
       <w:rPr>
+        <w:rFonts w:eastAsia="黑体"/>
         <w:b/>
         <w:bCs/>
       </w:rPr>
@@ -5278,12 +5593,14 @@
     </w:tblStylePr>
     <w:tblStylePr w:type="firstCol">
       <w:rPr>
+        <w:rFonts w:eastAsia="黑体"/>
         <w:b/>
         <w:bCs/>
       </w:rPr>
     </w:tblStylePr>
     <w:tblStylePr w:type="lastCol">
       <w:rPr>
+        <w:rFonts w:eastAsia="黑体"/>
         <w:b/>
         <w:bCs/>
       </w:rPr>
@@ -5341,6 +5658,7 @@
         <w:spacing w:after="0" w:before="0" w:line="240" w:lineRule="auto"/>
       </w:pPr>
       <w:rPr>
+        <w:rFonts w:eastAsia="黑体"/>
         <w:b/>
         <w:bCs/>
         <w:color w:themeColor="background1" w:val="FFFFFF"/>
@@ -5355,6 +5673,7 @@
         <w:spacing w:after="0" w:before="0" w:line="240" w:lineRule="auto"/>
       </w:pPr>
       <w:rPr>
+        <w:rFonts w:eastAsia="黑体"/>
         <w:b/>
         <w:bCs/>
       </w:rPr>
@@ -5370,12 +5689,14 @@
     </w:tblStylePr>
     <w:tblStylePr w:type="firstCol">
       <w:rPr>
+        <w:rFonts w:eastAsia="黑体"/>
         <w:b/>
         <w:bCs/>
       </w:rPr>
     </w:tblStylePr>
     <w:tblStylePr w:type="lastCol">
       <w:rPr>
+        <w:rFonts w:eastAsia="黑体"/>
         <w:b/>
         <w:bCs/>
       </w:rPr>
@@ -5435,7 +5756,7 @@
         <w:spacing w:after="0" w:before="0" w:line="240" w:lineRule="auto"/>
       </w:pPr>
       <w:rPr>
-        <w:rFonts w:asciiTheme="majorHAnsi" w:cstheme="majorBidi" w:eastAsiaTheme="majorEastAsia" w:hAnsiTheme="majorHAnsi"/>
+        <w:rFonts w:asciiTheme="majorHAnsi" w:cstheme="majorBidi" w:hAnsiTheme="majorHAnsi" w:eastAsia="黑体"/>
         <w:b/>
         <w:bCs/>
       </w:rPr>
@@ -5456,7 +5777,7 @@
         <w:spacing w:after="0" w:before="0" w:line="240" w:lineRule="auto"/>
       </w:pPr>
       <w:rPr>
-        <w:rFonts w:asciiTheme="majorHAnsi" w:cstheme="majorBidi" w:eastAsiaTheme="majorEastAsia" w:hAnsiTheme="majorHAnsi"/>
+        <w:rFonts w:asciiTheme="majorHAnsi" w:cstheme="majorBidi" w:hAnsiTheme="majorHAnsi" w:eastAsia="黑体"/>
         <w:b/>
         <w:bCs/>
       </w:rPr>
@@ -5474,14 +5795,14 @@
     </w:tblStylePr>
     <w:tblStylePr w:type="firstCol">
       <w:rPr>
-        <w:rFonts w:asciiTheme="majorHAnsi" w:cstheme="majorBidi" w:eastAsiaTheme="majorEastAsia" w:hAnsiTheme="majorHAnsi"/>
+        <w:rFonts w:asciiTheme="majorHAnsi" w:cstheme="majorBidi" w:hAnsiTheme="majorHAnsi" w:eastAsia="黑体"/>
         <w:b/>
         <w:bCs/>
       </w:rPr>
     </w:tblStylePr>
     <w:tblStylePr w:type="lastCol">
       <w:rPr>
-        <w:rFonts w:asciiTheme="majorHAnsi" w:cstheme="majorBidi" w:eastAsiaTheme="majorEastAsia" w:hAnsiTheme="majorHAnsi"/>
+        <w:rFonts w:asciiTheme="majorHAnsi" w:cstheme="majorBidi" w:hAnsiTheme="majorHAnsi" w:eastAsia="黑体"/>
         <w:b/>
         <w:bCs/>
       </w:rPr>
@@ -5565,7 +5886,7 @@
         <w:spacing w:after="0" w:before="0" w:line="240" w:lineRule="auto"/>
       </w:pPr>
       <w:rPr>
-        <w:rFonts w:asciiTheme="majorHAnsi" w:cstheme="majorBidi" w:eastAsiaTheme="majorEastAsia" w:hAnsiTheme="majorHAnsi"/>
+        <w:rFonts w:asciiTheme="majorHAnsi" w:cstheme="majorBidi" w:hAnsiTheme="majorHAnsi" w:eastAsia="黑体"/>
         <w:b/>
         <w:bCs/>
       </w:rPr>
@@ -5586,7 +5907,7 @@
         <w:spacing w:after="0" w:before="0" w:line="240" w:lineRule="auto"/>
       </w:pPr>
       <w:rPr>
-        <w:rFonts w:asciiTheme="majorHAnsi" w:cstheme="majorBidi" w:eastAsiaTheme="majorEastAsia" w:hAnsiTheme="majorHAnsi"/>
+        <w:rFonts w:asciiTheme="majorHAnsi" w:cstheme="majorBidi" w:hAnsiTheme="majorHAnsi" w:eastAsia="黑体"/>
         <w:b/>
         <w:bCs/>
       </w:rPr>
@@ -5604,14 +5925,14 @@
     </w:tblStylePr>
     <w:tblStylePr w:type="firstCol">
       <w:rPr>
-        <w:rFonts w:asciiTheme="majorHAnsi" w:cstheme="majorBidi" w:eastAsiaTheme="majorEastAsia" w:hAnsiTheme="majorHAnsi"/>
+        <w:rFonts w:asciiTheme="majorHAnsi" w:cstheme="majorBidi" w:hAnsiTheme="majorHAnsi" w:eastAsia="黑体"/>
         <w:b/>
         <w:bCs/>
       </w:rPr>
     </w:tblStylePr>
     <w:tblStylePr w:type="lastCol">
       <w:rPr>
-        <w:rFonts w:asciiTheme="majorHAnsi" w:cstheme="majorBidi" w:eastAsiaTheme="majorEastAsia" w:hAnsiTheme="majorHAnsi"/>
+        <w:rFonts w:asciiTheme="majorHAnsi" w:cstheme="majorBidi" w:hAnsiTheme="majorHAnsi" w:eastAsia="黑体"/>
         <w:b/>
         <w:bCs/>
       </w:rPr>
@@ -5695,7 +6016,7 @@
         <w:spacing w:after="0" w:before="0" w:line="240" w:lineRule="auto"/>
       </w:pPr>
       <w:rPr>
-        <w:rFonts w:asciiTheme="majorHAnsi" w:cstheme="majorBidi" w:eastAsiaTheme="majorEastAsia" w:hAnsiTheme="majorHAnsi"/>
+        <w:rFonts w:asciiTheme="majorHAnsi" w:cstheme="majorBidi" w:hAnsiTheme="majorHAnsi" w:eastAsia="黑体"/>
         <w:b/>
         <w:bCs/>
       </w:rPr>
@@ -5716,7 +6037,7 @@
         <w:spacing w:after="0" w:before="0" w:line="240" w:lineRule="auto"/>
       </w:pPr>
       <w:rPr>
-        <w:rFonts w:asciiTheme="majorHAnsi" w:cstheme="majorBidi" w:eastAsiaTheme="majorEastAsia" w:hAnsiTheme="majorHAnsi"/>
+        <w:rFonts w:asciiTheme="majorHAnsi" w:cstheme="majorBidi" w:hAnsiTheme="majorHAnsi" w:eastAsia="黑体"/>
         <w:b/>
         <w:bCs/>
       </w:rPr>
@@ -5734,14 +6055,14 @@
     </w:tblStylePr>
     <w:tblStylePr w:type="firstCol">
       <w:rPr>
-        <w:rFonts w:asciiTheme="majorHAnsi" w:cstheme="majorBidi" w:eastAsiaTheme="majorEastAsia" w:hAnsiTheme="majorHAnsi"/>
+        <w:rFonts w:asciiTheme="majorHAnsi" w:cstheme="majorBidi" w:hAnsiTheme="majorHAnsi" w:eastAsia="黑体"/>
         <w:b/>
         <w:bCs/>
       </w:rPr>
     </w:tblStylePr>
     <w:tblStylePr w:type="lastCol">
       <w:rPr>
-        <w:rFonts w:asciiTheme="majorHAnsi" w:cstheme="majorBidi" w:eastAsiaTheme="majorEastAsia" w:hAnsiTheme="majorHAnsi"/>
+        <w:rFonts w:asciiTheme="majorHAnsi" w:cstheme="majorBidi" w:hAnsiTheme="majorHAnsi" w:eastAsia="黑体"/>
         <w:b/>
         <w:bCs/>
       </w:rPr>
@@ -5825,7 +6146,7 @@
         <w:spacing w:after="0" w:before="0" w:line="240" w:lineRule="auto"/>
       </w:pPr>
       <w:rPr>
-        <w:rFonts w:asciiTheme="majorHAnsi" w:cstheme="majorBidi" w:eastAsiaTheme="majorEastAsia" w:hAnsiTheme="majorHAnsi"/>
+        <w:rFonts w:asciiTheme="majorHAnsi" w:cstheme="majorBidi" w:hAnsiTheme="majorHAnsi" w:eastAsia="黑体"/>
         <w:b/>
         <w:bCs/>
       </w:rPr>
@@ -5846,7 +6167,7 @@
         <w:spacing w:after="0" w:before="0" w:line="240" w:lineRule="auto"/>
       </w:pPr>
       <w:rPr>
-        <w:rFonts w:asciiTheme="majorHAnsi" w:cstheme="majorBidi" w:eastAsiaTheme="majorEastAsia" w:hAnsiTheme="majorHAnsi"/>
+        <w:rFonts w:asciiTheme="majorHAnsi" w:cstheme="majorBidi" w:hAnsiTheme="majorHAnsi" w:eastAsia="黑体"/>
         <w:b/>
         <w:bCs/>
       </w:rPr>
@@ -5864,14 +6185,14 @@
     </w:tblStylePr>
     <w:tblStylePr w:type="firstCol">
       <w:rPr>
-        <w:rFonts w:asciiTheme="majorHAnsi" w:cstheme="majorBidi" w:eastAsiaTheme="majorEastAsia" w:hAnsiTheme="majorHAnsi"/>
+        <w:rFonts w:asciiTheme="majorHAnsi" w:cstheme="majorBidi" w:hAnsiTheme="majorHAnsi" w:eastAsia="黑体"/>
         <w:b/>
         <w:bCs/>
       </w:rPr>
     </w:tblStylePr>
     <w:tblStylePr w:type="lastCol">
       <w:rPr>
-        <w:rFonts w:asciiTheme="majorHAnsi" w:cstheme="majorBidi" w:eastAsiaTheme="majorEastAsia" w:hAnsiTheme="majorHAnsi"/>
+        <w:rFonts w:asciiTheme="majorHAnsi" w:cstheme="majorBidi" w:hAnsiTheme="majorHAnsi" w:eastAsia="黑体"/>
         <w:b/>
         <w:bCs/>
       </w:rPr>
@@ -5955,7 +6276,7 @@
         <w:spacing w:after="0" w:before="0" w:line="240" w:lineRule="auto"/>
       </w:pPr>
       <w:rPr>
-        <w:rFonts w:asciiTheme="majorHAnsi" w:cstheme="majorBidi" w:eastAsiaTheme="majorEastAsia" w:hAnsiTheme="majorHAnsi"/>
+        <w:rFonts w:asciiTheme="majorHAnsi" w:cstheme="majorBidi" w:hAnsiTheme="majorHAnsi" w:eastAsia="黑体"/>
         <w:b/>
         <w:bCs/>
       </w:rPr>
@@ -5976,7 +6297,7 @@
         <w:spacing w:after="0" w:before="0" w:line="240" w:lineRule="auto"/>
       </w:pPr>
       <w:rPr>
-        <w:rFonts w:asciiTheme="majorHAnsi" w:cstheme="majorBidi" w:eastAsiaTheme="majorEastAsia" w:hAnsiTheme="majorHAnsi"/>
+        <w:rFonts w:asciiTheme="majorHAnsi" w:cstheme="majorBidi" w:hAnsiTheme="majorHAnsi" w:eastAsia="黑体"/>
         <w:b/>
         <w:bCs/>
       </w:rPr>
@@ -5994,14 +6315,14 @@
     </w:tblStylePr>
     <w:tblStylePr w:type="firstCol">
       <w:rPr>
-        <w:rFonts w:asciiTheme="majorHAnsi" w:cstheme="majorBidi" w:eastAsiaTheme="majorEastAsia" w:hAnsiTheme="majorHAnsi"/>
+        <w:rFonts w:asciiTheme="majorHAnsi" w:cstheme="majorBidi" w:hAnsiTheme="majorHAnsi" w:eastAsia="黑体"/>
         <w:b/>
         <w:bCs/>
       </w:rPr>
     </w:tblStylePr>
     <w:tblStylePr w:type="lastCol">
       <w:rPr>
-        <w:rFonts w:asciiTheme="majorHAnsi" w:cstheme="majorBidi" w:eastAsiaTheme="majorEastAsia" w:hAnsiTheme="majorHAnsi"/>
+        <w:rFonts w:asciiTheme="majorHAnsi" w:cstheme="majorBidi" w:hAnsiTheme="majorHAnsi" w:eastAsia="黑体"/>
         <w:b/>
         <w:bCs/>
       </w:rPr>
@@ -6085,7 +6406,7 @@
         <w:spacing w:after="0" w:before="0" w:line="240" w:lineRule="auto"/>
       </w:pPr>
       <w:rPr>
-        <w:rFonts w:asciiTheme="majorHAnsi" w:cstheme="majorBidi" w:eastAsiaTheme="majorEastAsia" w:hAnsiTheme="majorHAnsi"/>
+        <w:rFonts w:asciiTheme="majorHAnsi" w:cstheme="majorBidi" w:hAnsiTheme="majorHAnsi" w:eastAsia="黑体"/>
         <w:b/>
         <w:bCs/>
       </w:rPr>
@@ -6106,7 +6427,7 @@
         <w:spacing w:after="0" w:before="0" w:line="240" w:lineRule="auto"/>
       </w:pPr>
       <w:rPr>
-        <w:rFonts w:asciiTheme="majorHAnsi" w:cstheme="majorBidi" w:eastAsiaTheme="majorEastAsia" w:hAnsiTheme="majorHAnsi"/>
+        <w:rFonts w:asciiTheme="majorHAnsi" w:cstheme="majorBidi" w:hAnsiTheme="majorHAnsi" w:eastAsia="黑体"/>
         <w:b/>
         <w:bCs/>
       </w:rPr>
@@ -6124,14 +6445,14 @@
     </w:tblStylePr>
     <w:tblStylePr w:type="firstCol">
       <w:rPr>
-        <w:rFonts w:asciiTheme="majorHAnsi" w:cstheme="majorBidi" w:eastAsiaTheme="majorEastAsia" w:hAnsiTheme="majorHAnsi"/>
+        <w:rFonts w:asciiTheme="majorHAnsi" w:cstheme="majorBidi" w:hAnsiTheme="majorHAnsi" w:eastAsia="黑体"/>
         <w:b/>
         <w:bCs/>
       </w:rPr>
     </w:tblStylePr>
     <w:tblStylePr w:type="lastCol">
       <w:rPr>
-        <w:rFonts w:asciiTheme="majorHAnsi" w:cstheme="majorBidi" w:eastAsiaTheme="majorEastAsia" w:hAnsiTheme="majorHAnsi"/>
+        <w:rFonts w:asciiTheme="majorHAnsi" w:cstheme="majorBidi" w:hAnsiTheme="majorHAnsi" w:eastAsia="黑体"/>
         <w:b/>
         <w:bCs/>
       </w:rPr>
@@ -6215,7 +6536,7 @@
         <w:spacing w:after="0" w:before="0" w:line="240" w:lineRule="auto"/>
       </w:pPr>
       <w:rPr>
-        <w:rFonts w:asciiTheme="majorHAnsi" w:cstheme="majorBidi" w:eastAsiaTheme="majorEastAsia" w:hAnsiTheme="majorHAnsi"/>
+        <w:rFonts w:asciiTheme="majorHAnsi" w:cstheme="majorBidi" w:hAnsiTheme="majorHAnsi" w:eastAsia="黑体"/>
         <w:b/>
         <w:bCs/>
       </w:rPr>
@@ -6236,7 +6557,7 @@
         <w:spacing w:after="0" w:before="0" w:line="240" w:lineRule="auto"/>
       </w:pPr>
       <w:rPr>
-        <w:rFonts w:asciiTheme="majorHAnsi" w:cstheme="majorBidi" w:eastAsiaTheme="majorEastAsia" w:hAnsiTheme="majorHAnsi"/>
+        <w:rFonts w:asciiTheme="majorHAnsi" w:cstheme="majorBidi" w:hAnsiTheme="majorHAnsi" w:eastAsia="黑体"/>
         <w:b/>
         <w:bCs/>
       </w:rPr>
@@ -6254,14 +6575,14 @@
     </w:tblStylePr>
     <w:tblStylePr w:type="firstCol">
       <w:rPr>
-        <w:rFonts w:asciiTheme="majorHAnsi" w:cstheme="majorBidi" w:eastAsiaTheme="majorEastAsia" w:hAnsiTheme="majorHAnsi"/>
+        <w:rFonts w:asciiTheme="majorHAnsi" w:cstheme="majorBidi" w:hAnsiTheme="majorHAnsi" w:eastAsia="黑体"/>
         <w:b/>
         <w:bCs/>
       </w:rPr>
     </w:tblStylePr>
     <w:tblStylePr w:type="lastCol">
       <w:rPr>
-        <w:rFonts w:asciiTheme="majorHAnsi" w:cstheme="majorBidi" w:eastAsiaTheme="majorEastAsia" w:hAnsiTheme="majorHAnsi"/>
+        <w:rFonts w:asciiTheme="majorHAnsi" w:cstheme="majorBidi" w:hAnsiTheme="majorHAnsi" w:eastAsia="黑体"/>
         <w:b/>
         <w:bCs/>
       </w:rPr>
@@ -6344,6 +6665,7 @@
         <w:spacing w:after="0" w:before="0" w:line="240" w:lineRule="auto"/>
       </w:pPr>
       <w:rPr>
+        <w:rFonts w:eastAsia="黑体"/>
         <w:b/>
         <w:bCs/>
         <w:color w:themeColor="background1" w:val="FFFFFF"/>
@@ -6366,6 +6688,7 @@
         <w:spacing w:after="0" w:before="0" w:line="240" w:lineRule="auto"/>
       </w:pPr>
       <w:rPr>
+        <w:rFonts w:eastAsia="黑体"/>
         <w:b/>
         <w:bCs/>
       </w:rPr>
@@ -6383,12 +6706,14 @@
     </w:tblStylePr>
     <w:tblStylePr w:type="firstCol">
       <w:rPr>
+        <w:rFonts w:eastAsia="黑体"/>
         <w:b/>
         <w:bCs/>
       </w:rPr>
     </w:tblStylePr>
     <w:tblStylePr w:type="lastCol">
       <w:rPr>
+        <w:rFonts w:eastAsia="黑体"/>
         <w:b/>
         <w:bCs/>
       </w:rPr>
@@ -6450,6 +6775,7 @@
         <w:spacing w:after="0" w:before="0" w:line="240" w:lineRule="auto"/>
       </w:pPr>
       <w:rPr>
+        <w:rFonts w:eastAsia="黑体"/>
         <w:b/>
         <w:bCs/>
         <w:color w:themeColor="background1" w:val="FFFFFF"/>
@@ -6472,6 +6798,7 @@
         <w:spacing w:after="0" w:before="0" w:line="240" w:lineRule="auto"/>
       </w:pPr>
       <w:rPr>
+        <w:rFonts w:eastAsia="黑体"/>
         <w:b/>
         <w:bCs/>
       </w:rPr>
@@ -6489,12 +6816,14 @@
     </w:tblStylePr>
     <w:tblStylePr w:type="firstCol">
       <w:rPr>
+        <w:rFonts w:eastAsia="黑体"/>
         <w:b/>
         <w:bCs/>
       </w:rPr>
     </w:tblStylePr>
     <w:tblStylePr w:type="lastCol">
       <w:rPr>
+        <w:rFonts w:eastAsia="黑体"/>
         <w:b/>
         <w:bCs/>
       </w:rPr>
@@ -6556,6 +6885,7 @@
         <w:spacing w:after="0" w:before="0" w:line="240" w:lineRule="auto"/>
       </w:pPr>
       <w:rPr>
+        <w:rFonts w:eastAsia="黑体"/>
         <w:b/>
         <w:bCs/>
         <w:color w:themeColor="background1" w:val="FFFFFF"/>
@@ -6578,6 +6908,7 @@
         <w:spacing w:after="0" w:before="0" w:line="240" w:lineRule="auto"/>
       </w:pPr>
       <w:rPr>
+        <w:rFonts w:eastAsia="黑体"/>
         <w:b/>
         <w:bCs/>
       </w:rPr>
@@ -6595,12 +6926,14 @@
     </w:tblStylePr>
     <w:tblStylePr w:type="firstCol">
       <w:rPr>
+        <w:rFonts w:eastAsia="黑体"/>
         <w:b/>
         <w:bCs/>
       </w:rPr>
     </w:tblStylePr>
     <w:tblStylePr w:type="lastCol">
       <w:rPr>
+        <w:rFonts w:eastAsia="黑体"/>
         <w:b/>
         <w:bCs/>
       </w:rPr>
@@ -6662,6 +6995,7 @@
         <w:spacing w:after="0" w:before="0" w:line="240" w:lineRule="auto"/>
       </w:pPr>
       <w:rPr>
+        <w:rFonts w:eastAsia="黑体"/>
         <w:b/>
         <w:bCs/>
         <w:color w:themeColor="background1" w:val="FFFFFF"/>
@@ -6684,6 +7018,7 @@
         <w:spacing w:after="0" w:before="0" w:line="240" w:lineRule="auto"/>
       </w:pPr>
       <w:rPr>
+        <w:rFonts w:eastAsia="黑体"/>
         <w:b/>
         <w:bCs/>
       </w:rPr>
@@ -6701,12 +7036,14 @@
     </w:tblStylePr>
     <w:tblStylePr w:type="firstCol">
       <w:rPr>
+        <w:rFonts w:eastAsia="黑体"/>
         <w:b/>
         <w:bCs/>
       </w:rPr>
     </w:tblStylePr>
     <w:tblStylePr w:type="lastCol">
       <w:rPr>
+        <w:rFonts w:eastAsia="黑体"/>
         <w:b/>
         <w:bCs/>
       </w:rPr>
@@ -6768,6 +7105,7 @@
         <w:spacing w:after="0" w:before="0" w:line="240" w:lineRule="auto"/>
       </w:pPr>
       <w:rPr>
+        <w:rFonts w:eastAsia="黑体"/>
         <w:b/>
         <w:bCs/>
         <w:color w:themeColor="background1" w:val="FFFFFF"/>
@@ -6790,6 +7128,7 @@
         <w:spacing w:after="0" w:before="0" w:line="240" w:lineRule="auto"/>
       </w:pPr>
       <w:rPr>
+        <w:rFonts w:eastAsia="黑体"/>
         <w:b/>
         <w:bCs/>
       </w:rPr>
@@ -6807,12 +7146,14 @@
     </w:tblStylePr>
     <w:tblStylePr w:type="firstCol">
       <w:rPr>
+        <w:rFonts w:eastAsia="黑体"/>
         <w:b/>
         <w:bCs/>
       </w:rPr>
     </w:tblStylePr>
     <w:tblStylePr w:type="lastCol">
       <w:rPr>
+        <w:rFonts w:eastAsia="黑体"/>
         <w:b/>
         <w:bCs/>
       </w:rPr>
@@ -6874,6 +7215,7 @@
         <w:spacing w:after="0" w:before="0" w:line="240" w:lineRule="auto"/>
       </w:pPr>
       <w:rPr>
+        <w:rFonts w:eastAsia="黑体"/>
         <w:b/>
         <w:bCs/>
         <w:color w:themeColor="background1" w:val="FFFFFF"/>
@@ -6896,6 +7238,7 @@
         <w:spacing w:after="0" w:before="0" w:line="240" w:lineRule="auto"/>
       </w:pPr>
       <w:rPr>
+        <w:rFonts w:eastAsia="黑体"/>
         <w:b/>
         <w:bCs/>
       </w:rPr>
@@ -6913,12 +7256,14 @@
     </w:tblStylePr>
     <w:tblStylePr w:type="firstCol">
       <w:rPr>
+        <w:rFonts w:eastAsia="黑体"/>
         <w:b/>
         <w:bCs/>
       </w:rPr>
     </w:tblStylePr>
     <w:tblStylePr w:type="lastCol">
       <w:rPr>
+        <w:rFonts w:eastAsia="黑体"/>
         <w:b/>
         <w:bCs/>
       </w:rPr>
@@ -6980,6 +7325,7 @@
         <w:spacing w:after="0" w:before="0" w:line="240" w:lineRule="auto"/>
       </w:pPr>
       <w:rPr>
+        <w:rFonts w:eastAsia="黑体"/>
         <w:b/>
         <w:bCs/>
         <w:color w:themeColor="background1" w:val="FFFFFF"/>
@@ -7002,6 +7348,7 @@
         <w:spacing w:after="0" w:before="0" w:line="240" w:lineRule="auto"/>
       </w:pPr>
       <w:rPr>
+        <w:rFonts w:eastAsia="黑体"/>
         <w:b/>
         <w:bCs/>
       </w:rPr>
@@ -7019,12 +7366,14 @@
     </w:tblStylePr>
     <w:tblStylePr w:type="firstCol">
       <w:rPr>
+        <w:rFonts w:eastAsia="黑体"/>
         <w:b/>
         <w:bCs/>
       </w:rPr>
     </w:tblStylePr>
     <w:tblStylePr w:type="lastCol">
       <w:rPr>
+        <w:rFonts w:eastAsia="黑体"/>
         <w:b/>
         <w:bCs/>
       </w:rPr>
@@ -7083,6 +7432,7 @@
         <w:spacing w:after="0" w:before="0" w:line="240" w:lineRule="auto"/>
       </w:pPr>
       <w:rPr>
+        <w:rFonts w:eastAsia="黑体"/>
         <w:b/>
         <w:bCs/>
         <w:color w:themeColor="background1" w:val="FFFFFF"/>
@@ -7105,6 +7455,7 @@
         <w:spacing w:after="0" w:before="0" w:line="240" w:lineRule="auto"/>
       </w:pPr>
       <w:rPr>
+        <w:rFonts w:eastAsia="黑体"/>
         <w:color w:val="auto"/>
       </w:rPr>
       <w:tblPr/>
@@ -7122,6 +7473,7 @@
     </w:tblStylePr>
     <w:tblStylePr w:type="firstCol">
       <w:rPr>
+        <w:rFonts w:eastAsia="黑体"/>
         <w:b/>
         <w:bCs/>
         <w:color w:themeColor="background1" w:val="FFFFFF"/>
@@ -7141,6 +7493,7 @@
     </w:tblStylePr>
     <w:tblStylePr w:type="lastCol">
       <w:rPr>
+        <w:rFonts w:eastAsia="黑体"/>
         <w:b/>
         <w:bCs/>
         <w:color w:themeColor="background1" w:val="FFFFFF"/>
@@ -7189,6 +7542,7 @@
     </w:tblStylePr>
     <w:tblStylePr w:type="nwCell">
       <w:rPr>
+        <w:rFonts w:eastAsia="黑体"/>
         <w:color w:themeColor="background1" w:val="FFFFFF"/>
       </w:rPr>
       <w:tblPr/>
@@ -7232,6 +7586,7 @@
         <w:spacing w:after="0" w:before="0" w:line="240" w:lineRule="auto"/>
       </w:pPr>
       <w:rPr>
+        <w:rFonts w:eastAsia="黑体"/>
         <w:b/>
         <w:bCs/>
         <w:color w:themeColor="background1" w:val="FFFFFF"/>
@@ -7254,6 +7609,7 @@
         <w:spacing w:after="0" w:before="0" w:line="240" w:lineRule="auto"/>
       </w:pPr>
       <w:rPr>
+        <w:rFonts w:eastAsia="黑体"/>
         <w:color w:val="auto"/>
       </w:rPr>
       <w:tblPr/>
@@ -7271,6 +7627,7 @@
     </w:tblStylePr>
     <w:tblStylePr w:type="firstCol">
       <w:rPr>
+        <w:rFonts w:eastAsia="黑体"/>
         <w:b/>
         <w:bCs/>
         <w:color w:themeColor="background1" w:val="FFFFFF"/>
@@ -7290,6 +7647,7 @@
     </w:tblStylePr>
     <w:tblStylePr w:type="lastCol">
       <w:rPr>
+        <w:rFonts w:eastAsia="黑体"/>
         <w:b/>
         <w:bCs/>
         <w:color w:themeColor="background1" w:val="FFFFFF"/>
@@ -7338,6 +7696,7 @@
     </w:tblStylePr>
     <w:tblStylePr w:type="nwCell">
       <w:rPr>
+        <w:rFonts w:eastAsia="黑体"/>
         <w:color w:themeColor="background1" w:val="FFFFFF"/>
       </w:rPr>
       <w:tblPr/>
@@ -7381,6 +7740,7 @@
         <w:spacing w:after="0" w:before="0" w:line="240" w:lineRule="auto"/>
       </w:pPr>
       <w:rPr>
+        <w:rFonts w:eastAsia="黑体"/>
         <w:b/>
         <w:bCs/>
         <w:color w:themeColor="background1" w:val="FFFFFF"/>
@@ -7403,6 +7763,7 @@
         <w:spacing w:after="0" w:before="0" w:line="240" w:lineRule="auto"/>
       </w:pPr>
       <w:rPr>
+        <w:rFonts w:eastAsia="黑体"/>
         <w:color w:val="auto"/>
       </w:rPr>
       <w:tblPr/>
@@ -7420,6 +7781,7 @@
     </w:tblStylePr>
     <w:tblStylePr w:type="firstCol">
       <w:rPr>
+        <w:rFonts w:eastAsia="黑体"/>
         <w:b/>
         <w:bCs/>
         <w:color w:themeColor="background1" w:val="FFFFFF"/>
@@ -7439,6 +7801,7 @@
     </w:tblStylePr>
     <w:tblStylePr w:type="lastCol">
       <w:rPr>
+        <w:rFonts w:eastAsia="黑体"/>
         <w:b/>
         <w:bCs/>
         <w:color w:themeColor="background1" w:val="FFFFFF"/>
@@ -7487,6 +7850,7 @@
     </w:tblStylePr>
     <w:tblStylePr w:type="nwCell">
       <w:rPr>
+        <w:rFonts w:eastAsia="黑体"/>
         <w:color w:themeColor="background1" w:val="FFFFFF"/>
       </w:rPr>
       <w:tblPr/>
@@ -7530,6 +7894,7 @@
         <w:spacing w:after="0" w:before="0" w:line="240" w:lineRule="auto"/>
       </w:pPr>
       <w:rPr>
+        <w:rFonts w:eastAsia="黑体"/>
         <w:b/>
         <w:bCs/>
         <w:color w:themeColor="background1" w:val="FFFFFF"/>
@@ -7552,6 +7917,7 @@
         <w:spacing w:after="0" w:before="0" w:line="240" w:lineRule="auto"/>
       </w:pPr>
       <w:rPr>
+        <w:rFonts w:eastAsia="黑体"/>
         <w:color w:val="auto"/>
       </w:rPr>
       <w:tblPr/>
@@ -7569,6 +7935,7 @@
     </w:tblStylePr>
     <w:tblStylePr w:type="firstCol">
       <w:rPr>
+        <w:rFonts w:eastAsia="黑体"/>
         <w:b/>
         <w:bCs/>
         <w:color w:themeColor="background1" w:val="FFFFFF"/>
@@ -7588,6 +7955,7 @@
     </w:tblStylePr>
     <w:tblStylePr w:type="lastCol">
       <w:rPr>
+        <w:rFonts w:eastAsia="黑体"/>
         <w:b/>
         <w:bCs/>
         <w:color w:themeColor="background1" w:val="FFFFFF"/>
@@ -7636,6 +8004,7 @@
     </w:tblStylePr>
     <w:tblStylePr w:type="nwCell">
       <w:rPr>
+        <w:rFonts w:eastAsia="黑体"/>
         <w:color w:themeColor="background1" w:val="FFFFFF"/>
       </w:rPr>
       <w:tblPr/>
@@ -7679,6 +8048,7 @@
         <w:spacing w:after="0" w:before="0" w:line="240" w:lineRule="auto"/>
       </w:pPr>
       <w:rPr>
+        <w:rFonts w:eastAsia="黑体"/>
         <w:b/>
         <w:bCs/>
         <w:color w:themeColor="background1" w:val="FFFFFF"/>
@@ -7701,6 +8071,7 @@
         <w:spacing w:after="0" w:before="0" w:line="240" w:lineRule="auto"/>
       </w:pPr>
       <w:rPr>
+        <w:rFonts w:eastAsia="黑体"/>
         <w:color w:val="auto"/>
       </w:rPr>
       <w:tblPr/>
@@ -7718,6 +8089,7 @@
     </w:tblStylePr>
     <w:tblStylePr w:type="firstCol">
       <w:rPr>
+        <w:rFonts w:eastAsia="黑体"/>
         <w:b/>
         <w:bCs/>
         <w:color w:themeColor="background1" w:val="FFFFFF"/>
@@ -7737,6 +8109,7 @@
     </w:tblStylePr>
     <w:tblStylePr w:type="lastCol">
       <w:rPr>
+        <w:rFonts w:eastAsia="黑体"/>
         <w:b/>
         <w:bCs/>
         <w:color w:themeColor="background1" w:val="FFFFFF"/>
@@ -7785,6 +8158,7 @@
     </w:tblStylePr>
     <w:tblStylePr w:type="nwCell">
       <w:rPr>
+        <w:rFonts w:eastAsia="黑体"/>
         <w:color w:themeColor="background1" w:val="FFFFFF"/>
       </w:rPr>
       <w:tblPr/>
@@ -7828,6 +8202,7 @@
         <w:spacing w:after="0" w:before="0" w:line="240" w:lineRule="auto"/>
       </w:pPr>
       <w:rPr>
+        <w:rFonts w:eastAsia="黑体"/>
         <w:b/>
         <w:bCs/>
         <w:color w:themeColor="background1" w:val="FFFFFF"/>
@@ -7850,6 +8225,7 @@
         <w:spacing w:after="0" w:before="0" w:line="240" w:lineRule="auto"/>
       </w:pPr>
       <w:rPr>
+        <w:rFonts w:eastAsia="黑体"/>
         <w:color w:val="auto"/>
       </w:rPr>
       <w:tblPr/>
@@ -7867,6 +8243,7 @@
     </w:tblStylePr>
     <w:tblStylePr w:type="firstCol">
       <w:rPr>
+        <w:rFonts w:eastAsia="黑体"/>
         <w:b/>
         <w:bCs/>
         <w:color w:themeColor="background1" w:val="FFFFFF"/>
@@ -7886,6 +8263,7 @@
     </w:tblStylePr>
     <w:tblStylePr w:type="lastCol">
       <w:rPr>
+        <w:rFonts w:eastAsia="黑体"/>
         <w:b/>
         <w:bCs/>
         <w:color w:themeColor="background1" w:val="FFFFFF"/>
@@ -7934,6 +8312,7 @@
     </w:tblStylePr>
     <w:tblStylePr w:type="nwCell">
       <w:rPr>
+        <w:rFonts w:eastAsia="黑体"/>
         <w:color w:themeColor="background1" w:val="FFFFFF"/>
       </w:rPr>
       <w:tblPr/>
@@ -7977,6 +8356,7 @@
         <w:spacing w:after="0" w:before="0" w:line="240" w:lineRule="auto"/>
       </w:pPr>
       <w:rPr>
+        <w:rFonts w:eastAsia="黑体"/>
         <w:b/>
         <w:bCs/>
         <w:color w:themeColor="background1" w:val="FFFFFF"/>
@@ -7999,6 +8379,7 @@
         <w:spacing w:after="0" w:before="0" w:line="240" w:lineRule="auto"/>
       </w:pPr>
       <w:rPr>
+        <w:rFonts w:eastAsia="黑体"/>
         <w:color w:val="auto"/>
       </w:rPr>
       <w:tblPr/>
@@ -8016,6 +8397,7 @@
     </w:tblStylePr>
     <w:tblStylePr w:type="firstCol">
       <w:rPr>
+        <w:rFonts w:eastAsia="黑体"/>
         <w:b/>
         <w:bCs/>
         <w:color w:themeColor="background1" w:val="FFFFFF"/>
@@ -8035,6 +8417,7 @@
     </w:tblStylePr>
     <w:tblStylePr w:type="lastCol">
       <w:rPr>
+        <w:rFonts w:eastAsia="黑体"/>
         <w:b/>
         <w:bCs/>
         <w:color w:themeColor="background1" w:val="FFFFFF"/>
@@ -8083,6 +8466,7 @@
     </w:tblStylePr>
     <w:tblStylePr w:type="nwCell">
       <w:rPr>
+        <w:rFonts w:eastAsia="黑体"/>
         <w:color w:themeColor="background1" w:val="FFFFFF"/>
       </w:rPr>
       <w:tblPr/>
@@ -8107,6 +8491,7 @@
       <w:spacing w:after="0" w:line="240" w:lineRule="auto"/>
     </w:pPr>
     <w:rPr>
+      <w:rFonts w:eastAsia="黑体"/>
       <w:color w:themeColor="text1" w:val="000000"/>
     </w:rPr>
     <w:tblPr>
@@ -8126,7 +8511,7 @@
     </w:tblPr>
     <w:tblStylePr w:type="firstRow">
       <w:rPr>
-        <w:rFonts w:asciiTheme="majorHAnsi" w:cstheme="majorBidi" w:eastAsiaTheme="majorEastAsia" w:hAnsiTheme="majorHAnsi"/>
+        <w:rFonts w:asciiTheme="majorHAnsi" w:cstheme="majorBidi" w:hAnsiTheme="majorHAnsi" w:eastAsia="黑体"/>
       </w:rPr>
       <w:tblPr/>
       <w:tcPr>
@@ -8138,6 +8523,7 @@
     </w:tblStylePr>
     <w:tblStylePr w:type="lastRow">
       <w:rPr>
+        <w:rFonts w:eastAsia="黑体"/>
         <w:b/>
         <w:bCs/>
         <w:color w:themeColor="text2" w:val="1F497D"/>
@@ -8152,12 +8538,14 @@
     </w:tblStylePr>
     <w:tblStylePr w:type="firstCol">
       <w:rPr>
+        <w:rFonts w:eastAsia="黑体"/>
         <w:b/>
         <w:bCs/>
       </w:rPr>
     </w:tblStylePr>
     <w:tblStylePr w:type="lastCol">
       <w:rPr>
+        <w:rFonts w:eastAsia="黑体"/>
         <w:b/>
         <w:bCs/>
       </w:rPr>
@@ -8191,6 +8579,7 @@
       <w:spacing w:after="0" w:line="240" w:lineRule="auto"/>
     </w:pPr>
     <w:rPr>
+      <w:rFonts w:eastAsia="黑体"/>
       <w:color w:themeColor="text1" w:val="000000"/>
     </w:rPr>
     <w:tblPr>
@@ -8210,7 +8599,7 @@
     </w:tblPr>
     <w:tblStylePr w:type="firstRow">
       <w:rPr>
-        <w:rFonts w:asciiTheme="majorHAnsi" w:cstheme="majorBidi" w:eastAsiaTheme="majorEastAsia" w:hAnsiTheme="majorHAnsi"/>
+        <w:rFonts w:asciiTheme="majorHAnsi" w:cstheme="majorBidi" w:hAnsiTheme="majorHAnsi" w:eastAsia="黑体"/>
       </w:rPr>
       <w:tblPr/>
       <w:tcPr>
@@ -8222,6 +8611,7 @@
     </w:tblStylePr>
     <w:tblStylePr w:type="lastRow">
       <w:rPr>
+        <w:rFonts w:eastAsia="黑体"/>
         <w:b/>
         <w:bCs/>
         <w:color w:themeColor="text2" w:val="1F497D"/>
@@ -8236,12 +8626,14 @@
     </w:tblStylePr>
     <w:tblStylePr w:type="firstCol">
       <w:rPr>
+        <w:rFonts w:eastAsia="黑体"/>
         <w:b/>
         <w:bCs/>
       </w:rPr>
     </w:tblStylePr>
     <w:tblStylePr w:type="lastCol">
       <w:rPr>
+        <w:rFonts w:eastAsia="黑体"/>
         <w:b/>
         <w:bCs/>
       </w:rPr>
@@ -8275,6 +8667,7 @@
       <w:spacing w:after="0" w:line="240" w:lineRule="auto"/>
     </w:pPr>
     <w:rPr>
+      <w:rFonts w:eastAsia="黑体"/>
       <w:color w:themeColor="text1" w:val="000000"/>
     </w:rPr>
     <w:tblPr>
@@ -8294,7 +8687,7 @@
     </w:tblPr>
     <w:tblStylePr w:type="firstRow">
       <w:rPr>
-        <w:rFonts w:asciiTheme="majorHAnsi" w:cstheme="majorBidi" w:eastAsiaTheme="majorEastAsia" w:hAnsiTheme="majorHAnsi"/>
+        <w:rFonts w:asciiTheme="majorHAnsi" w:cstheme="majorBidi" w:hAnsiTheme="majorHAnsi" w:eastAsia="黑体"/>
       </w:rPr>
       <w:tblPr/>
       <w:tcPr>
@@ -8306,6 +8699,7 @@
     </w:tblStylePr>
     <w:tblStylePr w:type="lastRow">
       <w:rPr>
+        <w:rFonts w:eastAsia="黑体"/>
         <w:b/>
         <w:bCs/>
         <w:color w:themeColor="text2" w:val="1F497D"/>
@@ -8320,12 +8714,14 @@
     </w:tblStylePr>
     <w:tblStylePr w:type="firstCol">
       <w:rPr>
+        <w:rFonts w:eastAsia="黑体"/>
         <w:b/>
         <w:bCs/>
       </w:rPr>
     </w:tblStylePr>
     <w:tblStylePr w:type="lastCol">
       <w:rPr>
+        <w:rFonts w:eastAsia="黑体"/>
         <w:b/>
         <w:bCs/>
       </w:rPr>
@@ -8359,6 +8755,7 @@
       <w:spacing w:after="0" w:line="240" w:lineRule="auto"/>
     </w:pPr>
     <w:rPr>
+      <w:rFonts w:eastAsia="黑体"/>
       <w:color w:themeColor="text1" w:val="000000"/>
     </w:rPr>
     <w:tblPr>
@@ -8378,7 +8775,7 @@
     </w:tblPr>
     <w:tblStylePr w:type="firstRow">
       <w:rPr>
-        <w:rFonts w:asciiTheme="majorHAnsi" w:cstheme="majorBidi" w:eastAsiaTheme="majorEastAsia" w:hAnsiTheme="majorHAnsi"/>
+        <w:rFonts w:asciiTheme="majorHAnsi" w:cstheme="majorBidi" w:hAnsiTheme="majorHAnsi" w:eastAsia="黑体"/>
       </w:rPr>
       <w:tblPr/>
       <w:tcPr>
@@ -8390,6 +8787,7 @@
     </w:tblStylePr>
     <w:tblStylePr w:type="lastRow">
       <w:rPr>
+        <w:rFonts w:eastAsia="黑体"/>
         <w:b/>
         <w:bCs/>
         <w:color w:themeColor="text2" w:val="1F497D"/>
@@ -8404,12 +8802,14 @@
     </w:tblStylePr>
     <w:tblStylePr w:type="firstCol">
       <w:rPr>
+        <w:rFonts w:eastAsia="黑体"/>
         <w:b/>
         <w:bCs/>
       </w:rPr>
     </w:tblStylePr>
     <w:tblStylePr w:type="lastCol">
       <w:rPr>
+        <w:rFonts w:eastAsia="黑体"/>
         <w:b/>
         <w:bCs/>
       </w:rPr>
@@ -8443,6 +8843,7 @@
       <w:spacing w:after="0" w:line="240" w:lineRule="auto"/>
     </w:pPr>
     <w:rPr>
+      <w:rFonts w:eastAsia="黑体"/>
       <w:color w:themeColor="text1" w:val="000000"/>
     </w:rPr>
     <w:tblPr>
@@ -8462,7 +8863,7 @@
     </w:tblPr>
     <w:tblStylePr w:type="firstRow">
       <w:rPr>
-        <w:rFonts w:asciiTheme="majorHAnsi" w:cstheme="majorBidi" w:eastAsiaTheme="majorEastAsia" w:hAnsiTheme="majorHAnsi"/>
+        <w:rFonts w:asciiTheme="majorHAnsi" w:cstheme="majorBidi" w:hAnsiTheme="majorHAnsi" w:eastAsia="黑体"/>
       </w:rPr>
       <w:tblPr/>
       <w:tcPr>
@@ -8474,6 +8875,7 @@
     </w:tblStylePr>
     <w:tblStylePr w:type="lastRow">
       <w:rPr>
+        <w:rFonts w:eastAsia="黑体"/>
         <w:b/>
         <w:bCs/>
         <w:color w:themeColor="text2" w:val="1F497D"/>
@@ -8488,12 +8890,14 @@
     </w:tblStylePr>
     <w:tblStylePr w:type="firstCol">
       <w:rPr>
+        <w:rFonts w:eastAsia="黑体"/>
         <w:b/>
         <w:bCs/>
       </w:rPr>
     </w:tblStylePr>
     <w:tblStylePr w:type="lastCol">
       <w:rPr>
+        <w:rFonts w:eastAsia="黑体"/>
         <w:b/>
         <w:bCs/>
       </w:rPr>
@@ -8527,6 +8931,7 @@
       <w:spacing w:after="0" w:line="240" w:lineRule="auto"/>
     </w:pPr>
     <w:rPr>
+      <w:rFonts w:eastAsia="黑体"/>
       <w:color w:themeColor="text1" w:val="000000"/>
     </w:rPr>
     <w:tblPr>
@@ -8546,7 +8951,7 @@
     </w:tblPr>
     <w:tblStylePr w:type="firstRow">
       <w:rPr>
-        <w:rFonts w:asciiTheme="majorHAnsi" w:cstheme="majorBidi" w:eastAsiaTheme="majorEastAsia" w:hAnsiTheme="majorHAnsi"/>
+        <w:rFonts w:asciiTheme="majorHAnsi" w:cstheme="majorBidi" w:hAnsiTheme="majorHAnsi" w:eastAsia="黑体"/>
       </w:rPr>
       <w:tblPr/>
       <w:tcPr>
@@ -8558,6 +8963,7 @@
     </w:tblStylePr>
     <w:tblStylePr w:type="lastRow">
       <w:rPr>
+        <w:rFonts w:eastAsia="黑体"/>
         <w:b/>
         <w:bCs/>
         <w:color w:themeColor="text2" w:val="1F497D"/>
@@ -8572,12 +8978,14 @@
     </w:tblStylePr>
     <w:tblStylePr w:type="firstCol">
       <w:rPr>
+        <w:rFonts w:eastAsia="黑体"/>
         <w:b/>
         <w:bCs/>
       </w:rPr>
     </w:tblStylePr>
     <w:tblStylePr w:type="lastCol">
       <w:rPr>
+        <w:rFonts w:eastAsia="黑体"/>
         <w:b/>
         <w:bCs/>
       </w:rPr>
@@ -8611,6 +9019,7 @@
       <w:spacing w:after="0" w:line="240" w:lineRule="auto"/>
     </w:pPr>
     <w:rPr>
+      <w:rFonts w:eastAsia="黑体"/>
       <w:color w:themeColor="text1" w:val="000000"/>
     </w:rPr>
     <w:tblPr>
@@ -8630,7 +9039,7 @@
     </w:tblPr>
     <w:tblStylePr w:type="firstRow">
       <w:rPr>
-        <w:rFonts w:asciiTheme="majorHAnsi" w:cstheme="majorBidi" w:eastAsiaTheme="majorEastAsia" w:hAnsiTheme="majorHAnsi"/>
+        <w:rFonts w:asciiTheme="majorHAnsi" w:cstheme="majorBidi" w:hAnsiTheme="majorHAnsi" w:eastAsia="黑体"/>
       </w:rPr>
       <w:tblPr/>
       <w:tcPr>
@@ -8642,6 +9051,7 @@
     </w:tblStylePr>
     <w:tblStylePr w:type="lastRow">
       <w:rPr>
+        <w:rFonts w:eastAsia="黑体"/>
         <w:b/>
         <w:bCs/>
         <w:color w:themeColor="text2" w:val="1F497D"/>
@@ -8656,12 +9066,14 @@
     </w:tblStylePr>
     <w:tblStylePr w:type="firstCol">
       <w:rPr>
+        <w:rFonts w:eastAsia="黑体"/>
         <w:b/>
         <w:bCs/>
       </w:rPr>
     </w:tblStylePr>
     <w:tblStylePr w:type="lastCol">
       <w:rPr>
+        <w:rFonts w:eastAsia="黑体"/>
         <w:b/>
         <w:bCs/>
       </w:rPr>
@@ -8695,7 +9107,7 @@
       <w:spacing w:after="0" w:line="240" w:lineRule="auto"/>
     </w:pPr>
     <w:rPr>
-      <w:rFonts w:asciiTheme="majorHAnsi" w:cstheme="majorBidi" w:eastAsiaTheme="majorEastAsia" w:hAnsiTheme="majorHAnsi"/>
+      <w:rFonts w:asciiTheme="majorHAnsi" w:cstheme="majorBidi" w:hAnsiTheme="majorHAnsi" w:eastAsia="黑体"/>
       <w:color w:themeColor="text1" w:val="000000"/>
     </w:rPr>
     <w:tblPr>
@@ -8717,6 +9129,7 @@
     </w:tblPr>
     <w:tblStylePr w:type="firstRow">
       <w:rPr>
+        <w:rFonts w:eastAsia="黑体"/>
         <w:sz w:val="24"/>
         <w:szCs w:val="24"/>
       </w:rPr>
@@ -8823,7 +9236,7 @@
       <w:spacing w:after="0" w:line="240" w:lineRule="auto"/>
     </w:pPr>
     <w:rPr>
-      <w:rFonts w:asciiTheme="majorHAnsi" w:cstheme="majorBidi" w:eastAsiaTheme="majorEastAsia" w:hAnsiTheme="majorHAnsi"/>
+      <w:rFonts w:asciiTheme="majorHAnsi" w:cstheme="majorBidi" w:hAnsiTheme="majorHAnsi" w:eastAsia="黑体"/>
       <w:color w:themeColor="text1" w:val="000000"/>
     </w:rPr>
     <w:tblPr>
@@ -8845,6 +9258,7 @@
     </w:tblPr>
     <w:tblStylePr w:type="firstRow">
       <w:rPr>
+        <w:rFonts w:eastAsia="黑体"/>
         <w:sz w:val="24"/>
         <w:szCs w:val="24"/>
       </w:rPr>
@@ -8951,7 +9365,7 @@
       <w:spacing w:after="0" w:line="240" w:lineRule="auto"/>
     </w:pPr>
     <w:rPr>
-      <w:rFonts w:asciiTheme="majorHAnsi" w:cstheme="majorBidi" w:eastAsiaTheme="majorEastAsia" w:hAnsiTheme="majorHAnsi"/>
+      <w:rFonts w:asciiTheme="majorHAnsi" w:cstheme="majorBidi" w:hAnsiTheme="majorHAnsi" w:eastAsia="黑体"/>
       <w:color w:themeColor="text1" w:val="000000"/>
     </w:rPr>
     <w:tblPr>
@@ -8973,6 +9387,7 @@
     </w:tblPr>
     <w:tblStylePr w:type="firstRow">
       <w:rPr>
+        <w:rFonts w:eastAsia="黑体"/>
         <w:sz w:val="24"/>
         <w:szCs w:val="24"/>
       </w:rPr>
@@ -9079,7 +9494,7 @@
       <w:spacing w:after="0" w:line="240" w:lineRule="auto"/>
     </w:pPr>
     <w:rPr>
-      <w:rFonts w:asciiTheme="majorHAnsi" w:cstheme="majorBidi" w:eastAsiaTheme="majorEastAsia" w:hAnsiTheme="majorHAnsi"/>
+      <w:rFonts w:asciiTheme="majorHAnsi" w:cstheme="majorBidi" w:hAnsiTheme="majorHAnsi" w:eastAsia="黑体"/>
       <w:color w:themeColor="text1" w:val="000000"/>
     </w:rPr>
     <w:tblPr>
@@ -9101,6 +9516,7 @@
     </w:tblPr>
     <w:tblStylePr w:type="firstRow">
       <w:rPr>
+        <w:rFonts w:eastAsia="黑体"/>
         <w:sz w:val="24"/>
         <w:szCs w:val="24"/>
       </w:rPr>
@@ -9207,7 +9623,7 @@
       <w:spacing w:after="0" w:line="240" w:lineRule="auto"/>
     </w:pPr>
     <w:rPr>
-      <w:rFonts w:asciiTheme="majorHAnsi" w:cstheme="majorBidi" w:eastAsiaTheme="majorEastAsia" w:hAnsiTheme="majorHAnsi"/>
+      <w:rFonts w:asciiTheme="majorHAnsi" w:cstheme="majorBidi" w:hAnsiTheme="majorHAnsi" w:eastAsia="黑体"/>
       <w:color w:themeColor="text1" w:val="000000"/>
     </w:rPr>
     <w:tblPr>
@@ -9229,6 +9645,7 @@
     </w:tblPr>
     <w:tblStylePr w:type="firstRow">
       <w:rPr>
+        <w:rFonts w:eastAsia="黑体"/>
         <w:sz w:val="24"/>
         <w:szCs w:val="24"/>
       </w:rPr>
@@ -9335,7 +9752,7 @@
       <w:spacing w:after="0" w:line="240" w:lineRule="auto"/>
     </w:pPr>
     <w:rPr>
-      <w:rFonts w:asciiTheme="majorHAnsi" w:cstheme="majorBidi" w:eastAsiaTheme="majorEastAsia" w:hAnsiTheme="majorHAnsi"/>
+      <w:rFonts w:asciiTheme="majorHAnsi" w:cstheme="majorBidi" w:hAnsiTheme="majorHAnsi" w:eastAsia="黑体"/>
       <w:color w:themeColor="text1" w:val="000000"/>
     </w:rPr>
     <w:tblPr>
@@ -9357,6 +9774,7 @@
     </w:tblPr>
     <w:tblStylePr w:type="firstRow">
       <w:rPr>
+        <w:rFonts w:eastAsia="黑体"/>
         <w:sz w:val="24"/>
         <w:szCs w:val="24"/>
       </w:rPr>
@@ -9463,7 +9881,7 @@
       <w:spacing w:after="0" w:line="240" w:lineRule="auto"/>
     </w:pPr>
     <w:rPr>
-      <w:rFonts w:asciiTheme="majorHAnsi" w:cstheme="majorBidi" w:eastAsiaTheme="majorEastAsia" w:hAnsiTheme="majorHAnsi"/>
+      <w:rFonts w:asciiTheme="majorHAnsi" w:cstheme="majorBidi" w:hAnsiTheme="majorHAnsi" w:eastAsia="黑体"/>
       <w:color w:themeColor="text1" w:val="000000"/>
     </w:rPr>
     <w:tblPr>
@@ -9485,6 +9903,7 @@
     </w:tblPr>
     <w:tblStylePr w:type="firstRow">
       <w:rPr>
+        <w:rFonts w:eastAsia="黑体"/>
         <w:sz w:val="24"/>
         <w:szCs w:val="24"/>
       </w:rPr>
@@ -9614,12 +10033,14 @@
     </w:tcPr>
     <w:tblStylePr w:type="firstRow">
       <w:rPr>
+        <w:rFonts w:eastAsia="黑体"/>
         <w:b/>
         <w:bCs/>
       </w:rPr>
     </w:tblStylePr>
     <w:tblStylePr w:type="lastRow">
       <w:rPr>
+        <w:rFonts w:eastAsia="黑体"/>
         <w:b/>
         <w:bCs/>
       </w:rPr>
@@ -9632,12 +10053,14 @@
     </w:tblStylePr>
     <w:tblStylePr w:type="firstCol">
       <w:rPr>
+        <w:rFonts w:eastAsia="黑体"/>
         <w:b/>
         <w:bCs/>
       </w:rPr>
     </w:tblStylePr>
     <w:tblStylePr w:type="lastCol">
       <w:rPr>
+        <w:rFonts w:eastAsia="黑体"/>
         <w:b/>
         <w:bCs/>
       </w:rPr>
@@ -9687,12 +10110,14 @@
     </w:tcPr>
     <w:tblStylePr w:type="firstRow">
       <w:rPr>
+        <w:rFonts w:eastAsia="黑体"/>
         <w:b/>
         <w:bCs/>
       </w:rPr>
     </w:tblStylePr>
     <w:tblStylePr w:type="lastRow">
       <w:rPr>
+        <w:rFonts w:eastAsia="黑体"/>
         <w:b/>
         <w:bCs/>
       </w:rPr>
@@ -9705,12 +10130,14 @@
     </w:tblStylePr>
     <w:tblStylePr w:type="firstCol">
       <w:rPr>
+        <w:rFonts w:eastAsia="黑体"/>
         <w:b/>
         <w:bCs/>
       </w:rPr>
     </w:tblStylePr>
     <w:tblStylePr w:type="lastCol">
       <w:rPr>
+        <w:rFonts w:eastAsia="黑体"/>
         <w:b/>
         <w:bCs/>
       </w:rPr>
@@ -9760,12 +10187,14 @@
     </w:tcPr>
     <w:tblStylePr w:type="firstRow">
       <w:rPr>
+        <w:rFonts w:eastAsia="黑体"/>
         <w:b/>
         <w:bCs/>
       </w:rPr>
     </w:tblStylePr>
     <w:tblStylePr w:type="lastRow">
       <w:rPr>
+        <w:rFonts w:eastAsia="黑体"/>
         <w:b/>
         <w:bCs/>
       </w:rPr>
@@ -9778,12 +10207,14 @@
     </w:tblStylePr>
     <w:tblStylePr w:type="firstCol">
       <w:rPr>
+        <w:rFonts w:eastAsia="黑体"/>
         <w:b/>
         <w:bCs/>
       </w:rPr>
     </w:tblStylePr>
     <w:tblStylePr w:type="lastCol">
       <w:rPr>
+        <w:rFonts w:eastAsia="黑体"/>
         <w:b/>
         <w:bCs/>
       </w:rPr>
@@ -9833,12 +10264,14 @@
     </w:tcPr>
     <w:tblStylePr w:type="firstRow">
       <w:rPr>
+        <w:rFonts w:eastAsia="黑体"/>
         <w:b/>
         <w:bCs/>
       </w:rPr>
     </w:tblStylePr>
     <w:tblStylePr w:type="lastRow">
       <w:rPr>
+        <w:rFonts w:eastAsia="黑体"/>
         <w:b/>
         <w:bCs/>
       </w:rPr>
@@ -9851,12 +10284,14 @@
     </w:tblStylePr>
     <w:tblStylePr w:type="firstCol">
       <w:rPr>
+        <w:rFonts w:eastAsia="黑体"/>
         <w:b/>
         <w:bCs/>
       </w:rPr>
     </w:tblStylePr>
     <w:tblStylePr w:type="lastCol">
       <w:rPr>
+        <w:rFonts w:eastAsia="黑体"/>
         <w:b/>
         <w:bCs/>
       </w:rPr>
@@ -9906,12 +10341,14 @@
     </w:tcPr>
     <w:tblStylePr w:type="firstRow">
       <w:rPr>
+        <w:rFonts w:eastAsia="黑体"/>
         <w:b/>
         <w:bCs/>
       </w:rPr>
     </w:tblStylePr>
     <w:tblStylePr w:type="lastRow">
       <w:rPr>
+        <w:rFonts w:eastAsia="黑体"/>
         <w:b/>
         <w:bCs/>
       </w:rPr>
@@ -9924,12 +10361,14 @@
     </w:tblStylePr>
     <w:tblStylePr w:type="firstCol">
       <w:rPr>
+        <w:rFonts w:eastAsia="黑体"/>
         <w:b/>
         <w:bCs/>
       </w:rPr>
     </w:tblStylePr>
     <w:tblStylePr w:type="lastCol">
       <w:rPr>
+        <w:rFonts w:eastAsia="黑体"/>
         <w:b/>
         <w:bCs/>
       </w:rPr>
@@ -9979,12 +10418,14 @@
     </w:tcPr>
     <w:tblStylePr w:type="firstRow">
       <w:rPr>
+        <w:rFonts w:eastAsia="黑体"/>
         <w:b/>
         <w:bCs/>
       </w:rPr>
     </w:tblStylePr>
     <w:tblStylePr w:type="lastRow">
       <w:rPr>
+        <w:rFonts w:eastAsia="黑体"/>
         <w:b/>
         <w:bCs/>
       </w:rPr>
@@ -9997,12 +10438,14 @@
     </w:tblStylePr>
     <w:tblStylePr w:type="firstCol">
       <w:rPr>
+        <w:rFonts w:eastAsia="黑体"/>
         <w:b/>
         <w:bCs/>
       </w:rPr>
     </w:tblStylePr>
     <w:tblStylePr w:type="lastCol">
       <w:rPr>
+        <w:rFonts w:eastAsia="黑体"/>
         <w:b/>
         <w:bCs/>
       </w:rPr>
@@ -10052,12 +10495,14 @@
     </w:tcPr>
     <w:tblStylePr w:type="firstRow">
       <w:rPr>
+        <w:rFonts w:eastAsia="黑体"/>
         <w:b/>
         <w:bCs/>
       </w:rPr>
     </w:tblStylePr>
     <w:tblStylePr w:type="lastRow">
       <w:rPr>
+        <w:rFonts w:eastAsia="黑体"/>
         <w:b/>
         <w:bCs/>
       </w:rPr>
@@ -10070,12 +10515,14 @@
     </w:tblStylePr>
     <w:tblStylePr w:type="firstCol">
       <w:rPr>
+        <w:rFonts w:eastAsia="黑体"/>
         <w:b/>
         <w:bCs/>
       </w:rPr>
     </w:tblStylePr>
     <w:tblStylePr w:type="lastCol">
       <w:rPr>
+        <w:rFonts w:eastAsia="黑体"/>
         <w:b/>
         <w:bCs/>
       </w:rPr>
@@ -10102,7 +10549,7 @@
       <w:spacing w:after="0" w:line="240" w:lineRule="auto"/>
     </w:pPr>
     <w:rPr>
-      <w:rFonts w:asciiTheme="majorHAnsi" w:cstheme="majorBidi" w:eastAsiaTheme="majorEastAsia" w:hAnsiTheme="majorHAnsi"/>
+      <w:rFonts w:asciiTheme="majorHAnsi" w:cstheme="majorBidi" w:hAnsiTheme="majorHAnsi" w:eastAsia="黑体"/>
       <w:color w:themeColor="text1" w:val="000000"/>
     </w:rPr>
     <w:tblPr>
@@ -10129,6 +10576,7 @@
     </w:tcPr>
     <w:tblStylePr w:type="firstRow">
       <w:rPr>
+        <w:rFonts w:eastAsia="黑体"/>
         <w:b/>
         <w:bCs/>
         <w:color w:themeColor="text1" w:val="000000"/>
@@ -10140,6 +10588,7 @@
     </w:tblStylePr>
     <w:tblStylePr w:type="lastRow">
       <w:rPr>
+        <w:rFonts w:eastAsia="黑体"/>
         <w:b/>
         <w:bCs/>
         <w:color w:themeColor="text1" w:val="000000"/>
@@ -10159,6 +10608,7 @@
     </w:tblStylePr>
     <w:tblStylePr w:type="firstCol">
       <w:rPr>
+        <w:rFonts w:eastAsia="黑体"/>
         <w:b/>
         <w:bCs/>
         <w:color w:themeColor="text1" w:val="000000"/>
@@ -10178,6 +10628,7 @@
     </w:tblStylePr>
     <w:tblStylePr w:type="lastCol">
       <w:rPr>
+        <w:rFonts w:eastAsia="黑体"/>
         <w:b w:val="0"/>
         <w:bCs w:val="0"/>
         <w:color w:themeColor="text1" w:val="000000"/>
@@ -10227,7 +10678,7 @@
       <w:spacing w:after="0" w:line="240" w:lineRule="auto"/>
     </w:pPr>
     <w:rPr>
-      <w:rFonts w:asciiTheme="majorHAnsi" w:cstheme="majorBidi" w:eastAsiaTheme="majorEastAsia" w:hAnsiTheme="majorHAnsi"/>
+      <w:rFonts w:asciiTheme="majorHAnsi" w:cstheme="majorBidi" w:hAnsiTheme="majorHAnsi" w:eastAsia="黑体"/>
       <w:color w:themeColor="text1" w:val="000000"/>
     </w:rPr>
     <w:tblPr>
@@ -10254,6 +10705,7 @@
     </w:tcPr>
     <w:tblStylePr w:type="firstRow">
       <w:rPr>
+        <w:rFonts w:eastAsia="黑体"/>
         <w:b/>
         <w:bCs/>
         <w:color w:themeColor="text1" w:val="000000"/>
@@ -10265,6 +10717,7 @@
     </w:tblStylePr>
     <w:tblStylePr w:type="lastRow">
       <w:rPr>
+        <w:rFonts w:eastAsia="黑体"/>
         <w:b/>
         <w:bCs/>
         <w:color w:themeColor="text1" w:val="000000"/>
@@ -10284,6 +10737,7 @@
     </w:tblStylePr>
     <w:tblStylePr w:type="firstCol">
       <w:rPr>
+        <w:rFonts w:eastAsia="黑体"/>
         <w:b/>
         <w:bCs/>
         <w:color w:themeColor="text1" w:val="000000"/>
@@ -10303,6 +10757,7 @@
     </w:tblStylePr>
     <w:tblStylePr w:type="lastCol">
       <w:rPr>
+        <w:rFonts w:eastAsia="黑体"/>
         <w:b w:val="0"/>
         <w:bCs w:val="0"/>
         <w:color w:themeColor="text1" w:val="000000"/>
@@ -10352,7 +10807,7 @@
       <w:spacing w:after="0" w:line="240" w:lineRule="auto"/>
     </w:pPr>
     <w:rPr>
-      <w:rFonts w:asciiTheme="majorHAnsi" w:cstheme="majorBidi" w:eastAsiaTheme="majorEastAsia" w:hAnsiTheme="majorHAnsi"/>
+      <w:rFonts w:asciiTheme="majorHAnsi" w:cstheme="majorBidi" w:hAnsiTheme="majorHAnsi" w:eastAsia="黑体"/>
       <w:color w:themeColor="text1" w:val="000000"/>
     </w:rPr>
     <w:tblPr>
@@ -10379,6 +10834,7 @@
     </w:tcPr>
     <w:tblStylePr w:type="firstRow">
       <w:rPr>
+        <w:rFonts w:eastAsia="黑体"/>
         <w:b/>
         <w:bCs/>
         <w:color w:themeColor="text1" w:val="000000"/>
@@ -10390,6 +10846,7 @@
     </w:tblStylePr>
     <w:tblStylePr w:type="lastRow">
       <w:rPr>
+        <w:rFonts w:eastAsia="黑体"/>
         <w:b/>
         <w:bCs/>
         <w:color w:themeColor="text1" w:val="000000"/>
@@ -10409,6 +10866,7 @@
     </w:tblStylePr>
     <w:tblStylePr w:type="firstCol">
       <w:rPr>
+        <w:rFonts w:eastAsia="黑体"/>
         <w:b/>
         <w:bCs/>
         <w:color w:themeColor="text1" w:val="000000"/>
@@ -10428,6 +10886,7 @@
     </w:tblStylePr>
     <w:tblStylePr w:type="lastCol">
       <w:rPr>
+        <w:rFonts w:eastAsia="黑体"/>
         <w:b w:val="0"/>
         <w:bCs w:val="0"/>
         <w:color w:themeColor="text1" w:val="000000"/>
@@ -10477,7 +10936,7 @@
       <w:spacing w:after="0" w:line="240" w:lineRule="auto"/>
     </w:pPr>
     <w:rPr>
-      <w:rFonts w:asciiTheme="majorHAnsi" w:cstheme="majorBidi" w:eastAsiaTheme="majorEastAsia" w:hAnsiTheme="majorHAnsi"/>
+      <w:rFonts w:asciiTheme="majorHAnsi" w:cstheme="majorBidi" w:hAnsiTheme="majorHAnsi" w:eastAsia="黑体"/>
       <w:color w:themeColor="text1" w:val="000000"/>
     </w:rPr>
     <w:tblPr>
@@ -10504,6 +10963,7 @@
     </w:tcPr>
     <w:tblStylePr w:type="firstRow">
       <w:rPr>
+        <w:rFonts w:eastAsia="黑体"/>
         <w:b/>
         <w:bCs/>
         <w:color w:themeColor="text1" w:val="000000"/>
@@ -10515,6 +10975,7 @@
     </w:tblStylePr>
     <w:tblStylePr w:type="lastRow">
       <w:rPr>
+        <w:rFonts w:eastAsia="黑体"/>
         <w:b/>
         <w:bCs/>
         <w:color w:themeColor="text1" w:val="000000"/>
@@ -10534,6 +10995,7 @@
     </w:tblStylePr>
     <w:tblStylePr w:type="firstCol">
       <w:rPr>
+        <w:rFonts w:eastAsia="黑体"/>
         <w:b/>
         <w:bCs/>
         <w:color w:themeColor="text1" w:val="000000"/>
@@ -10553,6 +11015,7 @@
     </w:tblStylePr>
     <w:tblStylePr w:type="lastCol">
       <w:rPr>
+        <w:rFonts w:eastAsia="黑体"/>
         <w:b w:val="0"/>
         <w:bCs w:val="0"/>
         <w:color w:themeColor="text1" w:val="000000"/>
@@ -10602,7 +11065,7 @@
       <w:spacing w:after="0" w:line="240" w:lineRule="auto"/>
     </w:pPr>
     <w:rPr>
-      <w:rFonts w:asciiTheme="majorHAnsi" w:cstheme="majorBidi" w:eastAsiaTheme="majorEastAsia" w:hAnsiTheme="majorHAnsi"/>
+      <w:rFonts w:asciiTheme="majorHAnsi" w:cstheme="majorBidi" w:hAnsiTheme="majorHAnsi" w:eastAsia="黑体"/>
       <w:color w:themeColor="text1" w:val="000000"/>
     </w:rPr>
     <w:tblPr>
@@ -10629,6 +11092,7 @@
     </w:tcPr>
     <w:tblStylePr w:type="firstRow">
       <w:rPr>
+        <w:rFonts w:eastAsia="黑体"/>
         <w:b/>
         <w:bCs/>
         <w:color w:themeColor="text1" w:val="000000"/>
@@ -10640,6 +11104,7 @@
     </w:tblStylePr>
     <w:tblStylePr w:type="lastRow">
       <w:rPr>
+        <w:rFonts w:eastAsia="黑体"/>
         <w:b/>
         <w:bCs/>
         <w:color w:themeColor="text1" w:val="000000"/>
@@ -10659,6 +11124,7 @@
     </w:tblStylePr>
     <w:tblStylePr w:type="firstCol">
       <w:rPr>
+        <w:rFonts w:eastAsia="黑体"/>
         <w:b/>
         <w:bCs/>
         <w:color w:themeColor="text1" w:val="000000"/>
@@ -10678,6 +11144,7 @@
     </w:tblStylePr>
     <w:tblStylePr w:type="lastCol">
       <w:rPr>
+        <w:rFonts w:eastAsia="黑体"/>
         <w:b w:val="0"/>
         <w:bCs w:val="0"/>
         <w:color w:themeColor="text1" w:val="000000"/>
@@ -10727,7 +11194,7 @@
       <w:spacing w:after="0" w:line="240" w:lineRule="auto"/>
     </w:pPr>
     <w:rPr>
-      <w:rFonts w:asciiTheme="majorHAnsi" w:cstheme="majorBidi" w:eastAsiaTheme="majorEastAsia" w:hAnsiTheme="majorHAnsi"/>
+      <w:rFonts w:asciiTheme="majorHAnsi" w:cstheme="majorBidi" w:hAnsiTheme="majorHAnsi" w:eastAsia="黑体"/>
       <w:color w:themeColor="text1" w:val="000000"/>
     </w:rPr>
     <w:tblPr>
@@ -10754,6 +11221,7 @@
     </w:tcPr>
     <w:tblStylePr w:type="firstRow">
       <w:rPr>
+        <w:rFonts w:eastAsia="黑体"/>
         <w:b/>
         <w:bCs/>
         <w:color w:themeColor="text1" w:val="000000"/>
@@ -10765,6 +11233,7 @@
     </w:tblStylePr>
     <w:tblStylePr w:type="lastRow">
       <w:rPr>
+        <w:rFonts w:eastAsia="黑体"/>
         <w:b/>
         <w:bCs/>
         <w:color w:themeColor="text1" w:val="000000"/>
@@ -10784,6 +11253,7 @@
     </w:tblStylePr>
     <w:tblStylePr w:type="firstCol">
       <w:rPr>
+        <w:rFonts w:eastAsia="黑体"/>
         <w:b/>
         <w:bCs/>
         <w:color w:themeColor="text1" w:val="000000"/>
@@ -10803,6 +11273,7 @@
     </w:tblStylePr>
     <w:tblStylePr w:type="lastCol">
       <w:rPr>
+        <w:rFonts w:eastAsia="黑体"/>
         <w:b w:val="0"/>
         <w:bCs w:val="0"/>
         <w:color w:themeColor="text1" w:val="000000"/>
@@ -10852,7 +11323,7 @@
       <w:spacing w:after="0" w:line="240" w:lineRule="auto"/>
     </w:pPr>
     <w:rPr>
-      <w:rFonts w:asciiTheme="majorHAnsi" w:cstheme="majorBidi" w:eastAsiaTheme="majorEastAsia" w:hAnsiTheme="majorHAnsi"/>
+      <w:rFonts w:asciiTheme="majorHAnsi" w:cstheme="majorBidi" w:hAnsiTheme="majorHAnsi" w:eastAsia="黑体"/>
       <w:color w:themeColor="text1" w:val="000000"/>
     </w:rPr>
     <w:tblPr>
@@ -10879,6 +11350,7 @@
     </w:tcPr>
     <w:tblStylePr w:type="firstRow">
       <w:rPr>
+        <w:rFonts w:eastAsia="黑体"/>
         <w:b/>
         <w:bCs/>
         <w:color w:themeColor="text1" w:val="000000"/>
@@ -10890,6 +11362,7 @@
     </w:tblStylePr>
     <w:tblStylePr w:type="lastRow">
       <w:rPr>
+        <w:rFonts w:eastAsia="黑体"/>
         <w:b/>
         <w:bCs/>
         <w:color w:themeColor="text1" w:val="000000"/>
@@ -10909,6 +11382,7 @@
     </w:tblStylePr>
     <w:tblStylePr w:type="firstCol">
       <w:rPr>
+        <w:rFonts w:eastAsia="黑体"/>
         <w:b/>
         <w:bCs/>
         <w:color w:themeColor="text1" w:val="000000"/>
@@ -10928,6 +11402,7 @@
     </w:tblStylePr>
     <w:tblStylePr w:type="lastCol">
       <w:rPr>
+        <w:rFonts w:eastAsia="黑体"/>
         <w:b w:val="0"/>
         <w:bCs w:val="0"/>
         <w:color w:themeColor="text1" w:val="000000"/>
@@ -11000,6 +11475,7 @@
     </w:tcPr>
     <w:tblStylePr w:type="firstRow">
       <w:rPr>
+        <w:rFonts w:eastAsia="黑体"/>
         <w:b/>
         <w:bCs/>
         <w:i w:val="0"/>
@@ -11021,6 +11497,7 @@
     </w:tblStylePr>
     <w:tblStylePr w:type="lastRow">
       <w:rPr>
+        <w:rFonts w:eastAsia="黑体"/>
         <w:b/>
         <w:bCs/>
         <w:i w:val="0"/>
@@ -11042,6 +11519,7 @@
     </w:tblStylePr>
     <w:tblStylePr w:type="firstCol">
       <w:rPr>
+        <w:rFonts w:eastAsia="黑体"/>
         <w:b/>
         <w:bCs/>
         <w:i w:val="0"/>
@@ -11061,6 +11539,7 @@
     </w:tblStylePr>
     <w:tblStylePr w:type="lastCol">
       <w:rPr>
+        <w:rFonts w:eastAsia="黑体"/>
         <w:b/>
         <w:bCs/>
         <w:i w:val="0"/>
@@ -11141,6 +11620,7 @@
     </w:tcPr>
     <w:tblStylePr w:type="firstRow">
       <w:rPr>
+        <w:rFonts w:eastAsia="黑体"/>
         <w:b/>
         <w:bCs/>
         <w:i w:val="0"/>
@@ -11162,6 +11642,7 @@
     </w:tblStylePr>
     <w:tblStylePr w:type="lastRow">
       <w:rPr>
+        <w:rFonts w:eastAsia="黑体"/>
         <w:b/>
         <w:bCs/>
         <w:i w:val="0"/>
@@ -11183,6 +11664,7 @@
     </w:tblStylePr>
     <w:tblStylePr w:type="firstCol">
       <w:rPr>
+        <w:rFonts w:eastAsia="黑体"/>
         <w:b/>
         <w:bCs/>
         <w:i w:val="0"/>
@@ -11202,6 +11684,7 @@
     </w:tblStylePr>
     <w:tblStylePr w:type="lastCol">
       <w:rPr>
+        <w:rFonts w:eastAsia="黑体"/>
         <w:b/>
         <w:bCs/>
         <w:i w:val="0"/>
@@ -11282,6 +11765,7 @@
     </w:tcPr>
     <w:tblStylePr w:type="firstRow">
       <w:rPr>
+        <w:rFonts w:eastAsia="黑体"/>
         <w:b/>
         <w:bCs/>
         <w:i w:val="0"/>
@@ -11303,6 +11787,7 @@
     </w:tblStylePr>
     <w:tblStylePr w:type="lastRow">
       <w:rPr>
+        <w:rFonts w:eastAsia="黑体"/>
         <w:b/>
         <w:bCs/>
         <w:i w:val="0"/>
@@ -11324,6 +11809,7 @@
     </w:tblStylePr>
     <w:tblStylePr w:type="firstCol">
       <w:rPr>
+        <w:rFonts w:eastAsia="黑体"/>
         <w:b/>
         <w:bCs/>
         <w:i w:val="0"/>
@@ -11343,6 +11829,7 @@
     </w:tblStylePr>
     <w:tblStylePr w:type="lastCol">
       <w:rPr>
+        <w:rFonts w:eastAsia="黑体"/>
         <w:b/>
         <w:bCs/>
         <w:i w:val="0"/>
@@ -11423,6 +11910,7 @@
     </w:tcPr>
     <w:tblStylePr w:type="firstRow">
       <w:rPr>
+        <w:rFonts w:eastAsia="黑体"/>
         <w:b/>
         <w:bCs/>
         <w:i w:val="0"/>
@@ -11444,6 +11932,7 @@
     </w:tblStylePr>
     <w:tblStylePr w:type="lastRow">
       <w:rPr>
+        <w:rFonts w:eastAsia="黑体"/>
         <w:b/>
         <w:bCs/>
         <w:i w:val="0"/>
@@ -11465,6 +11954,7 @@
     </w:tblStylePr>
     <w:tblStylePr w:type="firstCol">
       <w:rPr>
+        <w:rFonts w:eastAsia="黑体"/>
         <w:b/>
         <w:bCs/>
         <w:i w:val="0"/>
@@ -11484,6 +11974,7 @@
     </w:tblStylePr>
     <w:tblStylePr w:type="lastCol">
       <w:rPr>
+        <w:rFonts w:eastAsia="黑体"/>
         <w:b/>
         <w:bCs/>
         <w:i w:val="0"/>
@@ -11564,6 +12055,7 @@
     </w:tcPr>
     <w:tblStylePr w:type="firstRow">
       <w:rPr>
+        <w:rFonts w:eastAsia="黑体"/>
         <w:b/>
         <w:bCs/>
         <w:i w:val="0"/>
@@ -11585,6 +12077,7 @@
     </w:tblStylePr>
     <w:tblStylePr w:type="lastRow">
       <w:rPr>
+        <w:rFonts w:eastAsia="黑体"/>
         <w:b/>
         <w:bCs/>
         <w:i w:val="0"/>
@@ -11606,6 +12099,7 @@
     </w:tblStylePr>
     <w:tblStylePr w:type="firstCol">
       <w:rPr>
+        <w:rFonts w:eastAsia="黑体"/>
         <w:b/>
         <w:bCs/>
         <w:i w:val="0"/>
@@ -11625,6 +12119,7 @@
     </w:tblStylePr>
     <w:tblStylePr w:type="lastCol">
       <w:rPr>
+        <w:rFonts w:eastAsia="黑体"/>
         <w:b/>
         <w:bCs/>
         <w:i w:val="0"/>
@@ -11705,6 +12200,7 @@
     </w:tcPr>
     <w:tblStylePr w:type="firstRow">
       <w:rPr>
+        <w:rFonts w:eastAsia="黑体"/>
         <w:b/>
         <w:bCs/>
         <w:i w:val="0"/>
@@ -11726,6 +12222,7 @@
     </w:tblStylePr>
     <w:tblStylePr w:type="lastRow">
       <w:rPr>
+        <w:rFonts w:eastAsia="黑体"/>
         <w:b/>
         <w:bCs/>
         <w:i w:val="0"/>
@@ -11747,6 +12244,7 @@
     </w:tblStylePr>
     <w:tblStylePr w:type="firstCol">
       <w:rPr>
+        <w:rFonts w:eastAsia="黑体"/>
         <w:b/>
         <w:bCs/>
         <w:i w:val="0"/>
@@ -11766,6 +12264,7 @@
     </w:tblStylePr>
     <w:tblStylePr w:type="lastCol">
       <w:rPr>
+        <w:rFonts w:eastAsia="黑体"/>
         <w:b/>
         <w:bCs/>
         <w:i w:val="0"/>
@@ -11846,6 +12345,7 @@
     </w:tcPr>
     <w:tblStylePr w:type="firstRow">
       <w:rPr>
+        <w:rFonts w:eastAsia="黑体"/>
         <w:b/>
         <w:bCs/>
         <w:i w:val="0"/>
@@ -11867,6 +12367,7 @@
     </w:tblStylePr>
     <w:tblStylePr w:type="lastRow">
       <w:rPr>
+        <w:rFonts w:eastAsia="黑体"/>
         <w:b/>
         <w:bCs/>
         <w:i w:val="0"/>
@@ -11888,6 +12389,7 @@
     </w:tblStylePr>
     <w:tblStylePr w:type="firstCol">
       <w:rPr>
+        <w:rFonts w:eastAsia="黑体"/>
         <w:b/>
         <w:bCs/>
         <w:i w:val="0"/>
@@ -11907,6 +12409,7 @@
     </w:tblStylePr>
     <w:tblStylePr w:type="lastCol">
       <w:rPr>
+        <w:rFonts w:eastAsia="黑体"/>
         <w:b/>
         <w:bCs/>
         <w:i w:val="0"/>
@@ -11964,6 +12467,7 @@
       <w:spacing w:after="0" w:line="240" w:lineRule="auto"/>
     </w:pPr>
     <w:rPr>
+      <w:rFonts w:eastAsia="黑体"/>
       <w:color w:themeColor="background1" w:val="FFFFFF"/>
     </w:rPr>
     <w:tblPr>
@@ -11982,6 +12486,7 @@
     </w:tcPr>
     <w:tblStylePr w:type="firstRow">
       <w:rPr>
+        <w:rFonts w:eastAsia="黑体"/>
         <w:b/>
         <w:bCs/>
       </w:rPr>
@@ -12078,6 +12583,7 @@
       <w:spacing w:after="0" w:line="240" w:lineRule="auto"/>
     </w:pPr>
     <w:rPr>
+      <w:rFonts w:eastAsia="黑体"/>
       <w:color w:themeColor="background1" w:val="FFFFFF"/>
     </w:rPr>
     <w:tblPr>
@@ -12096,6 +12602,7 @@
     </w:tcPr>
     <w:tblStylePr w:type="firstRow">
       <w:rPr>
+        <w:rFonts w:eastAsia="黑体"/>
         <w:b/>
         <w:bCs/>
       </w:rPr>
@@ -12192,6 +12699,7 @@
       <w:spacing w:after="0" w:line="240" w:lineRule="auto"/>
     </w:pPr>
     <w:rPr>
+      <w:rFonts w:eastAsia="黑体"/>
       <w:color w:themeColor="background1" w:val="FFFFFF"/>
     </w:rPr>
     <w:tblPr>
@@ -12210,6 +12718,7 @@
     </w:tcPr>
     <w:tblStylePr w:type="firstRow">
       <w:rPr>
+        <w:rFonts w:eastAsia="黑体"/>
         <w:b/>
         <w:bCs/>
       </w:rPr>
@@ -12306,6 +12815,7 @@
       <w:spacing w:after="0" w:line="240" w:lineRule="auto"/>
     </w:pPr>
     <w:rPr>
+      <w:rFonts w:eastAsia="黑体"/>
       <w:color w:themeColor="background1" w:val="FFFFFF"/>
     </w:rPr>
     <w:tblPr>
@@ -12324,6 +12834,7 @@
     </w:tcPr>
     <w:tblStylePr w:type="firstRow">
       <w:rPr>
+        <w:rFonts w:eastAsia="黑体"/>
         <w:b/>
         <w:bCs/>
       </w:rPr>
@@ -12420,6 +12931,7 @@
       <w:spacing w:after="0" w:line="240" w:lineRule="auto"/>
     </w:pPr>
     <w:rPr>
+      <w:rFonts w:eastAsia="黑体"/>
       <w:color w:themeColor="background1" w:val="FFFFFF"/>
     </w:rPr>
     <w:tblPr>
@@ -12438,6 +12950,7 @@
     </w:tcPr>
     <w:tblStylePr w:type="firstRow">
       <w:rPr>
+        <w:rFonts w:eastAsia="黑体"/>
         <w:b/>
         <w:bCs/>
       </w:rPr>
@@ -12534,6 +13047,7 @@
       <w:spacing w:after="0" w:line="240" w:lineRule="auto"/>
     </w:pPr>
     <w:rPr>
+      <w:rFonts w:eastAsia="黑体"/>
       <w:color w:themeColor="background1" w:val="FFFFFF"/>
     </w:rPr>
     <w:tblPr>
@@ -12552,6 +13066,7 @@
     </w:tcPr>
     <w:tblStylePr w:type="firstRow">
       <w:rPr>
+        <w:rFonts w:eastAsia="黑体"/>
         <w:b/>
         <w:bCs/>
       </w:rPr>
@@ -12648,6 +13163,7 @@
       <w:spacing w:after="0" w:line="240" w:lineRule="auto"/>
     </w:pPr>
     <w:rPr>
+      <w:rFonts w:eastAsia="黑体"/>
       <w:color w:themeColor="background1" w:val="FFFFFF"/>
     </w:rPr>
     <w:tblPr>
@@ -12666,6 +13182,7 @@
     </w:tcPr>
     <w:tblStylePr w:type="firstRow">
       <w:rPr>
+        <w:rFonts w:eastAsia="黑体"/>
         <w:b/>
         <w:bCs/>
       </w:rPr>
@@ -12762,6 +13279,7 @@
       <w:spacing w:after="0" w:line="240" w:lineRule="auto"/>
     </w:pPr>
     <w:rPr>
+      <w:rFonts w:eastAsia="黑体"/>
       <w:color w:themeColor="text1" w:val="000000"/>
     </w:rPr>
     <w:tblPr>
@@ -12788,6 +13306,7 @@
     </w:tcPr>
     <w:tblStylePr w:type="firstRow">
       <w:rPr>
+        <w:rFonts w:eastAsia="黑体"/>
         <w:b/>
         <w:bCs/>
       </w:rPr>
@@ -12806,6 +13325,7 @@
     </w:tblStylePr>
     <w:tblStylePr w:type="lastRow">
       <w:rPr>
+        <w:rFonts w:eastAsia="黑体"/>
         <w:b/>
         <w:bCs/>
         <w:color w:themeColor="background1" w:val="FFFFFF"/>
@@ -12820,6 +13340,7 @@
     </w:tblStylePr>
     <w:tblStylePr w:type="firstCol">
       <w:rPr>
+        <w:rFonts w:eastAsia="黑体"/>
         <w:color w:themeColor="background1" w:val="FFFFFF"/>
       </w:rPr>
       <w:tblPr/>
@@ -12837,6 +13358,7 @@
     </w:tblStylePr>
     <w:tblStylePr w:type="lastCol">
       <w:rPr>
+        <w:rFonts w:eastAsia="黑体"/>
         <w:color w:themeColor="background1" w:val="FFFFFF"/>
       </w:rPr>
       <w:tblPr/>
@@ -12866,11 +13388,13 @@
     </w:tblStylePr>
     <w:tblStylePr w:type="neCell">
       <w:rPr>
+        <w:rFonts w:eastAsia="黑体"/>
         <w:color w:themeColor="text1" w:val="000000"/>
       </w:rPr>
     </w:tblStylePr>
     <w:tblStylePr w:type="nwCell">
       <w:rPr>
+        <w:rFonts w:eastAsia="黑体"/>
         <w:color w:themeColor="text1" w:val="000000"/>
       </w:rPr>
     </w:tblStylePr>
@@ -12884,6 +13408,7 @@
       <w:spacing w:after="0" w:line="240" w:lineRule="auto"/>
     </w:pPr>
     <w:rPr>
+      <w:rFonts w:eastAsia="黑体"/>
       <w:color w:themeColor="text1" w:val="000000"/>
     </w:rPr>
     <w:tblPr>
@@ -12910,6 +13435,7 @@
     </w:tcPr>
     <w:tblStylePr w:type="firstRow">
       <w:rPr>
+        <w:rFonts w:eastAsia="黑体"/>
         <w:b/>
         <w:bCs/>
       </w:rPr>
@@ -12928,6 +13454,7 @@
     </w:tblStylePr>
     <w:tblStylePr w:type="lastRow">
       <w:rPr>
+        <w:rFonts w:eastAsia="黑体"/>
         <w:b/>
         <w:bCs/>
         <w:color w:themeColor="background1" w:val="FFFFFF"/>
@@ -12942,6 +13469,7 @@
     </w:tblStylePr>
     <w:tblStylePr w:type="firstCol">
       <w:rPr>
+        <w:rFonts w:eastAsia="黑体"/>
         <w:color w:themeColor="background1" w:val="FFFFFF"/>
       </w:rPr>
       <w:tblPr/>
@@ -12959,6 +13487,7 @@
     </w:tblStylePr>
     <w:tblStylePr w:type="lastCol">
       <w:rPr>
+        <w:rFonts w:eastAsia="黑体"/>
         <w:color w:themeColor="background1" w:val="FFFFFF"/>
       </w:rPr>
       <w:tblPr/>
@@ -12988,11 +13517,13 @@
     </w:tblStylePr>
     <w:tblStylePr w:type="neCell">
       <w:rPr>
+        <w:rFonts w:eastAsia="黑体"/>
         <w:color w:themeColor="text1" w:val="000000"/>
       </w:rPr>
     </w:tblStylePr>
     <w:tblStylePr w:type="nwCell">
       <w:rPr>
+        <w:rFonts w:eastAsia="黑体"/>
         <w:color w:themeColor="text1" w:val="000000"/>
       </w:rPr>
     </w:tblStylePr>
@@ -13006,6 +13537,7 @@
       <w:spacing w:after="0" w:line="240" w:lineRule="auto"/>
     </w:pPr>
     <w:rPr>
+      <w:rFonts w:eastAsia="黑体"/>
       <w:color w:themeColor="text1" w:val="000000"/>
     </w:rPr>
     <w:tblPr>
@@ -13032,6 +13564,7 @@
     </w:tcPr>
     <w:tblStylePr w:type="firstRow">
       <w:rPr>
+        <w:rFonts w:eastAsia="黑体"/>
         <w:b/>
         <w:bCs/>
       </w:rPr>
@@ -13050,6 +13583,7 @@
     </w:tblStylePr>
     <w:tblStylePr w:type="lastRow">
       <w:rPr>
+        <w:rFonts w:eastAsia="黑体"/>
         <w:b/>
         <w:bCs/>
         <w:color w:themeColor="background1" w:val="FFFFFF"/>
@@ -13064,6 +13598,7 @@
     </w:tblStylePr>
     <w:tblStylePr w:type="firstCol">
       <w:rPr>
+        <w:rFonts w:eastAsia="黑体"/>
         <w:color w:themeColor="background1" w:val="FFFFFF"/>
       </w:rPr>
       <w:tblPr/>
@@ -13081,6 +13616,7 @@
     </w:tblStylePr>
     <w:tblStylePr w:type="lastCol">
       <w:rPr>
+        <w:rFonts w:eastAsia="黑体"/>
         <w:color w:themeColor="background1" w:val="FFFFFF"/>
       </w:rPr>
       <w:tblPr/>
@@ -13110,11 +13646,13 @@
     </w:tblStylePr>
     <w:tblStylePr w:type="neCell">
       <w:rPr>
+        <w:rFonts w:eastAsia="黑体"/>
         <w:color w:themeColor="text1" w:val="000000"/>
       </w:rPr>
     </w:tblStylePr>
     <w:tblStylePr w:type="nwCell">
       <w:rPr>
+        <w:rFonts w:eastAsia="黑体"/>
         <w:color w:themeColor="text1" w:val="000000"/>
       </w:rPr>
     </w:tblStylePr>
@@ -13128,6 +13666,7 @@
       <w:spacing w:after="0" w:line="240" w:lineRule="auto"/>
     </w:pPr>
     <w:rPr>
+      <w:rFonts w:eastAsia="黑体"/>
       <w:color w:themeColor="text1" w:val="000000"/>
     </w:rPr>
     <w:tblPr>
@@ -13154,6 +13693,7 @@
     </w:tcPr>
     <w:tblStylePr w:type="firstRow">
       <w:rPr>
+        <w:rFonts w:eastAsia="黑体"/>
         <w:b/>
         <w:bCs/>
       </w:rPr>
@@ -13172,6 +13712,7 @@
     </w:tblStylePr>
     <w:tblStylePr w:type="lastRow">
       <w:rPr>
+        <w:rFonts w:eastAsia="黑体"/>
         <w:b/>
         <w:bCs/>
         <w:color w:themeColor="background1" w:val="FFFFFF"/>
@@ -13186,6 +13727,7 @@
     </w:tblStylePr>
     <w:tblStylePr w:type="firstCol">
       <w:rPr>
+        <w:rFonts w:eastAsia="黑体"/>
         <w:color w:themeColor="background1" w:val="FFFFFF"/>
       </w:rPr>
       <w:tblPr/>
@@ -13203,6 +13745,7 @@
     </w:tblStylePr>
     <w:tblStylePr w:type="lastCol">
       <w:rPr>
+        <w:rFonts w:eastAsia="黑体"/>
         <w:color w:themeColor="background1" w:val="FFFFFF"/>
       </w:rPr>
       <w:tblPr/>
@@ -13240,6 +13783,7 @@
       <w:spacing w:after="0" w:line="240" w:lineRule="auto"/>
     </w:pPr>
     <w:rPr>
+      <w:rFonts w:eastAsia="黑体"/>
       <w:color w:themeColor="text1" w:val="000000"/>
     </w:rPr>
     <w:tblPr>
@@ -13266,6 +13810,7 @@
     </w:tcPr>
     <w:tblStylePr w:type="firstRow">
       <w:rPr>
+        <w:rFonts w:eastAsia="黑体"/>
         <w:b/>
         <w:bCs/>
       </w:rPr>
@@ -13284,6 +13829,7 @@
     </w:tblStylePr>
     <w:tblStylePr w:type="lastRow">
       <w:rPr>
+        <w:rFonts w:eastAsia="黑体"/>
         <w:b/>
         <w:bCs/>
         <w:color w:themeColor="background1" w:val="FFFFFF"/>
@@ -13298,6 +13844,7 @@
     </w:tblStylePr>
     <w:tblStylePr w:type="firstCol">
       <w:rPr>
+        <w:rFonts w:eastAsia="黑体"/>
         <w:color w:themeColor="background1" w:val="FFFFFF"/>
       </w:rPr>
       <w:tblPr/>
@@ -13315,6 +13862,7 @@
     </w:tblStylePr>
     <w:tblStylePr w:type="lastCol">
       <w:rPr>
+        <w:rFonts w:eastAsia="黑体"/>
         <w:color w:themeColor="background1" w:val="FFFFFF"/>
       </w:rPr>
       <w:tblPr/>
@@ -13344,11 +13892,13 @@
     </w:tblStylePr>
     <w:tblStylePr w:type="neCell">
       <w:rPr>
+        <w:rFonts w:eastAsia="黑体"/>
         <w:color w:themeColor="text1" w:val="000000"/>
       </w:rPr>
     </w:tblStylePr>
     <w:tblStylePr w:type="nwCell">
       <w:rPr>
+        <w:rFonts w:eastAsia="黑体"/>
         <w:color w:themeColor="text1" w:val="000000"/>
       </w:rPr>
     </w:tblStylePr>
@@ -13362,6 +13912,7 @@
       <w:spacing w:after="0" w:line="240" w:lineRule="auto"/>
     </w:pPr>
     <w:rPr>
+      <w:rFonts w:eastAsia="黑体"/>
       <w:color w:themeColor="text1" w:val="000000"/>
     </w:rPr>
     <w:tblPr>
@@ -13388,6 +13939,7 @@
     </w:tcPr>
     <w:tblStylePr w:type="firstRow">
       <w:rPr>
+        <w:rFonts w:eastAsia="黑体"/>
         <w:b/>
         <w:bCs/>
       </w:rPr>
@@ -13406,6 +13958,7 @@
     </w:tblStylePr>
     <w:tblStylePr w:type="lastRow">
       <w:rPr>
+        <w:rFonts w:eastAsia="黑体"/>
         <w:b/>
         <w:bCs/>
         <w:color w:themeColor="background1" w:val="FFFFFF"/>
@@ -13420,6 +13973,7 @@
     </w:tblStylePr>
     <w:tblStylePr w:type="firstCol">
       <w:rPr>
+        <w:rFonts w:eastAsia="黑体"/>
         <w:color w:themeColor="background1" w:val="FFFFFF"/>
       </w:rPr>
       <w:tblPr/>
@@ -13437,6 +13991,7 @@
     </w:tblStylePr>
     <w:tblStylePr w:type="lastCol">
       <w:rPr>
+        <w:rFonts w:eastAsia="黑体"/>
         <w:color w:themeColor="background1" w:val="FFFFFF"/>
       </w:rPr>
       <w:tblPr/>
@@ -13466,11 +14021,13 @@
     </w:tblStylePr>
     <w:tblStylePr w:type="neCell">
       <w:rPr>
+        <w:rFonts w:eastAsia="黑体"/>
         <w:color w:themeColor="text1" w:val="000000"/>
       </w:rPr>
     </w:tblStylePr>
     <w:tblStylePr w:type="nwCell">
       <w:rPr>
+        <w:rFonts w:eastAsia="黑体"/>
         <w:color w:themeColor="text1" w:val="000000"/>
       </w:rPr>
     </w:tblStylePr>
@@ -13484,6 +14041,7 @@
       <w:spacing w:after="0" w:line="240" w:lineRule="auto"/>
     </w:pPr>
     <w:rPr>
+      <w:rFonts w:eastAsia="黑体"/>
       <w:color w:themeColor="text1" w:val="000000"/>
     </w:rPr>
     <w:tblPr>
@@ -13510,6 +14068,7 @@
     </w:tcPr>
     <w:tblStylePr w:type="firstRow">
       <w:rPr>
+        <w:rFonts w:eastAsia="黑体"/>
         <w:b/>
         <w:bCs/>
       </w:rPr>
@@ -13528,6 +14087,7 @@
     </w:tblStylePr>
     <w:tblStylePr w:type="lastRow">
       <w:rPr>
+        <w:rFonts w:eastAsia="黑体"/>
         <w:b/>
         <w:bCs/>
         <w:color w:themeColor="background1" w:val="FFFFFF"/>
@@ -13542,6 +14102,7 @@
     </w:tblStylePr>
     <w:tblStylePr w:type="firstCol">
       <w:rPr>
+        <w:rFonts w:eastAsia="黑体"/>
         <w:color w:themeColor="background1" w:val="FFFFFF"/>
       </w:rPr>
       <w:tblPr/>
@@ -13559,6 +14120,7 @@
     </w:tblStylePr>
     <w:tblStylePr w:type="lastCol">
       <w:rPr>
+        <w:rFonts w:eastAsia="黑体"/>
         <w:color w:themeColor="background1" w:val="FFFFFF"/>
       </w:rPr>
       <w:tblPr/>
@@ -13588,11 +14150,13 @@
     </w:tblStylePr>
     <w:tblStylePr w:type="neCell">
       <w:rPr>
+        <w:rFonts w:eastAsia="黑体"/>
         <w:color w:themeColor="text1" w:val="000000"/>
       </w:rPr>
     </w:tblStylePr>
     <w:tblStylePr w:type="nwCell">
       <w:rPr>
+        <w:rFonts w:eastAsia="黑体"/>
         <w:color w:themeColor="text1" w:val="000000"/>
       </w:rPr>
     </w:tblStylePr>
@@ -13606,6 +14170,7 @@
       <w:spacing w:after="0" w:line="240" w:lineRule="auto"/>
     </w:pPr>
     <w:rPr>
+      <w:rFonts w:eastAsia="黑体"/>
       <w:color w:themeColor="text1" w:val="000000"/>
     </w:rPr>
     <w:tblPr>
@@ -13624,6 +14189,7 @@
     </w:tcPr>
     <w:tblStylePr w:type="firstRow">
       <w:rPr>
+        <w:rFonts w:eastAsia="黑体"/>
         <w:b/>
         <w:bCs/>
         <w:color w:themeColor="background1" w:val="FFFFFF"/>
@@ -13638,6 +14204,7 @@
     </w:tblStylePr>
     <w:tblStylePr w:type="lastRow">
       <w:rPr>
+        <w:rFonts w:eastAsia="黑体"/>
         <w:b/>
         <w:bCs/>
         <w:color w:themeColor="accent2" w:themeShade="CC" w:val="9E3A38"/>
@@ -13652,12 +14219,14 @@
     </w:tblStylePr>
     <w:tblStylePr w:type="firstCol">
       <w:rPr>
+        <w:rFonts w:eastAsia="黑体"/>
         <w:b/>
         <w:bCs/>
       </w:rPr>
     </w:tblStylePr>
     <w:tblStylePr w:type="lastCol">
       <w:rPr>
+        <w:rFonts w:eastAsia="黑体"/>
         <w:b/>
         <w:bCs/>
       </w:rPr>
@@ -13692,6 +14261,7 @@
       <w:spacing w:after="0" w:line="240" w:lineRule="auto"/>
     </w:pPr>
     <w:rPr>
+      <w:rFonts w:eastAsia="黑体"/>
       <w:color w:themeColor="text1" w:val="000000"/>
     </w:rPr>
     <w:tblPr>
@@ -13710,6 +14280,7 @@
     </w:tcPr>
     <w:tblStylePr w:type="firstRow">
       <w:rPr>
+        <w:rFonts w:eastAsia="黑体"/>
         <w:b/>
         <w:bCs/>
         <w:color w:themeColor="background1" w:val="FFFFFF"/>
@@ -13724,6 +14295,7 @@
     </w:tblStylePr>
     <w:tblStylePr w:type="lastRow">
       <w:rPr>
+        <w:rFonts w:eastAsia="黑体"/>
         <w:b/>
         <w:bCs/>
         <w:color w:themeColor="accent2" w:themeShade="CC" w:val="9E3A38"/>
@@ -13738,12 +14310,14 @@
     </w:tblStylePr>
     <w:tblStylePr w:type="firstCol">
       <w:rPr>
+        <w:rFonts w:eastAsia="黑体"/>
         <w:b/>
         <w:bCs/>
       </w:rPr>
     </w:tblStylePr>
     <w:tblStylePr w:type="lastCol">
       <w:rPr>
+        <w:rFonts w:eastAsia="黑体"/>
         <w:b/>
         <w:bCs/>
       </w:rPr>
@@ -13778,6 +14352,7 @@
       <w:spacing w:after="0" w:line="240" w:lineRule="auto"/>
     </w:pPr>
     <w:rPr>
+      <w:rFonts w:eastAsia="黑体"/>
       <w:color w:themeColor="text1" w:val="000000"/>
     </w:rPr>
     <w:tblPr>
@@ -13796,6 +14371,7 @@
     </w:tcPr>
     <w:tblStylePr w:type="firstRow">
       <w:rPr>
+        <w:rFonts w:eastAsia="黑体"/>
         <w:b/>
         <w:bCs/>
         <w:color w:themeColor="background1" w:val="FFFFFF"/>
@@ -13810,6 +14386,7 @@
     </w:tblStylePr>
     <w:tblStylePr w:type="lastRow">
       <w:rPr>
+        <w:rFonts w:eastAsia="黑体"/>
         <w:b/>
         <w:bCs/>
         <w:color w:themeColor="accent2" w:themeShade="CC" w:val="9E3A38"/>
@@ -13824,12 +14401,14 @@
     </w:tblStylePr>
     <w:tblStylePr w:type="firstCol">
       <w:rPr>
+        <w:rFonts w:eastAsia="黑体"/>
         <w:b/>
         <w:bCs/>
       </w:rPr>
     </w:tblStylePr>
     <w:tblStylePr w:type="lastCol">
       <w:rPr>
+        <w:rFonts w:eastAsia="黑体"/>
         <w:b/>
         <w:bCs/>
       </w:rPr>
@@ -13864,6 +14443,7 @@
       <w:spacing w:after="0" w:line="240" w:lineRule="auto"/>
     </w:pPr>
     <w:rPr>
+      <w:rFonts w:eastAsia="黑体"/>
       <w:color w:themeColor="text1" w:val="000000"/>
     </w:rPr>
     <w:tblPr>
@@ -13882,6 +14462,7 @@
     </w:tcPr>
     <w:tblStylePr w:type="firstRow">
       <w:rPr>
+        <w:rFonts w:eastAsia="黑体"/>
         <w:b/>
         <w:bCs/>
         <w:color w:themeColor="background1" w:val="FFFFFF"/>
@@ -13896,6 +14477,7 @@
     </w:tblStylePr>
     <w:tblStylePr w:type="lastRow">
       <w:rPr>
+        <w:rFonts w:eastAsia="黑体"/>
         <w:b/>
         <w:bCs/>
         <w:color w:themeColor="accent4" w:themeShade="CC" w:val="664E82"/>
@@ -13910,12 +14492,14 @@
     </w:tblStylePr>
     <w:tblStylePr w:type="firstCol">
       <w:rPr>
+        <w:rFonts w:eastAsia="黑体"/>
         <w:b/>
         <w:bCs/>
       </w:rPr>
     </w:tblStylePr>
     <w:tblStylePr w:type="lastCol">
       <w:rPr>
+        <w:rFonts w:eastAsia="黑体"/>
         <w:b/>
         <w:bCs/>
       </w:rPr>
@@ -13950,6 +14534,7 @@
       <w:spacing w:after="0" w:line="240" w:lineRule="auto"/>
     </w:pPr>
     <w:rPr>
+      <w:rFonts w:eastAsia="黑体"/>
       <w:color w:themeColor="text1" w:val="000000"/>
     </w:rPr>
     <w:tblPr>
@@ -13968,6 +14553,7 @@
     </w:tcPr>
     <w:tblStylePr w:type="firstRow">
       <w:rPr>
+        <w:rFonts w:eastAsia="黑体"/>
         <w:b/>
         <w:bCs/>
         <w:color w:themeColor="background1" w:val="FFFFFF"/>
@@ -13982,6 +14568,7 @@
     </w:tblStylePr>
     <w:tblStylePr w:type="lastRow">
       <w:rPr>
+        <w:rFonts w:eastAsia="黑体"/>
         <w:b/>
         <w:bCs/>
         <w:color w:themeColor="accent3" w:themeShade="CC" w:val="7E9C40"/>
@@ -13996,12 +14583,14 @@
     </w:tblStylePr>
     <w:tblStylePr w:type="firstCol">
       <w:rPr>
+        <w:rFonts w:eastAsia="黑体"/>
         <w:b/>
         <w:bCs/>
       </w:rPr>
     </w:tblStylePr>
     <w:tblStylePr w:type="lastCol">
       <w:rPr>
+        <w:rFonts w:eastAsia="黑体"/>
         <w:b/>
         <w:bCs/>
       </w:rPr>
@@ -14036,6 +14625,7 @@
       <w:spacing w:after="0" w:line="240" w:lineRule="auto"/>
     </w:pPr>
     <w:rPr>
+      <w:rFonts w:eastAsia="黑体"/>
       <w:color w:themeColor="text1" w:val="000000"/>
     </w:rPr>
     <w:tblPr>
@@ -14054,6 +14644,7 @@
     </w:tcPr>
     <w:tblStylePr w:type="firstRow">
       <w:rPr>
+        <w:rFonts w:eastAsia="黑体"/>
         <w:b/>
         <w:bCs/>
         <w:color w:themeColor="background1" w:val="FFFFFF"/>
@@ -14068,6 +14659,7 @@
     </w:tblStylePr>
     <w:tblStylePr w:type="lastRow">
       <w:rPr>
+        <w:rFonts w:eastAsia="黑体"/>
         <w:b/>
         <w:bCs/>
         <w:color w:themeColor="accent6" w:themeShade="CC" w:val="F2730A"/>
@@ -14082,12 +14674,14 @@
     </w:tblStylePr>
     <w:tblStylePr w:type="firstCol">
       <w:rPr>
+        <w:rFonts w:eastAsia="黑体"/>
         <w:b/>
         <w:bCs/>
       </w:rPr>
     </w:tblStylePr>
     <w:tblStylePr w:type="lastCol">
       <w:rPr>
+        <w:rFonts w:eastAsia="黑体"/>
         <w:b/>
         <w:bCs/>
       </w:rPr>
@@ -14122,6 +14716,7 @@
       <w:spacing w:after="0" w:line="240" w:lineRule="auto"/>
     </w:pPr>
     <w:rPr>
+      <w:rFonts w:eastAsia="黑体"/>
       <w:color w:themeColor="text1" w:val="000000"/>
     </w:rPr>
     <w:tblPr>
@@ -14140,6 +14735,7 @@
     </w:tcPr>
     <w:tblStylePr w:type="firstRow">
       <w:rPr>
+        <w:rFonts w:eastAsia="黑体"/>
         <w:b/>
         <w:bCs/>
         <w:color w:themeColor="background1" w:val="FFFFFF"/>
@@ -14154,6 +14750,7 @@
     </w:tblStylePr>
     <w:tblStylePr w:type="lastRow">
       <w:rPr>
+        <w:rFonts w:eastAsia="黑体"/>
         <w:b/>
         <w:bCs/>
         <w:color w:themeColor="accent5" w:themeShade="CC" w:val="348DA5"/>
@@ -14168,12 +14765,14 @@
     </w:tblStylePr>
     <w:tblStylePr w:type="firstCol">
       <w:rPr>
+        <w:rFonts w:eastAsia="黑体"/>
         <w:b/>
         <w:bCs/>
       </w:rPr>
     </w:tblStylePr>
     <w:tblStylePr w:type="lastCol">
       <w:rPr>
+        <w:rFonts w:eastAsia="黑体"/>
         <w:b/>
         <w:bCs/>
       </w:rPr>
@@ -14208,6 +14807,7 @@
       <w:spacing w:after="0" w:line="240" w:lineRule="auto"/>
     </w:pPr>
     <w:rPr>
+      <w:rFonts w:eastAsia="黑体"/>
       <w:color w:themeColor="text1" w:val="000000"/>
     </w:rPr>
     <w:tblPr>
@@ -14229,6 +14829,7 @@
     </w:tcPr>
     <w:tblStylePr w:type="firstRow">
       <w:rPr>
+        <w:rFonts w:eastAsia="黑体"/>
         <w:b/>
         <w:bCs/>
       </w:rPr>
@@ -14239,6 +14840,7 @@
     </w:tblStylePr>
     <w:tblStylePr w:type="lastRow">
       <w:rPr>
+        <w:rFonts w:eastAsia="黑体"/>
         <w:b/>
         <w:bCs/>
         <w:color w:themeColor="text1" w:val="000000"/>
@@ -14250,6 +14852,7 @@
     </w:tblStylePr>
     <w:tblStylePr w:type="firstCol">
       <w:rPr>
+        <w:rFonts w:eastAsia="黑体"/>
         <w:color w:themeColor="background1" w:val="FFFFFF"/>
       </w:rPr>
       <w:tblPr/>
@@ -14259,6 +14862,7 @@
     </w:tblStylePr>
     <w:tblStylePr w:type="lastCol">
       <w:rPr>
+        <w:rFonts w:eastAsia="黑体"/>
         <w:color w:themeColor="background1" w:val="FFFFFF"/>
       </w:rPr>
       <w:tblPr/>
@@ -14288,6 +14892,7 @@
       <w:spacing w:after="0" w:line="240" w:lineRule="auto"/>
     </w:pPr>
     <w:rPr>
+      <w:rFonts w:eastAsia="黑体"/>
       <w:color w:themeColor="text1" w:val="000000"/>
     </w:rPr>
     <w:tblPr>
@@ -14309,6 +14914,7 @@
     </w:tcPr>
     <w:tblStylePr w:type="firstRow">
       <w:rPr>
+        <w:rFonts w:eastAsia="黑体"/>
         <w:b/>
         <w:bCs/>
       </w:rPr>
@@ -14319,6 +14925,7 @@
     </w:tblStylePr>
     <w:tblStylePr w:type="lastRow">
       <w:rPr>
+        <w:rFonts w:eastAsia="黑体"/>
         <w:b/>
         <w:bCs/>
         <w:color w:themeColor="text1" w:val="000000"/>
@@ -14330,6 +14937,7 @@
     </w:tblStylePr>
     <w:tblStylePr w:type="firstCol">
       <w:rPr>
+        <w:rFonts w:eastAsia="黑体"/>
         <w:color w:themeColor="background1" w:val="FFFFFF"/>
       </w:rPr>
       <w:tblPr/>
@@ -14339,6 +14947,7 @@
     </w:tblStylePr>
     <w:tblStylePr w:type="lastCol">
       <w:rPr>
+        <w:rFonts w:eastAsia="黑体"/>
         <w:color w:themeColor="background1" w:val="FFFFFF"/>
       </w:rPr>
       <w:tblPr/>
@@ -14368,6 +14977,7 @@
       <w:spacing w:after="0" w:line="240" w:lineRule="auto"/>
     </w:pPr>
     <w:rPr>
+      <w:rFonts w:eastAsia="黑体"/>
       <w:color w:themeColor="text1" w:val="000000"/>
     </w:rPr>
     <w:tblPr>
@@ -14389,6 +14999,7 @@
     </w:tcPr>
     <w:tblStylePr w:type="firstRow">
       <w:rPr>
+        <w:rFonts w:eastAsia="黑体"/>
         <w:b/>
         <w:bCs/>
       </w:rPr>
@@ -14399,6 +15010,7 @@
     </w:tblStylePr>
     <w:tblStylePr w:type="lastRow">
       <w:rPr>
+        <w:rFonts w:eastAsia="黑体"/>
         <w:b/>
         <w:bCs/>
         <w:color w:themeColor="text1" w:val="000000"/>
@@ -14410,6 +15022,7 @@
     </w:tblStylePr>
     <w:tblStylePr w:type="firstCol">
       <w:rPr>
+        <w:rFonts w:eastAsia="黑体"/>
         <w:color w:themeColor="background1" w:val="FFFFFF"/>
       </w:rPr>
       <w:tblPr/>
@@ -14419,6 +15032,7 @@
     </w:tblStylePr>
     <w:tblStylePr w:type="lastCol">
       <w:rPr>
+        <w:rFonts w:eastAsia="黑体"/>
         <w:color w:themeColor="background1" w:val="FFFFFF"/>
       </w:rPr>
       <w:tblPr/>
@@ -14448,6 +15062,7 @@
       <w:spacing w:after="0" w:line="240" w:lineRule="auto"/>
     </w:pPr>
     <w:rPr>
+      <w:rFonts w:eastAsia="黑体"/>
       <w:color w:themeColor="text1" w:val="000000"/>
     </w:rPr>
     <w:tblPr>
@@ -14469,6 +15084,7 @@
     </w:tcPr>
     <w:tblStylePr w:type="firstRow">
       <w:rPr>
+        <w:rFonts w:eastAsia="黑体"/>
         <w:b/>
         <w:bCs/>
       </w:rPr>
@@ -14479,6 +15095,7 @@
     </w:tblStylePr>
     <w:tblStylePr w:type="lastRow">
       <w:rPr>
+        <w:rFonts w:eastAsia="黑体"/>
         <w:b/>
         <w:bCs/>
         <w:color w:themeColor="text1" w:val="000000"/>
@@ -14490,6 +15107,7 @@
     </w:tblStylePr>
     <w:tblStylePr w:type="firstCol">
       <w:rPr>
+        <w:rFonts w:eastAsia="黑体"/>
         <w:color w:themeColor="background1" w:val="FFFFFF"/>
       </w:rPr>
       <w:tblPr/>
@@ -14499,6 +15117,7 @@
     </w:tblStylePr>
     <w:tblStylePr w:type="lastCol">
       <w:rPr>
+        <w:rFonts w:eastAsia="黑体"/>
         <w:color w:themeColor="background1" w:val="FFFFFF"/>
       </w:rPr>
       <w:tblPr/>
@@ -14528,6 +15147,7 @@
       <w:spacing w:after="0" w:line="240" w:lineRule="auto"/>
     </w:pPr>
     <w:rPr>
+      <w:rFonts w:eastAsia="黑体"/>
       <w:color w:themeColor="text1" w:val="000000"/>
     </w:rPr>
     <w:tblPr>
@@ -14549,6 +15169,7 @@
     </w:tcPr>
     <w:tblStylePr w:type="firstRow">
       <w:rPr>
+        <w:rFonts w:eastAsia="黑体"/>
         <w:b/>
         <w:bCs/>
       </w:rPr>
@@ -14559,6 +15180,7 @@
     </w:tblStylePr>
     <w:tblStylePr w:type="lastRow">
       <w:rPr>
+        <w:rFonts w:eastAsia="黑体"/>
         <w:b/>
         <w:bCs/>
         <w:color w:themeColor="text1" w:val="000000"/>
@@ -14570,6 +15192,7 @@
     </w:tblStylePr>
     <w:tblStylePr w:type="firstCol">
       <w:rPr>
+        <w:rFonts w:eastAsia="黑体"/>
         <w:color w:themeColor="background1" w:val="FFFFFF"/>
       </w:rPr>
       <w:tblPr/>
@@ -14579,6 +15202,7 @@
     </w:tblStylePr>
     <w:tblStylePr w:type="lastCol">
       <w:rPr>
+        <w:rFonts w:eastAsia="黑体"/>
         <w:color w:themeColor="background1" w:val="FFFFFF"/>
       </w:rPr>
       <w:tblPr/>
@@ -14608,6 +15232,7 @@
       <w:spacing w:after="0" w:line="240" w:lineRule="auto"/>
     </w:pPr>
     <w:rPr>
+      <w:rFonts w:eastAsia="黑体"/>
       <w:color w:themeColor="text1" w:val="000000"/>
     </w:rPr>
     <w:tblPr>
@@ -14629,6 +15254,7 @@
     </w:tcPr>
     <w:tblStylePr w:type="firstRow">
       <w:rPr>
+        <w:rFonts w:eastAsia="黑体"/>
         <w:b/>
         <w:bCs/>
       </w:rPr>
@@ -14639,6 +15265,7 @@
     </w:tblStylePr>
     <w:tblStylePr w:type="lastRow">
       <w:rPr>
+        <w:rFonts w:eastAsia="黑体"/>
         <w:b/>
         <w:bCs/>
         <w:color w:themeColor="text1" w:val="000000"/>
@@ -14650,6 +15277,7 @@
     </w:tblStylePr>
     <w:tblStylePr w:type="firstCol">
       <w:rPr>
+        <w:rFonts w:eastAsia="黑体"/>
         <w:color w:themeColor="background1" w:val="FFFFFF"/>
       </w:rPr>
       <w:tblPr/>
@@ -14659,6 +15287,7 @@
     </w:tblStylePr>
     <w:tblStylePr w:type="lastCol">
       <w:rPr>
+        <w:rFonts w:eastAsia="黑体"/>
         <w:color w:themeColor="background1" w:val="FFFFFF"/>
       </w:rPr>
       <w:tblPr/>
@@ -14688,6 +15317,7 @@
       <w:spacing w:after="0" w:line="240" w:lineRule="auto"/>
     </w:pPr>
     <w:rPr>
+      <w:rFonts w:eastAsia="黑体"/>
       <w:color w:themeColor="text1" w:val="000000"/>
     </w:rPr>
     <w:tblPr>
@@ -14709,6 +15339,7 @@
     </w:tcPr>
     <w:tblStylePr w:type="firstRow">
       <w:rPr>
+        <w:rFonts w:eastAsia="黑体"/>
         <w:b/>
         <w:bCs/>
       </w:rPr>
@@ -14719,6 +15350,7 @@
     </w:tblStylePr>
     <w:tblStylePr w:type="lastRow">
       <w:rPr>
+        <w:rFonts w:eastAsia="黑体"/>
         <w:b/>
         <w:bCs/>
         <w:color w:themeColor="text1" w:val="000000"/>
@@ -14730,6 +15362,7 @@
     </w:tblStylePr>
     <w:tblStylePr w:type="firstCol">
       <w:rPr>
+        <w:rFonts w:eastAsia="黑体"/>
         <w:color w:themeColor="background1" w:val="FFFFFF"/>
       </w:rPr>
       <w:tblPr/>
@@ -14739,6 +15372,7 @@
     </w:tblStylePr>
     <w:tblStylePr w:type="lastCol">
       <w:rPr>
+        <w:rFonts w:eastAsia="黑体"/>
         <w:color w:themeColor="background1" w:val="FFFFFF"/>
       </w:rPr>
       <w:tblPr/>
@@ -14771,6 +15405,7 @@
     <w:name w:val="KeywordTok"/>
     <w:basedOn w:val="VerbatimChar"/>
     <w:rPr>
+      <w:rFonts w:eastAsia="黑体"/>
       <w:b/>
       <w:color w:val="007020"/>
     </w:rPr>
@@ -14779,6 +15414,7 @@
     <w:name w:val="DataTypeTok"/>
     <w:basedOn w:val="VerbatimChar"/>
     <w:rPr>
+      <w:rFonts w:eastAsia="黑体"/>
       <w:color w:val="902000"/>
     </w:rPr>
   </w:style>
@@ -14786,6 +15422,7 @@
     <w:name w:val="DecValTok"/>
     <w:basedOn w:val="VerbatimChar"/>
     <w:rPr>
+      <w:rFonts w:eastAsia="黑体"/>
       <w:color w:val="40a070"/>
     </w:rPr>
   </w:style>
@@ -14793,6 +15430,7 @@
     <w:name w:val="BaseNTok"/>
     <w:basedOn w:val="VerbatimChar"/>
     <w:rPr>
+      <w:rFonts w:eastAsia="黑体"/>
       <w:color w:val="40a070"/>
     </w:rPr>
   </w:style>
@@ -14800,6 +15438,7 @@
     <w:name w:val="FloatTok"/>
     <w:basedOn w:val="VerbatimChar"/>
     <w:rPr>
+      <w:rFonts w:eastAsia="黑体"/>
       <w:color w:val="40a070"/>
     </w:rPr>
   </w:style>
@@ -14807,6 +15446,7 @@
     <w:name w:val="ConstantTok"/>
     <w:basedOn w:val="VerbatimChar"/>
     <w:rPr>
+      <w:rFonts w:eastAsia="黑体"/>
       <w:color w:val="880000"/>
     </w:rPr>
   </w:style>
@@ -14814,6 +15454,7 @@
     <w:name w:val="CharTok"/>
     <w:basedOn w:val="VerbatimChar"/>
     <w:rPr>
+      <w:rFonts w:eastAsia="黑体"/>
       <w:color w:val="4070a0"/>
     </w:rPr>
   </w:style>
@@ -14821,6 +15462,7 @@
     <w:name w:val="SpecialCharTok"/>
     <w:basedOn w:val="VerbatimChar"/>
     <w:rPr>
+      <w:rFonts w:eastAsia="黑体"/>
       <w:color w:val="4070a0"/>
     </w:rPr>
   </w:style>
@@ -14828,6 +15470,7 @@
     <w:name w:val="StringTok"/>
     <w:basedOn w:val="VerbatimChar"/>
     <w:rPr>
+      <w:rFonts w:eastAsia="黑体"/>
       <w:color w:val="4070a0"/>
     </w:rPr>
   </w:style>
@@ -14835,6 +15478,7 @@
     <w:name w:val="VerbatimStringTok"/>
     <w:basedOn w:val="VerbatimChar"/>
     <w:rPr>
+      <w:rFonts w:eastAsia="黑体"/>
       <w:color w:val="4070a0"/>
     </w:rPr>
   </w:style>
@@ -14842,6 +15486,7 @@
     <w:name w:val="SpecialStringTok"/>
     <w:basedOn w:val="VerbatimChar"/>
     <w:rPr>
+      <w:rFonts w:eastAsia="黑体"/>
       <w:color w:val="bb6688"/>
     </w:rPr>
   </w:style>
@@ -14849,6 +15494,7 @@
     <w:name w:val="ImportTok"/>
     <w:basedOn w:val="VerbatimChar"/>
     <w:rPr>
+      <w:rFonts w:eastAsia="黑体"/>
       <w:b/>
       <w:color w:val="008000"/>
     </w:rPr>
@@ -14857,6 +15503,7 @@
     <w:name w:val="CommentTok"/>
     <w:basedOn w:val="VerbatimChar"/>
     <w:rPr>
+      <w:rFonts w:eastAsia="黑体"/>
       <w:i/>
       <w:color w:val="60a0b0"/>
     </w:rPr>
@@ -14865,6 +15512,7 @@
     <w:name w:val="DocumentationTok"/>
     <w:basedOn w:val="VerbatimChar"/>
     <w:rPr>
+      <w:rFonts w:eastAsia="黑体"/>
       <w:i/>
       <w:color w:val="ba2121"/>
     </w:rPr>
@@ -14873,6 +15521,7 @@
     <w:name w:val="AnnotationTok"/>
     <w:basedOn w:val="VerbatimChar"/>
     <w:rPr>
+      <w:rFonts w:eastAsia="黑体"/>
       <w:b/>
       <w:i/>
       <w:color w:val="60a0b0"/>
@@ -14882,6 +15531,7 @@
     <w:name w:val="CommentVarTok"/>
     <w:basedOn w:val="VerbatimChar"/>
     <w:rPr>
+      <w:rFonts w:eastAsia="黑体"/>
       <w:b/>
       <w:i/>
       <w:color w:val="60a0b0"/>
@@ -14891,6 +15541,7 @@
     <w:name w:val="OtherTok"/>
     <w:basedOn w:val="VerbatimChar"/>
     <w:rPr>
+      <w:rFonts w:eastAsia="黑体"/>
       <w:color w:val="007020"/>
     </w:rPr>
   </w:style>
@@ -14898,6 +15549,7 @@
     <w:name w:val="FunctionTok"/>
     <w:basedOn w:val="VerbatimChar"/>
     <w:rPr>
+      <w:rFonts w:eastAsia="黑体"/>
       <w:color w:val="06287e"/>
     </w:rPr>
   </w:style>
@@ -14905,6 +15557,7 @@
     <w:name w:val="VariableTok"/>
     <w:basedOn w:val="VerbatimChar"/>
     <w:rPr>
+      <w:rFonts w:eastAsia="黑体"/>
       <w:color w:val="19177c"/>
     </w:rPr>
   </w:style>
@@ -14912,6 +15565,7 @@
     <w:name w:val="ControlFlowTok"/>
     <w:basedOn w:val="VerbatimChar"/>
     <w:rPr>
+      <w:rFonts w:eastAsia="黑体"/>
       <w:b/>
       <w:color w:val="007020"/>
     </w:rPr>
@@ -14920,6 +15574,7 @@
     <w:name w:val="OperatorTok"/>
     <w:basedOn w:val="VerbatimChar"/>
     <w:rPr>
+      <w:rFonts w:eastAsia="黑体"/>
       <w:color w:val="666666"/>
     </w:rPr>
   </w:style>
@@ -14927,18 +15582,22 @@
     <w:name w:val="BuiltInTok"/>
     <w:basedOn w:val="VerbatimChar"/>
     <w:rPr>
+      <w:rFonts w:eastAsia="黑体"/>
       <w:color w:val="008000"/>
     </w:rPr>
   </w:style>
   <w:style w:type="character" w:customStyle="1" w:styleId="ExtensionTok">
     <w:name w:val="ExtensionTok"/>
     <w:basedOn w:val="VerbatimChar"/>
-    <w:rPr/>
+    <w:rPr>
+      <w:rFonts w:eastAsia="黑体"/>
+    </w:rPr>
   </w:style>
   <w:style w:type="character" w:customStyle="1" w:styleId="PreprocessorTok">
     <w:name w:val="PreprocessorTok"/>
     <w:basedOn w:val="VerbatimChar"/>
     <w:rPr>
+      <w:rFonts w:eastAsia="黑体"/>
       <w:color w:val="bc7a00"/>
     </w:rPr>
   </w:style>
@@ -14946,18 +15605,22 @@
     <w:name w:val="AttributeTok"/>
     <w:basedOn w:val="VerbatimChar"/>
     <w:rPr>
+      <w:rFonts w:eastAsia="黑体"/>
       <w:color w:val="7d9029"/>
     </w:rPr>
   </w:style>
   <w:style w:type="character" w:customStyle="1" w:styleId="RegionMarkerTok">
     <w:name w:val="RegionMarkerTok"/>
     <w:basedOn w:val="VerbatimChar"/>
-    <w:rPr/>
+    <w:rPr>
+      <w:rFonts w:eastAsia="黑体"/>
+    </w:rPr>
   </w:style>
   <w:style w:type="character" w:customStyle="1" w:styleId="InformationTok">
     <w:name w:val="InformationTok"/>
     <w:basedOn w:val="VerbatimChar"/>
     <w:rPr>
+      <w:rFonts w:eastAsia="黑体"/>
       <w:b/>
       <w:i/>
       <w:color w:val="60a0b0"/>
@@ -14967,6 +15630,7 @@
     <w:name w:val="WarningTok"/>
     <w:basedOn w:val="VerbatimChar"/>
     <w:rPr>
+      <w:rFonts w:eastAsia="黑体"/>
       <w:b/>
       <w:i/>
       <w:color w:val="60a0b0"/>
@@ -14976,6 +15640,7 @@
     <w:name w:val="AlertTok"/>
     <w:basedOn w:val="VerbatimChar"/>
     <w:rPr>
+      <w:rFonts w:eastAsia="黑体"/>
       <w:b/>
       <w:color w:val="ff0000"/>
     </w:rPr>
@@ -14984,6 +15649,7 @@
     <w:name w:val="ErrorTok"/>
     <w:basedOn w:val="VerbatimChar"/>
     <w:rPr>
+      <w:rFonts w:eastAsia="黑体"/>
       <w:b/>
       <w:color w:val="ff0000"/>
     </w:rPr>
@@ -14991,7 +15657,9 @@
   <w:style w:type="character" w:customStyle="1" w:styleId="NormalTok">
     <w:name w:val="NormalTok"/>
     <w:basedOn w:val="VerbatimChar"/>
-    <w:rPr/>
+    <w:rPr>
+      <w:rFonts w:eastAsia="黑体"/>
+    </w:rPr>
   </w:style>
 </w:styles>
 </file>
@@ -15040,12 +15708,12 @@
     <a:fontScheme name="Office">
       <a:majorFont>
         <a:latin typeface="Calibri"/>
-        <a:ea typeface=""/>
+        <a:ea typeface="黑体"/>
         <a:cs typeface=""/>
         <a:font script="Jpan" typeface="ＭＳ ゴシック"/>
         <a:font script="Hang" typeface="맑은 고딕"/>
-        <a:font script="Hans" typeface="宋体"/>
-        <a:font script="Hant" typeface="新細明體"/>
+        <a:font script="Hans" typeface="黑体"/>
+        <a:font script="Hant" typeface="黑体"/>
         <a:font script="Arab" typeface="Times New Roman"/>
         <a:font script="Hebr" typeface="Times New Roman"/>
         <a:font script="Thai" typeface="Angsana New"/>
@@ -15075,12 +15743,12 @@
       </a:majorFont>
       <a:minorFont>
         <a:latin typeface="Cambria"/>
-        <a:ea typeface=""/>
+        <a:ea typeface="黑体"/>
         <a:cs typeface=""/>
         <a:font script="Jpan" typeface="ＭＳ 明朝"/>
         <a:font script="Hang" typeface="맑은 고딕"/>
-        <a:font script="Hans" typeface="宋体"/>
-        <a:font script="Hant" typeface="新細明體"/>
+        <a:font script="Hans" typeface="黑体"/>
+        <a:font script="Hant" typeface="黑体"/>
         <a:font script="Arab" typeface="Arial"/>
         <a:font script="Hebr" typeface="Arial"/>
         <a:font script="Thai" typeface="Cordia New"/>

--- a/08-传感器电路/12-其他传感器电路/接近开关电路/接近开关电路.docx
+++ b/08-传感器电路/12-其他传感器电路/接近开关电路/接近开关电路.docx
@@ -2637,7 +2637,7 @@
           <w:color w:val="555555"/>
           <w:sz w:val="21"/>
         </w:rPr>
-        <w:t>材料收集者：杜文杰，WX手机：19519196569，QQ:3478827729</w:t>
+        <w:t>材料收集者：杜文杰，微信/手机：19519196569，QQ:3478827729</w:t>
       </w:r>
     </w:p>
     <w:sectPr>
